--- a/Sales/Sales Data/Project 1/Dashboard_Guideline (dành cho mentor).docx
+++ b/Sales/Sales Data/Project 1/Dashboard_Guideline (dành cho mentor).docx
@@ -302,6 +302,59 @@
                 <w:sz w:val="18"/>
               </w:rPr>
               <w:t>Bản dashboard tham chiếu mở bằng trình duyệt, dùng để so hình và so số</w:t>
+            </w:r>
+          </w:p>
+        </w:tc>
+        <w:tc>
+          <w:tcPr>
+            <w:tcW w:type="dxa" w:w="1871"/>
+          </w:tcPr>
+          <w:p>
+            <w:pPr>
+              <w:pStyle w:val="Compact"/>
+              <w:spacing w:before="20" w:after="20"/>
+            </w:pPr>
+            <w:r>
+              <w:rPr>
+                <w:sz w:val="18"/>
+              </w:rPr>
+              <w:t>Học viên (sau buổi 1) / mentor</w:t>
+            </w:r>
+          </w:p>
+        </w:tc>
+      </w:tr>
+      <w:tr>
+        <w:tc>
+          <w:tcPr>
+            <w:tcW w:type="dxa" w:w="2948"/>
+          </w:tcPr>
+          <w:p>
+            <w:pPr>
+              <w:pStyle w:val="Compact"/>
+              <w:spacing w:before="20" w:after="20"/>
+            </w:pPr>
+            <w:r>
+              <w:rPr>
+                <w:sz w:val="18"/>
+              </w:rPr>
+              <w:t>Nexa_Sales_P1_Dashboard.xlsx</w:t>
+            </w:r>
+          </w:p>
+        </w:tc>
+        <w:tc>
+          <w:tcPr>
+            <w:tcW w:type="dxa" w:w="5102"/>
+          </w:tcPr>
+          <w:p>
+            <w:pPr>
+              <w:pStyle w:val="Compact"/>
+              <w:spacing w:before="20" w:after="20"/>
+            </w:pPr>
+            <w:r>
+              <w:rPr>
+                <w:sz w:val="18"/>
+              </w:rPr>
+              <w:t>Dashboard Excel một trang (chọn tháng/kênh, KPI bằng SUMIFS, sheet Doi_soat có cờ) cho ai không dùng Power BI</w:t>
             </w:r>
           </w:p>
         </w:tc>
@@ -2928,7 +2981,7 @@
               <w:rPr>
                 <w:sz w:val="18"/>
               </w:rPr>
-              <w:t>fx_rate (bổ sung)</w:t>
+              <w:t>fx_rate</w:t>
             </w:r>
           </w:p>
         </w:tc>
@@ -6337,7 +6390,450 @@
         <w:pStyle w:val="Heading3"/>
       </w:pPr>
       <w:r>
-        <w:t>5.1 Khung chung</w:t>
+        <w:t>5.1 Nguyên tắc trình bày: Storytelling with Data</w:t>
+      </w:r>
+    </w:p>
+    <w:p>
+      <w:pPr>
+        <w:pStyle w:val="FirstParagraph"/>
+      </w:pPr>
+      <w:r>
+        <w:t>Dashboard dùng để ra quyết định trước cuộc họp chốt số, nên áp dụng 6 bài học của Cole Nussbaumer Knaflic (Storytelling with Data). Bản HTML và Excel tham chiếu đều làm theo các quy tắc dưới đây; khi chấm phần trải nghiệm (6 điểm) và lập luận, đối chiếu với bảng này.</w:t>
+      </w:r>
+    </w:p>
+    <w:tbl>
+      <w:tblPr>
+        <w:tblW w:type="auto" w:w="0"/>
+        <w:tblLayout w:type="fixed"/>
+        <w:tblLook w:firstColumn="1" w:firstRow="1" w:lastColumn="0" w:lastRow="0" w:noHBand="0" w:noVBand="1" w:val="04A0"/>
+        <w:tblW w:type="pct" w:w="5000"/>
+        <w:tblBorders>
+          <w:top w:val="single" w:sz="4" w:space="0" w:color="BED0B4"/>
+          <w:left w:val="single" w:sz="4" w:space="0" w:color="BED0B4"/>
+          <w:bottom w:val="single" w:sz="4" w:space="0" w:color="BED0B4"/>
+          <w:right w:val="single" w:sz="4" w:space="0" w:color="BED0B4"/>
+          <w:insideH w:val="single" w:sz="4" w:space="0" w:color="BED0B4"/>
+          <w:insideV w:val="single" w:sz="4" w:space="0" w:color="BED0B4"/>
+        </w:tblBorders>
+      </w:tblPr>
+      <w:tblGrid>
+        <w:gridCol w:w="1814"/>
+        <w:gridCol w:w="4989"/>
+        <w:gridCol w:w="3118"/>
+      </w:tblGrid>
+      <w:tr>
+        <w:trPr>
+          <w:tblHeader w:val="true"/>
+        </w:trPr>
+        <w:tc>
+          <w:tcPr>
+            <w:tcW w:type="dxa" w:w="1814"/>
+            <w:shd w:val="clear" w:color="auto" w:fill="447A2A"/>
+          </w:tcPr>
+          <w:p>
+            <w:pPr>
+              <w:pStyle w:val="Compact"/>
+              <w:spacing w:before="20" w:after="20"/>
+            </w:pPr>
+            <w:r>
+              <w:rPr>
+                <w:b/>
+                <w:color w:val="FFFFFF"/>
+                <w:sz w:val="17"/>
+              </w:rPr>
+              <w:t>Bài học</w:t>
+            </w:r>
+          </w:p>
+        </w:tc>
+        <w:tc>
+          <w:tcPr>
+            <w:tcW w:type="dxa" w:w="4989"/>
+            <w:shd w:val="clear" w:color="auto" w:fill="447A2A"/>
+          </w:tcPr>
+          <w:p>
+            <w:pPr>
+              <w:pStyle w:val="Compact"/>
+              <w:spacing w:before="20" w:after="20"/>
+            </w:pPr>
+            <w:r>
+              <w:rPr>
+                <w:b/>
+                <w:color w:val="FFFFFF"/>
+                <w:sz w:val="17"/>
+              </w:rPr>
+              <w:t>Áp dụng trong dashboard</w:t>
+            </w:r>
+          </w:p>
+        </w:tc>
+        <w:tc>
+          <w:tcPr>
+            <w:tcW w:type="dxa" w:w="3118"/>
+            <w:shd w:val="clear" w:color="auto" w:fill="447A2A"/>
+          </w:tcPr>
+          <w:p>
+            <w:pPr>
+              <w:pStyle w:val="Compact"/>
+              <w:spacing w:before="20" w:after="20"/>
+            </w:pPr>
+            <w:r>
+              <w:rPr>
+                <w:b/>
+                <w:color w:val="FFFFFF"/>
+                <w:sz w:val="17"/>
+              </w:rPr>
+              <w:t>Lỗi hay gặp cần tránh</w:t>
+            </w:r>
+          </w:p>
+        </w:tc>
+      </w:tr>
+      <w:tr>
+        <w:tc>
+          <w:tcPr>
+            <w:tcW w:type="dxa" w:w="1814"/>
+          </w:tcPr>
+          <w:p>
+            <w:pPr>
+              <w:pStyle w:val="Compact"/>
+              <w:spacing w:before="20" w:after="20"/>
+            </w:pPr>
+            <w:r>
+              <w:rPr>
+                <w:sz w:val="18"/>
+              </w:rPr>
+              <w:t>1. Hiểu bối cảnh</w:t>
+            </w:r>
+          </w:p>
+        </w:tc>
+        <w:tc>
+          <w:tcPr>
+            <w:tcW w:type="dxa" w:w="4989"/>
+          </w:tcPr>
+          <w:p>
+            <w:pPr>
+              <w:pStyle w:val="Compact"/>
+              <w:spacing w:before="20" w:after="20"/>
+            </w:pPr>
+            <w:r>
+              <w:rPr>
+                <w:sz w:val="18"/>
+              </w:rPr>
+              <w:t>Mỗi trang mở bằng câu “Điểm chính” (Big Idea) tự sinh theo số: chuyện gì xảy ra, vì sao, cần làm gì.</w:t>
+            </w:r>
+          </w:p>
+        </w:tc>
+        <w:tc>
+          <w:tcPr>
+            <w:tcW w:type="dxa" w:w="3118"/>
+          </w:tcPr>
+          <w:p>
+            <w:pPr>
+              <w:pStyle w:val="Compact"/>
+              <w:spacing w:before="20" w:after="20"/>
+            </w:pPr>
+            <w:r>
+              <w:rPr>
+                <w:sz w:val="18"/>
+              </w:rPr>
+              <w:t>Trang chỉ có biểu đồ, người xem phải tự đoán kết luận</w:t>
+            </w:r>
+          </w:p>
+        </w:tc>
+      </w:tr>
+      <w:tr>
+        <w:tc>
+          <w:tcPr>
+            <w:tcW w:type="dxa" w:w="1814"/>
+          </w:tcPr>
+          <w:p>
+            <w:pPr>
+              <w:pStyle w:val="Compact"/>
+              <w:spacing w:before="20" w:after="20"/>
+            </w:pPr>
+            <w:r>
+              <w:rPr>
+                <w:sz w:val="18"/>
+              </w:rPr>
+              <w:t>2. Chọn hình phù hợp</w:t>
+            </w:r>
+          </w:p>
+        </w:tc>
+        <w:tc>
+          <w:tcPr>
+            <w:tcW w:type="dxa" w:w="4989"/>
+          </w:tcPr>
+          <w:p>
+            <w:pPr>
+              <w:pStyle w:val="Compact"/>
+              <w:spacing w:before="20" w:after="20"/>
+            </w:pPr>
+            <w:r>
+              <w:rPr>
+                <w:sz w:val="18"/>
+              </w:rPr>
+              <w:t>Đường cho xu hướng; cột ngang xếp hạng cho danh mục/quốc gia; waterfall cho cầu doanh thu và phân rã Δ; bảng cho chi tiết.</w:t>
+            </w:r>
+          </w:p>
+        </w:tc>
+        <w:tc>
+          <w:tcPr>
+            <w:tcW w:type="dxa" w:w="3118"/>
+          </w:tcPr>
+          <w:p>
+            <w:pPr>
+              <w:pStyle w:val="Compact"/>
+              <w:spacing w:before="20" w:after="20"/>
+            </w:pPr>
+            <w:r>
+              <w:rPr>
+                <w:sz w:val="18"/>
+              </w:rPr>
+              <w:t>Pie/donut/treemap để so sánh, biểu đồ hai trục y, 3D</w:t>
+            </w:r>
+          </w:p>
+        </w:tc>
+      </w:tr>
+      <w:tr>
+        <w:tc>
+          <w:tcPr>
+            <w:tcW w:type="dxa" w:w="1814"/>
+          </w:tcPr>
+          <w:p>
+            <w:pPr>
+              <w:pStyle w:val="Compact"/>
+              <w:spacing w:before="20" w:after="20"/>
+            </w:pPr>
+            <w:r>
+              <w:rPr>
+                <w:sz w:val="18"/>
+              </w:rPr>
+              <w:t>3. Gỡ rối</w:t>
+            </w:r>
+          </w:p>
+        </w:tc>
+        <w:tc>
+          <w:tcPr>
+            <w:tcW w:type="dxa" w:w="4989"/>
+          </w:tcPr>
+          <w:p>
+            <w:pPr>
+              <w:pStyle w:val="Compact"/>
+              <w:spacing w:before="20" w:after="20"/>
+            </w:pPr>
+            <w:r>
+              <w:rPr>
+                <w:sz w:val="18"/>
+              </w:rPr>
+              <w:t>Card phẳng không nền màu, lưới mờ, nhãn trực tiếp ở cuối thanh/điểm, bỏ chú giải khi chỉ có một chuỗi.</w:t>
+            </w:r>
+          </w:p>
+        </w:tc>
+        <w:tc>
+          <w:tcPr>
+            <w:tcW w:type="dxa" w:w="3118"/>
+          </w:tcPr>
+          <w:p>
+            <w:pPr>
+              <w:pStyle w:val="Compact"/>
+              <w:spacing w:before="20" w:after="20"/>
+            </w:pPr>
+            <w:r>
+              <w:rPr>
+                <w:sz w:val="18"/>
+              </w:rPr>
+              <w:t>Khung đậm, nền màu ở mọi tiêu đề, số trên mọi điểm</w:t>
+            </w:r>
+          </w:p>
+        </w:tc>
+      </w:tr>
+      <w:tr>
+        <w:tc>
+          <w:tcPr>
+            <w:tcW w:type="dxa" w:w="1814"/>
+          </w:tcPr>
+          <w:p>
+            <w:pPr>
+              <w:pStyle w:val="Compact"/>
+              <w:spacing w:before="20" w:after="20"/>
+            </w:pPr>
+            <w:r>
+              <w:rPr>
+                <w:sz w:val="18"/>
+              </w:rPr>
+              <w:t>4. Dẫn mắt</w:t>
+            </w:r>
+          </w:p>
+        </w:tc>
+        <w:tc>
+          <w:tcPr>
+            <w:tcW w:type="dxa" w:w="4989"/>
+          </w:tcPr>
+          <w:p>
+            <w:pPr>
+              <w:pStyle w:val="Compact"/>
+              <w:spacing w:before="20" w:after="20"/>
+            </w:pPr>
+            <w:r>
+              <w:rPr>
+                <w:sz w:val="18"/>
+              </w:rPr>
+              <w:t>Xám cho bối cảnh, một màu nhấn (xanh dương) cho tháng chọn / mục lớn nhất; đỏ chỉ cho ⚠ vượt ngưỡng; ▲▼ luôn kèm chữ.</w:t>
+            </w:r>
+          </w:p>
+        </w:tc>
+        <w:tc>
+          <w:tcPr>
+            <w:tcW w:type="dxa" w:w="3118"/>
+          </w:tcPr>
+          <w:p>
+            <w:pPr>
+              <w:pStyle w:val="Compact"/>
+              <w:spacing w:before="20" w:after="20"/>
+            </w:pPr>
+            <w:r>
+              <w:rPr>
+                <w:sz w:val="18"/>
+              </w:rPr>
+              <w:t>Mỗi chuỗi một màu, đỏ/xanh lá cho mọi thay đổi</w:t>
+            </w:r>
+          </w:p>
+        </w:tc>
+      </w:tr>
+      <w:tr>
+        <w:tc>
+          <w:tcPr>
+            <w:tcW w:type="dxa" w:w="1814"/>
+          </w:tcPr>
+          <w:p>
+            <w:pPr>
+              <w:pStyle w:val="Compact"/>
+              <w:spacing w:before="20" w:after="20"/>
+            </w:pPr>
+            <w:r>
+              <w:rPr>
+                <w:sz w:val="18"/>
+              </w:rPr>
+              <w:t>5. Nghĩ như nhà thiết kế</w:t>
+            </w:r>
+          </w:p>
+        </w:tc>
+        <w:tc>
+          <w:tcPr>
+            <w:tcW w:type="dxa" w:w="4989"/>
+          </w:tcPr>
+          <w:p>
+            <w:pPr>
+              <w:pStyle w:val="Compact"/>
+              <w:spacing w:before="20" w:after="20"/>
+            </w:pPr>
+            <w:r>
+              <w:rPr>
+                <w:sz w:val="18"/>
+              </w:rPr>
+              <w:t>Lưới thẳng hàng, định dạng số thống nhất (nghìn USD 1 chữ số lẻ), bảng màu an toàn cho người mù màu, tooltip.</w:t>
+            </w:r>
+          </w:p>
+        </w:tc>
+        <w:tc>
+          <w:tcPr>
+            <w:tcW w:type="dxa" w:w="3118"/>
+          </w:tcPr>
+          <w:p>
+            <w:pPr>
+              <w:pStyle w:val="Compact"/>
+              <w:spacing w:before="20" w:after="20"/>
+            </w:pPr>
+            <w:r>
+              <w:rPr>
+                <w:sz w:val="18"/>
+              </w:rPr>
+              <w:t>Số lẻ khác nhau giữa các visual, chữ bị cắt</w:t>
+            </w:r>
+          </w:p>
+        </w:tc>
+      </w:tr>
+      <w:tr>
+        <w:tc>
+          <w:tcPr>
+            <w:tcW w:type="dxa" w:w="1814"/>
+          </w:tcPr>
+          <w:p>
+            <w:pPr>
+              <w:pStyle w:val="Compact"/>
+              <w:spacing w:before="20" w:after="20"/>
+            </w:pPr>
+            <w:r>
+              <w:rPr>
+                <w:sz w:val="18"/>
+              </w:rPr>
+              <w:t>6. Kể chuyện</w:t>
+            </w:r>
+          </w:p>
+        </w:tc>
+        <w:tc>
+          <w:tcPr>
+            <w:tcW w:type="dxa" w:w="4989"/>
+          </w:tcPr>
+          <w:p>
+            <w:pPr>
+              <w:pStyle w:val="Compact"/>
+              <w:spacing w:before="20" w:after="20"/>
+            </w:pPr>
+            <w:r>
+              <w:rPr>
+                <w:sz w:val="18"/>
+              </w:rPr>
+              <w:t>Tiêu đề hành động (“Máy tính chiếm 43% Net Sales”), mạch trang: Tổng quan → Doanh thu đến từ đâu → Đối soát → Hoàn trả; chân trang ghi nguồn, as-of, quy ước Δ.</w:t>
+            </w:r>
+          </w:p>
+        </w:tc>
+        <w:tc>
+          <w:tcPr>
+            <w:tcW w:type="dxa" w:w="3118"/>
+          </w:tcPr>
+          <w:p>
+            <w:pPr>
+              <w:pStyle w:val="Compact"/>
+              <w:spacing w:before="20" w:after="20"/>
+            </w:pPr>
+            <w:r>
+              <w:rPr>
+                <w:sz w:val="18"/>
+              </w:rPr>
+              <w:t>Tiêu đề chỉ mô tả (“Cơ cấu theo danh mục”)</w:t>
+            </w:r>
+          </w:p>
+        </w:tc>
+      </w:tr>
+    </w:tbl>
+    <w:p>
+      <w:pPr>
+        <w:pStyle w:val="Compact"/>
+      </w:pPr>
+    </w:p>
+    <w:p>
+      <w:pPr>
+        <w:pStyle w:val="BodyText"/>
+      </w:pPr>
+      <w:r>
+        <w:t xml:space="preserve">Trong Power BI: tiêu đề hành động làm bằng measure trả về chuỗi (Format → Title → fx → chọn measure), ví dụ </w:t>
+      </w:r>
+      <w:r>
+        <w:rPr>
+          <w:rFonts w:ascii="Consolas" w:hAnsi="Consolas"/>
+          <w:sz w:val="19"/>
+        </w:rPr>
+        <w:t>Tiêu đề danh mục = MAXX(TOPN(1, VALUES(dim_product[category]), [Net Sales]), dim_product[category]) &amp; " chiếm " &amp; FORMAT(DIVIDE(MAXX(TOPN(1, VALUES(dim_product[category]), [Net Sales]), [Net Sales]), [Net Sales]), "0%") &amp; " Net Sales"</w:t>
+      </w:r>
+      <w:r>
+        <w:t>.</w:t>
+      </w:r>
+    </w:p>
+    <w:p>
+      <w:pPr>
+        <w:pStyle w:val="Heading3"/>
+      </w:pPr>
+      <w:r>
+        <w:t>5.2 Khung chung</w:t>
       </w:r>
     </w:p>
     <w:p>
@@ -6349,7 +6845,7 @@
         </w:numPr>
       </w:pPr>
       <w:r>
-        <w:t>Canvas 1280 × 720. Header cao 64 px, nền #447A2A, tiêu đề trắng “Kết quả bán hàng và đối soát doanh thu”.</w:t>
+        <w:t>Canvas 1280 × 720, nền xám rất nhạt #F6F6F4, card trắng không viền. Header trắng: tiêu đề + dòng phụ ghi ngày dữ liệu.</w:t>
       </w:r>
     </w:p>
     <w:p>
@@ -6361,7 +6857,7 @@
         </w:numPr>
       </w:pPr>
       <w:r>
-        <w:t>3 slicer đặt trong header, đồng bộ cho cả 4 trang (View → Sync slicers): Tháng báo cáo (dropdown, chọn một), Kênh bán (Cửa hàng / Website-app), Quốc gia.</w:t>
+        <w:t>3 slicer đặt trong header, đồng bộ cho cả 4 trang (View → Sync slicers): Tháng báo cáo (dropdown, chọn một), Kênh bán (Cửa hàng / Website-app), Quốc gia. Tab trang đặt ngay dưới header.</w:t>
       </w:r>
     </w:p>
     <w:p>
@@ -6373,7 +6869,7 @@
         </w:numPr>
       </w:pPr>
       <w:r>
-        <w:t>Card KPI: nhãn xám, giá trị xanh đậm, 2 dòng so sánh LM và SPLY có ▲▼; Δ Finance và cờ vượt ngưỡng dùng màu #993C1D.</w:t>
+        <w:t>Dải “Điểm chính” (text box hoặc card dùng measure chuỗi) ngay dưới tab, viền trái màu nhấn.</w:t>
       </w:r>
     </w:p>
     <w:p>
@@ -6385,7 +6881,7 @@
         </w:numPr>
       </w:pPr>
       <w:r>
-        <w:t>Font Segoe UI; mỗi visual có caption “Hình n: …” ngay dưới, nêu rõ đơn vị.</w:t>
+        <w:t>Card KPI: nhãn xám, giá trị đen 28 px, 2 dòng so sánh LM và SPLY có ▲▼; tốt = xanh dương #1C5CAB, xấu = cam #EB6834; Δ Finance và cờ vượt ngưỡng dùng đỏ #D03B3B kèm ký hiệu ⚠.</w:t>
       </w:r>
     </w:p>
     <w:p>
@@ -6397,15 +6893,27 @@
         </w:numPr>
       </w:pPr>
       <w:r>
-        <w:t>Mở Nexa_Sales_P1_Dashboard.html để xem bố cục và màu mẫu.</w:t>
+        <w:t>Màu chuỗi: xám #B9B7B0 cho bối cảnh, xanh dương #2A78D6 cho điểm nhấn. Font Segoe UI.</w:t>
       </w:r>
     </w:p>
     <w:p>
       <w:pPr>
+        <w:pStyle w:val="Compact"/>
+        <w:numPr>
+          <w:ilvl w:val="0"/>
+          <w:numId w:val="5007"/>
+        </w:numPr>
+      </w:pPr>
+      <w:r>
+        <w:t>Mở Nexa_Sales_P1_Dashboard.html để xem bố cục và màu mẫu.</w:t>
+      </w:r>
+    </w:p>
+    <w:p>
+      <w:pPr>
         <w:pStyle w:val="Heading3"/>
       </w:pPr>
       <w:r>
-        <w:t>5.2 Trang Tổng quan</w:t>
+        <w:t>5.3 Trang Tổng quan</w:t>
       </w:r>
     </w:p>
     <w:tbl>
@@ -6528,7 +7036,7 @@
               <w:rPr>
                 <w:sz w:val="18"/>
               </w:rPr>
-              <w:t>Card</w:t>
+              <w:t>Text / card</w:t>
             </w:r>
           </w:p>
         </w:tc>
@@ -6545,6 +7053,76 @@
               <w:rPr>
                 <w:sz w:val="18"/>
               </w:rPr>
+              <w:t>Điểm chính</w:t>
+            </w:r>
+          </w:p>
+        </w:tc>
+        <w:tc>
+          <w:tcPr>
+            <w:tcW w:type="dxa" w:w="4819"/>
+          </w:tcPr>
+          <w:p>
+            <w:pPr>
+              <w:pStyle w:val="Compact"/>
+              <w:spacing w:before="20" w:after="20"/>
+            </w:pPr>
+            <w:r>
+              <w:rPr>
+                <w:sz w:val="18"/>
+              </w:rPr>
+              <w:t>Measure chuỗi: Net Revenue, % so với LM/SPLY, nguyên nhân chính (số đơn hay AOV), Δ Finance</w:t>
+            </w:r>
+          </w:p>
+        </w:tc>
+        <w:tc>
+          <w:tcPr>
+            <w:tcW w:type="dxa" w:w="2154"/>
+          </w:tcPr>
+          <w:p>
+            <w:pPr>
+              <w:pStyle w:val="Compact"/>
+              <w:spacing w:before="20" w:after="20"/>
+            </w:pPr>
+            <w:r>
+              <w:rPr>
+                <w:sz w:val="18"/>
+              </w:rPr>
+              <w:t>16, 64, 1248, 70</w:t>
+            </w:r>
+          </w:p>
+        </w:tc>
+      </w:tr>
+      <w:tr>
+        <w:tc>
+          <w:tcPr>
+            <w:tcW w:type="dxa" w:w="1701"/>
+          </w:tcPr>
+          <w:p>
+            <w:pPr>
+              <w:pStyle w:val="Compact"/>
+              <w:spacing w:before="20" w:after="20"/>
+            </w:pPr>
+            <w:r>
+              <w:rPr>
+                <w:sz w:val="18"/>
+              </w:rPr>
+              <w:t>Card × 5</w:t>
+            </w:r>
+          </w:p>
+        </w:tc>
+        <w:tc>
+          <w:tcPr>
+            <w:tcW w:type="dxa" w:w="1247"/>
+          </w:tcPr>
+          <w:p>
+            <w:pPr>
+              <w:pStyle w:val="Compact"/>
+              <w:spacing w:before="20" w:after="20"/>
+            </w:pPr>
+            <w:r>
+              <w:rPr>
+                <w:sz w:val="18"/>
+              </w:rPr>
               <w:t>KPI</w:t>
             </w:r>
           </w:p>
@@ -6562,7 +7140,7 @@
               <w:rPr>
                 <w:sz w:val="18"/>
               </w:rPr>
-              <w:t>Gross Sales</w:t>
+              <w:t>Net Revenue · Orders · AOV · Return Rate · Δ Finance (kèm số cửa hàng vượt ngưỡng)</w:t>
             </w:r>
           </w:p>
         </w:tc>
@@ -6579,7 +7157,7 @@
               <w:rPr>
                 <w:sz w:val="18"/>
               </w:rPr>
-              <w:t>16, 80, 200, 150</w:t>
+              <w:t>16, 142, 1248, 96</w:t>
             </w:r>
           </w:p>
         </w:tc>
@@ -6598,7 +7176,7 @@
               <w:rPr>
                 <w:sz w:val="18"/>
               </w:rPr>
-              <w:t>Card</w:t>
+              <w:t>Line chart</w:t>
             </w:r>
           </w:p>
         </w:tc>
@@ -6615,7 +7193,7 @@
               <w:rPr>
                 <w:sz w:val="18"/>
               </w:rPr>
-              <w:t>KPI</w:t>
+              <w:t>Xu hướng</w:t>
             </w:r>
           </w:p>
         </w:tc>
@@ -6632,7 +7210,7 @@
               <w:rPr>
                 <w:sz w:val="18"/>
               </w:rPr>
-              <w:t>Net Revenue</w:t>
+              <w:t>Net Revenue 24 tháng; màu xám, tháng chọn tô nhấn, ghi chú điểm SPLY</w:t>
             </w:r>
           </w:p>
         </w:tc>
@@ -6649,7 +7227,7 @@
               <w:rPr>
                 <w:sz w:val="18"/>
               </w:rPr>
-              <w:t>224, 80, 200, 150</w:t>
+              <w:t>16, 246, 828, 230</w:t>
             </w:r>
           </w:p>
         </w:tc>
@@ -6668,7 +7246,7 @@
               <w:rPr>
                 <w:sz w:val="18"/>
               </w:rPr>
-              <w:t>Card</w:t>
+              <w:t>Waterfall</w:t>
             </w:r>
           </w:p>
         </w:tc>
@@ -6685,7 +7263,7 @@
               <w:rPr>
                 <w:sz w:val="18"/>
               </w:rPr>
-              <w:t>KPI</w:t>
+              <w:t>Cầu doanh thu</w:t>
             </w:r>
           </w:p>
         </w:tc>
@@ -6702,7 +7280,7 @@
               <w:rPr>
                 <w:sz w:val="18"/>
               </w:rPr>
-              <w:t>Orders</w:t>
+              <w:t>Gross Sales → −Discounts → −Returns → Net Revenue</w:t>
             </w:r>
           </w:p>
         </w:tc>
@@ -6719,7 +7297,7 @@
               <w:rPr>
                 <w:sz w:val="18"/>
               </w:rPr>
-              <w:t>432, 80, 200, 150</w:t>
+              <w:t>852, 246, 412, 230</w:t>
             </w:r>
           </w:p>
         </w:tc>
@@ -6738,7 +7316,7 @@
               <w:rPr>
                 <w:sz w:val="18"/>
               </w:rPr>
-              <w:t>Card</w:t>
+              <w:t>Line chart × 2</w:t>
             </w:r>
           </w:p>
         </w:tc>
@@ -6755,7 +7333,7 @@
               <w:rPr>
                 <w:sz w:val="18"/>
               </w:rPr>
-              <w:t>KPI</w:t>
+              <w:t>Động lực</w:t>
             </w:r>
           </w:p>
         </w:tc>
@@ -6772,7 +7350,7 @@
               <w:rPr>
                 <w:sz w:val="18"/>
               </w:rPr>
-              <w:t>AOV</w:t>
+              <w:t>Orders (nhấn) và AOV (xám) là 2 visual riêng, cùng trục thời gian — không dùng 2 trục y</w:t>
             </w:r>
           </w:p>
         </w:tc>
@@ -6789,7 +7367,7 @@
               <w:rPr>
                 <w:sz w:val="18"/>
               </w:rPr>
-              <w:t>640, 80, 200, 150</w:t>
+              <w:t>16, 484, 828, 220</w:t>
             </w:r>
           </w:p>
         </w:tc>
@@ -6808,7 +7386,7 @@
               <w:rPr>
                 <w:sz w:val="18"/>
               </w:rPr>
-              <w:t>Card</w:t>
+              <w:t>Column chart</w:t>
             </w:r>
           </w:p>
         </w:tc>
@@ -6825,7 +7403,7 @@
               <w:rPr>
                 <w:sz w:val="18"/>
               </w:rPr>
-              <w:t>KPI</w:t>
+              <w:t>Đối soát</w:t>
             </w:r>
           </w:p>
         </w:tc>
@@ -6842,7 +7420,7 @@
               <w:rPr>
                 <w:sz w:val="18"/>
               </w:rPr>
-              <w:t>ASP</w:t>
+              <w:t>Δ sau quy đổi theo tháng; tháng có cửa hàng vượt ngưỡng tô đỏ (conditional format)</w:t>
             </w:r>
           </w:p>
         </w:tc>
@@ -6859,287 +7437,7 @@
               <w:rPr>
                 <w:sz w:val="18"/>
               </w:rPr>
-              <w:t>848, 80, 200, 150</w:t>
-            </w:r>
-          </w:p>
-        </w:tc>
-      </w:tr>
-      <w:tr>
-        <w:tc>
-          <w:tcPr>
-            <w:tcW w:type="dxa" w:w="1701"/>
-          </w:tcPr>
-          <w:p>
-            <w:pPr>
-              <w:pStyle w:val="Compact"/>
-              <w:spacing w:before="20" w:after="20"/>
-            </w:pPr>
-            <w:r>
-              <w:rPr>
-                <w:sz w:val="18"/>
-              </w:rPr>
-              <w:t>Card</w:t>
-            </w:r>
-          </w:p>
-        </w:tc>
-        <w:tc>
-          <w:tcPr>
-            <w:tcW w:type="dxa" w:w="1247"/>
-          </w:tcPr>
-          <w:p>
-            <w:pPr>
-              <w:pStyle w:val="Compact"/>
-              <w:spacing w:before="20" w:after="20"/>
-            </w:pPr>
-            <w:r>
-              <w:rPr>
-                <w:sz w:val="18"/>
-              </w:rPr>
-              <w:t>KPI</w:t>
-            </w:r>
-          </w:p>
-        </w:tc>
-        <w:tc>
-          <w:tcPr>
-            <w:tcW w:type="dxa" w:w="4819"/>
-          </w:tcPr>
-          <w:p>
-            <w:pPr>
-              <w:pStyle w:val="Compact"/>
-              <w:spacing w:before="20" w:after="20"/>
-            </w:pPr>
-            <w:r>
-              <w:rPr>
-                <w:sz w:val="18"/>
-              </w:rPr>
-              <w:t>Δ Finance, Δ Finance %, Số cửa hàng vượt ngưỡng</w:t>
-            </w:r>
-          </w:p>
-        </w:tc>
-        <w:tc>
-          <w:tcPr>
-            <w:tcW w:type="dxa" w:w="2154"/>
-          </w:tcPr>
-          <w:p>
-            <w:pPr>
-              <w:pStyle w:val="Compact"/>
-              <w:spacing w:before="20" w:after="20"/>
-            </w:pPr>
-            <w:r>
-              <w:rPr>
-                <w:sz w:val="18"/>
-              </w:rPr>
-              <w:t>1056, 80, 208, 150</w:t>
-            </w:r>
-          </w:p>
-        </w:tc>
-      </w:tr>
-      <w:tr>
-        <w:tc>
-          <w:tcPr>
-            <w:tcW w:type="dxa" w:w="1701"/>
-          </w:tcPr>
-          <w:p>
-            <w:pPr>
-              <w:pStyle w:val="Compact"/>
-              <w:spacing w:before="20" w:after="20"/>
-            </w:pPr>
-            <w:r>
-              <w:rPr>
-                <w:sz w:val="18"/>
-              </w:rPr>
-              <w:t>Line chart</w:t>
-            </w:r>
-          </w:p>
-        </w:tc>
-        <w:tc>
-          <w:tcPr>
-            <w:tcW w:type="dxa" w:w="1247"/>
-          </w:tcPr>
-          <w:p>
-            <w:pPr>
-              <w:pStyle w:val="Compact"/>
-              <w:spacing w:before="20" w:after="20"/>
-            </w:pPr>
-            <w:r>
-              <w:rPr>
-                <w:sz w:val="18"/>
-              </w:rPr>
-              <w:t>Xu hướng</w:t>
-            </w:r>
-          </w:p>
-        </w:tc>
-        <w:tc>
-          <w:tcPr>
-            <w:tcW w:type="dxa" w:w="4819"/>
-          </w:tcPr>
-          <w:p>
-            <w:pPr>
-              <w:pStyle w:val="Compact"/>
-              <w:spacing w:before="20" w:after="20"/>
-            </w:pPr>
-            <w:r>
-              <w:rPr>
-                <w:sz w:val="18"/>
-              </w:rPr>
-              <w:t>Net Revenue và Finance Net Revenue theo month_label (24 tháng gần nhất)</w:t>
-            </w:r>
-          </w:p>
-        </w:tc>
-        <w:tc>
-          <w:tcPr>
-            <w:tcW w:type="dxa" w:w="2154"/>
-          </w:tcPr>
-          <w:p>
-            <w:pPr>
-              <w:pStyle w:val="Compact"/>
-              <w:spacing w:before="20" w:after="20"/>
-            </w:pPr>
-            <w:r>
-              <w:rPr>
-                <w:sz w:val="18"/>
-              </w:rPr>
-              <w:t>16, 240, 408, 460</w:t>
-            </w:r>
-          </w:p>
-        </w:tc>
-      </w:tr>
-      <w:tr>
-        <w:tc>
-          <w:tcPr>
-            <w:tcW w:type="dxa" w:w="1701"/>
-          </w:tcPr>
-          <w:p>
-            <w:pPr>
-              <w:pStyle w:val="Compact"/>
-              <w:spacing w:before="20" w:after="20"/>
-            </w:pPr>
-            <w:r>
-              <w:rPr>
-                <w:sz w:val="18"/>
-              </w:rPr>
-              <w:t>Line chart</w:t>
-            </w:r>
-          </w:p>
-        </w:tc>
-        <w:tc>
-          <w:tcPr>
-            <w:tcW w:type="dxa" w:w="1247"/>
-          </w:tcPr>
-          <w:p>
-            <w:pPr>
-              <w:pStyle w:val="Compact"/>
-              <w:spacing w:before="20" w:after="20"/>
-            </w:pPr>
-            <w:r>
-              <w:rPr>
-                <w:sz w:val="18"/>
-              </w:rPr>
-              <w:t>Xu hướng</w:t>
-            </w:r>
-          </w:p>
-        </w:tc>
-        <w:tc>
-          <w:tcPr>
-            <w:tcW w:type="dxa" w:w="4819"/>
-          </w:tcPr>
-          <w:p>
-            <w:pPr>
-              <w:pStyle w:val="Compact"/>
-              <w:spacing w:before="20" w:after="20"/>
-            </w:pPr>
-            <w:r>
-              <w:rPr>
-                <w:sz w:val="18"/>
-              </w:rPr>
-              <w:t>Orders theo month_label</w:t>
-            </w:r>
-          </w:p>
-        </w:tc>
-        <w:tc>
-          <w:tcPr>
-            <w:tcW w:type="dxa" w:w="2154"/>
-          </w:tcPr>
-          <w:p>
-            <w:pPr>
-              <w:pStyle w:val="Compact"/>
-              <w:spacing w:before="20" w:after="20"/>
-            </w:pPr>
-            <w:r>
-              <w:rPr>
-                <w:sz w:val="18"/>
-              </w:rPr>
-              <w:t>432, 240, 408, 460</w:t>
-            </w:r>
-          </w:p>
-        </w:tc>
-      </w:tr>
-      <w:tr>
-        <w:tc>
-          <w:tcPr>
-            <w:tcW w:type="dxa" w:w="1701"/>
-          </w:tcPr>
-          <w:p>
-            <w:pPr>
-              <w:pStyle w:val="Compact"/>
-              <w:spacing w:before="20" w:after="20"/>
-            </w:pPr>
-            <w:r>
-              <w:rPr>
-                <w:sz w:val="18"/>
-              </w:rPr>
-              <w:t>Waterfall / column</w:t>
-            </w:r>
-          </w:p>
-        </w:tc>
-        <w:tc>
-          <w:tcPr>
-            <w:tcW w:type="dxa" w:w="1247"/>
-          </w:tcPr>
-          <w:p>
-            <w:pPr>
-              <w:pStyle w:val="Compact"/>
-              <w:spacing w:before="20" w:after="20"/>
-            </w:pPr>
-            <w:r>
-              <w:rPr>
-                <w:sz w:val="18"/>
-              </w:rPr>
-              <w:t>Cầu doanh thu</w:t>
-            </w:r>
-          </w:p>
-        </w:tc>
-        <w:tc>
-          <w:tcPr>
-            <w:tcW w:type="dxa" w:w="4819"/>
-          </w:tcPr>
-          <w:p>
-            <w:pPr>
-              <w:pStyle w:val="Compact"/>
-              <w:spacing w:before="20" w:after="20"/>
-            </w:pPr>
-            <w:r>
-              <w:rPr>
-                <w:sz w:val="18"/>
-              </w:rPr>
-              <w:t>Gross Sales, −Discounts, Net Sales, −Returns, Net Revenue</w:t>
-            </w:r>
-          </w:p>
-        </w:tc>
-        <w:tc>
-          <w:tcPr>
-            <w:tcW w:type="dxa" w:w="2154"/>
-          </w:tcPr>
-          <w:p>
-            <w:pPr>
-              <w:pStyle w:val="Compact"/>
-              <w:spacing w:before="20" w:after="20"/>
-            </w:pPr>
-            <w:r>
-              <w:rPr>
-                <w:sz w:val="18"/>
-              </w:rPr>
-              <w:t>848, 240, 416, 460</w:t>
+              <w:t>852, 484, 412, 220</w:t>
             </w:r>
           </w:p>
         </w:tc>
@@ -7155,7 +7453,7 @@
         <w:pStyle w:val="Heading3"/>
       </w:pPr>
       <w:r>
-        <w:t>5.3 Trang Doanh thu</w:t>
+        <w:t>5.4 Trang Doanh thu đến từ đâu</w:t>
       </w:r>
     </w:p>
     <w:tbl>
@@ -7278,7 +7576,7 @@
               <w:rPr>
                 <w:sz w:val="18"/>
               </w:rPr>
-              <w:t>Card</w:t>
+              <w:t>Text / card</w:t>
             </w:r>
           </w:p>
         </w:tc>
@@ -7295,6 +7593,76 @@
               <w:rPr>
                 <w:sz w:val="18"/>
               </w:rPr>
+              <w:t>Điểm chính</w:t>
+            </w:r>
+          </w:p>
+        </w:tc>
+        <w:tc>
+          <w:tcPr>
+            <w:tcW w:type="dxa" w:w="4819"/>
+          </w:tcPr>
+          <w:p>
+            <w:pPr>
+              <w:pStyle w:val="Compact"/>
+              <w:spacing w:before="20" w:after="20"/>
+            </w:pPr>
+            <w:r>
+              <w:rPr>
+                <w:sz w:val="18"/>
+              </w:rPr>
+              <w:t>Danh mục dẫn đầu, thị trường lớn nhất, tỷ trọng online</w:t>
+            </w:r>
+          </w:p>
+        </w:tc>
+        <w:tc>
+          <w:tcPr>
+            <w:tcW w:type="dxa" w:w="2154"/>
+          </w:tcPr>
+          <w:p>
+            <w:pPr>
+              <w:pStyle w:val="Compact"/>
+              <w:spacing w:before="20" w:after="20"/>
+            </w:pPr>
+            <w:r>
+              <w:rPr>
+                <w:sz w:val="18"/>
+              </w:rPr>
+              <w:t>16, 64, 1248, 70</w:t>
+            </w:r>
+          </w:p>
+        </w:tc>
+      </w:tr>
+      <w:tr>
+        <w:tc>
+          <w:tcPr>
+            <w:tcW w:type="dxa" w:w="1701"/>
+          </w:tcPr>
+          <w:p>
+            <w:pPr>
+              <w:pStyle w:val="Compact"/>
+              <w:spacing w:before="20" w:after="20"/>
+            </w:pPr>
+            <w:r>
+              <w:rPr>
+                <w:sz w:val="18"/>
+              </w:rPr>
+              <w:t>Card × 4</w:t>
+            </w:r>
+          </w:p>
+        </w:tc>
+        <w:tc>
+          <w:tcPr>
+            <w:tcW w:type="dxa" w:w="1247"/>
+          </w:tcPr>
+          <w:p>
+            <w:pPr>
+              <w:pStyle w:val="Compact"/>
+              <w:spacing w:before="20" w:after="20"/>
+            </w:pPr>
+            <w:r>
+              <w:rPr>
+                <w:sz w:val="18"/>
+              </w:rPr>
               <w:t>KPI</w:t>
             </w:r>
           </w:p>
@@ -7312,7 +7680,7 @@
               <w:rPr>
                 <w:sz w:val="18"/>
               </w:rPr>
-              <w:t>Net Sales</w:t>
+              <w:t>Net Sales · Units · Tỷ trọng online · Giảm giá / Gross</w:t>
             </w:r>
           </w:p>
         </w:tc>
@@ -7329,7 +7697,7 @@
               <w:rPr>
                 <w:sz w:val="18"/>
               </w:rPr>
-              <w:t>16, 80, 200, 150</w:t>
+              <w:t>16, 142, 1248, 96</w:t>
             </w:r>
           </w:p>
         </w:tc>
@@ -7348,7 +7716,7 @@
               <w:rPr>
                 <w:sz w:val="18"/>
               </w:rPr>
-              <w:t>Card</w:t>
+              <w:t>Bar (ngang)</w:t>
             </w:r>
           </w:p>
         </w:tc>
@@ -7365,7 +7733,7 @@
               <w:rPr>
                 <w:sz w:val="18"/>
               </w:rPr>
-              <w:t>KPI</w:t>
+              <w:t>Danh mục</w:t>
             </w:r>
           </w:p>
         </w:tc>
@@ -7382,7 +7750,7 @@
               <w:rPr>
                 <w:sz w:val="18"/>
               </w:rPr>
-              <w:t>Units</w:t>
+              <w:t>Net Sales theo category, sắp giảm dần; mục lớn nhất màu nhấn, còn lại xám; nhãn giá trị + %</w:t>
             </w:r>
           </w:p>
         </w:tc>
@@ -7399,7 +7767,7 @@
               <w:rPr>
                 <w:sz w:val="18"/>
               </w:rPr>
-              <w:t>224, 80, 200, 150</w:t>
+              <w:t>16, 246, 408, 300</w:t>
             </w:r>
           </w:p>
         </w:tc>
@@ -7418,6 +7786,76 @@
               <w:rPr>
                 <w:sz w:val="18"/>
               </w:rPr>
+              <w:t>Bar (ngang)</w:t>
+            </w:r>
+          </w:p>
+        </w:tc>
+        <w:tc>
+          <w:tcPr>
+            <w:tcW w:type="dxa" w:w="1247"/>
+          </w:tcPr>
+          <w:p>
+            <w:pPr>
+              <w:pStyle w:val="Compact"/>
+              <w:spacing w:before="20" w:after="20"/>
+            </w:pPr>
+            <w:r>
+              <w:rPr>
+                <w:sz w:val="18"/>
+              </w:rPr>
+              <w:t>Quốc gia</w:t>
+            </w:r>
+          </w:p>
+        </w:tc>
+        <w:tc>
+          <w:tcPr>
+            <w:tcW w:type="dxa" w:w="4819"/>
+          </w:tcPr>
+          <w:p>
+            <w:pPr>
+              <w:pStyle w:val="Compact"/>
+              <w:spacing w:before="20" w:after="20"/>
+            </w:pPr>
+            <w:r>
+              <w:rPr>
+                <w:sz w:val="18"/>
+              </w:rPr>
+              <w:t>Net Sales theo country (Online là một dòng)</w:t>
+            </w:r>
+          </w:p>
+        </w:tc>
+        <w:tc>
+          <w:tcPr>
+            <w:tcW w:type="dxa" w:w="2154"/>
+          </w:tcPr>
+          <w:p>
+            <w:pPr>
+              <w:pStyle w:val="Compact"/>
+              <w:spacing w:before="20" w:after="20"/>
+            </w:pPr>
+            <w:r>
+              <w:rPr>
+                <w:sz w:val="18"/>
+              </w:rPr>
+              <w:t>432, 246, 408, 300</w:t>
+            </w:r>
+          </w:p>
+        </w:tc>
+      </w:tr>
+      <w:tr>
+        <w:tc>
+          <w:tcPr>
+            <w:tcW w:type="dxa" w:w="1701"/>
+          </w:tcPr>
+          <w:p>
+            <w:pPr>
+              <w:pStyle w:val="Compact"/>
+              <w:spacing w:before="20" w:after="20"/>
+            </w:pPr>
+            <w:r>
+              <w:rPr>
+                <w:sz w:val="18"/>
+              </w:rPr>
               <w:t>Table</w:t>
             </w:r>
           </w:p>
@@ -7435,7 +7873,7 @@
               <w:rPr>
                 <w:sz w:val="18"/>
               </w:rPr>
-              <w:t>Theo kênh</w:t>
+              <w:t>Kênh</w:t>
             </w:r>
           </w:p>
         </w:tc>
@@ -7452,7 +7890,7 @@
               <w:rPr>
                 <w:sz w:val="18"/>
               </w:rPr>
-              <w:t>channel_name; Net Sales, tỷ trọng, Orders, LM, Δ%, SPLY, Δ%</w:t>
+              <w:t>channel_name; Net Sales, Orders, AOV, Δ% LM, Δ% SPLY</w:t>
             </w:r>
           </w:p>
         </w:tc>
@@ -7469,7 +7907,7 @@
               <w:rPr>
                 <w:sz w:val="18"/>
               </w:rPr>
-              <w:t>432, 80, 832, 150</w:t>
+              <w:t>848, 246, 416, 300</w:t>
             </w:r>
           </w:p>
         </w:tc>
@@ -7488,7 +7926,7 @@
               <w:rPr>
                 <w:sz w:val="18"/>
               </w:rPr>
-              <w:t>Pie / donut</w:t>
+              <w:t>Table</w:t>
             </w:r>
           </w:p>
         </w:tc>
@@ -7505,7 +7943,7 @@
               <w:rPr>
                 <w:sz w:val="18"/>
               </w:rPr>
-              <w:t>Cơ cấu</w:t>
+              <w:t>Xếp hạng</w:t>
             </w:r>
           </w:p>
         </w:tc>
@@ -7522,7 +7960,7 @@
               <w:rPr>
                 <w:sz w:val="18"/>
               </w:rPr>
-              <w:t>Net Sales theo dim_product[category]</w:t>
+              <w:t>Top 10 cửa hàng; data bar trong cột Net Sales; Δ% LM, Δ% SPLY</w:t>
             </w:r>
           </w:p>
         </w:tc>
@@ -7539,217 +7977,7 @@
               <w:rPr>
                 <w:sz w:val="18"/>
               </w:rPr>
-              <w:t>16, 240, 408, 230</w:t>
-            </w:r>
-          </w:p>
-        </w:tc>
-      </w:tr>
-      <w:tr>
-        <w:tc>
-          <w:tcPr>
-            <w:tcW w:type="dxa" w:w="1701"/>
-          </w:tcPr>
-          <w:p>
-            <w:pPr>
-              <w:pStyle w:val="Compact"/>
-              <w:spacing w:before="20" w:after="20"/>
-            </w:pPr>
-            <w:r>
-              <w:rPr>
-                <w:sz w:val="18"/>
-              </w:rPr>
-              <w:t>Treemap</w:t>
-            </w:r>
-          </w:p>
-        </w:tc>
-        <w:tc>
-          <w:tcPr>
-            <w:tcW w:type="dxa" w:w="1247"/>
-          </w:tcPr>
-          <w:p>
-            <w:pPr>
-              <w:pStyle w:val="Compact"/>
-              <w:spacing w:before="20" w:after="20"/>
-            </w:pPr>
-            <w:r>
-              <w:rPr>
-                <w:sz w:val="18"/>
-              </w:rPr>
-              <w:t>Địa lý</w:t>
-            </w:r>
-          </w:p>
-        </w:tc>
-        <w:tc>
-          <w:tcPr>
-            <w:tcW w:type="dxa" w:w="4819"/>
-          </w:tcPr>
-          <w:p>
-            <w:pPr>
-              <w:pStyle w:val="Compact"/>
-              <w:spacing w:before="20" w:after="20"/>
-            </w:pPr>
-            <w:r>
-              <w:rPr>
-                <w:sz w:val="18"/>
-              </w:rPr>
-              <w:t>Net Sales theo dim_store[country]</w:t>
-            </w:r>
-          </w:p>
-        </w:tc>
-        <w:tc>
-          <w:tcPr>
-            <w:tcW w:type="dxa" w:w="2154"/>
-          </w:tcPr>
-          <w:p>
-            <w:pPr>
-              <w:pStyle w:val="Compact"/>
-              <w:spacing w:before="20" w:after="20"/>
-            </w:pPr>
-            <w:r>
-              <w:rPr>
-                <w:sz w:val="18"/>
-              </w:rPr>
-              <w:t>432, 240, 520, 230</w:t>
-            </w:r>
-          </w:p>
-        </w:tc>
-      </w:tr>
-      <w:tr>
-        <w:tc>
-          <w:tcPr>
-            <w:tcW w:type="dxa" w:w="1701"/>
-          </w:tcPr>
-          <w:p>
-            <w:pPr>
-              <w:pStyle w:val="Compact"/>
-              <w:spacing w:before="20" w:after="20"/>
-            </w:pPr>
-            <w:r>
-              <w:rPr>
-                <w:sz w:val="18"/>
-              </w:rPr>
-              <w:t>Clustered column</w:t>
-            </w:r>
-          </w:p>
-        </w:tc>
-        <w:tc>
-          <w:tcPr>
-            <w:tcW w:type="dxa" w:w="1247"/>
-          </w:tcPr>
-          <w:p>
-            <w:pPr>
-              <w:pStyle w:val="Compact"/>
-              <w:spacing w:before="20" w:after="20"/>
-            </w:pPr>
-            <w:r>
-              <w:rPr>
-                <w:sz w:val="18"/>
-              </w:rPr>
-              <w:t>So sánh</w:t>
-            </w:r>
-          </w:p>
-        </w:tc>
-        <w:tc>
-          <w:tcPr>
-            <w:tcW w:type="dxa" w:w="4819"/>
-          </w:tcPr>
-          <w:p>
-            <w:pPr>
-              <w:pStyle w:val="Compact"/>
-              <w:spacing w:before="20" w:after="20"/>
-            </w:pPr>
-            <w:r>
-              <w:rPr>
-                <w:sz w:val="18"/>
-              </w:rPr>
-              <w:t>AOV theo channel_name</w:t>
-            </w:r>
-          </w:p>
-        </w:tc>
-        <w:tc>
-          <w:tcPr>
-            <w:tcW w:type="dxa" w:w="2154"/>
-          </w:tcPr>
-          <w:p>
-            <w:pPr>
-              <w:pStyle w:val="Compact"/>
-              <w:spacing w:before="20" w:after="20"/>
-            </w:pPr>
-            <w:r>
-              <w:rPr>
-                <w:sz w:val="18"/>
-              </w:rPr>
-              <w:t>960, 240, 304, 230</w:t>
-            </w:r>
-          </w:p>
-        </w:tc>
-      </w:tr>
-      <w:tr>
-        <w:tc>
-          <w:tcPr>
-            <w:tcW w:type="dxa" w:w="1701"/>
-          </w:tcPr>
-          <w:p>
-            <w:pPr>
-              <w:pStyle w:val="Compact"/>
-              <w:spacing w:before="20" w:after="20"/>
-            </w:pPr>
-            <w:r>
-              <w:rPr>
-                <w:sz w:val="18"/>
-              </w:rPr>
-              <w:t>Table</w:t>
-            </w:r>
-          </w:p>
-        </w:tc>
-        <w:tc>
-          <w:tcPr>
-            <w:tcW w:type="dxa" w:w="1247"/>
-          </w:tcPr>
-          <w:p>
-            <w:pPr>
-              <w:pStyle w:val="Compact"/>
-              <w:spacing w:before="20" w:after="20"/>
-            </w:pPr>
-            <w:r>
-              <w:rPr>
-                <w:sz w:val="18"/>
-              </w:rPr>
-              <w:t>Xếp hạng</w:t>
-            </w:r>
-          </w:p>
-        </w:tc>
-        <w:tc>
-          <w:tcPr>
-            <w:tcW w:type="dxa" w:w="4819"/>
-          </w:tcPr>
-          <w:p>
-            <w:pPr>
-              <w:pStyle w:val="Compact"/>
-              <w:spacing w:before="20" w:after="20"/>
-            </w:pPr>
-            <w:r>
-              <w:rPr>
-                <w:sz w:val="18"/>
-              </w:rPr>
-              <w:t>Top 10 store_name theo Net Sales; Orders, LM, Δ%, SPLY, Δ%</w:t>
-            </w:r>
-          </w:p>
-        </w:tc>
-        <w:tc>
-          <w:tcPr>
-            <w:tcW w:type="dxa" w:w="2154"/>
-          </w:tcPr>
-          <w:p>
-            <w:pPr>
-              <w:pStyle w:val="Compact"/>
-              <w:spacing w:before="20" w:after="20"/>
-            </w:pPr>
-            <w:r>
-              <w:rPr>
-                <w:sz w:val="18"/>
-              </w:rPr>
-              <w:t>16, 480, 1248, 224</w:t>
+              <w:t>16, 554, 1248, 150</w:t>
             </w:r>
           </w:p>
         </w:tc>
@@ -7765,7 +7993,7 @@
         <w:pStyle w:val="Heading3"/>
       </w:pPr>
       <w:r>
-        <w:t>5.4 Trang Đối soát</w:t>
+        <w:t>5.5 Trang Đối soát với Finance</w:t>
       </w:r>
     </w:p>
     <w:tbl>
@@ -7888,7 +8116,7 @@
               <w:rPr>
                 <w:sz w:val="18"/>
               </w:rPr>
-              <w:t>Card</w:t>
+              <w:t>Text / card</w:t>
             </w:r>
           </w:p>
         </w:tc>
@@ -7905,6 +8133,76 @@
               <w:rPr>
                 <w:sz w:val="18"/>
               </w:rPr>
+              <w:t>Điểm chính</w:t>
+            </w:r>
+          </w:p>
+        </w:tc>
+        <w:tc>
+          <w:tcPr>
+            <w:tcW w:type="dxa" w:w="4819"/>
+          </w:tcPr>
+          <w:p>
+            <w:pPr>
+              <w:pStyle w:val="Compact"/>
+              <w:spacing w:before="20" w:after="20"/>
+            </w:pPr>
+            <w:r>
+              <w:rPr>
+                <w:sz w:val="18"/>
+              </w:rPr>
+              <w:t>Δ toàn chuỗi; phần lệch thời điểm online; cửa hàng cần điều tra</w:t>
+            </w:r>
+          </w:p>
+        </w:tc>
+        <w:tc>
+          <w:tcPr>
+            <w:tcW w:type="dxa" w:w="2154"/>
+          </w:tcPr>
+          <w:p>
+            <w:pPr>
+              <w:pStyle w:val="Compact"/>
+              <w:spacing w:before="20" w:after="20"/>
+            </w:pPr>
+            <w:r>
+              <w:rPr>
+                <w:sz w:val="18"/>
+              </w:rPr>
+              <w:t>16, 64, 1248, 70</w:t>
+            </w:r>
+          </w:p>
+        </w:tc>
+      </w:tr>
+      <w:tr>
+        <w:tc>
+          <w:tcPr>
+            <w:tcW w:type="dxa" w:w="1701"/>
+          </w:tcPr>
+          <w:p>
+            <w:pPr>
+              <w:pStyle w:val="Compact"/>
+              <w:spacing w:before="20" w:after="20"/>
+            </w:pPr>
+            <w:r>
+              <w:rPr>
+                <w:sz w:val="18"/>
+              </w:rPr>
+              <w:t>Card × 5</w:t>
+            </w:r>
+          </w:p>
+        </w:tc>
+        <w:tc>
+          <w:tcPr>
+            <w:tcW w:type="dxa" w:w="1247"/>
+          </w:tcPr>
+          <w:p>
+            <w:pPr>
+              <w:pStyle w:val="Compact"/>
+              <w:spacing w:before="20" w:after="20"/>
+            </w:pPr>
+            <w:r>
+              <w:rPr>
+                <w:sz w:val="18"/>
+              </w:rPr>
               <w:t>KPI</w:t>
             </w:r>
           </w:p>
@@ -7922,7 +8220,7 @@
               <w:rPr>
                 <w:sz w:val="18"/>
               </w:rPr>
-              <w:t>Net Revenue (dữ liệu đơn)</w:t>
+              <w:t>Net Revenue đơn · Finance · Δ · Δ sau quy đổi · Số cửa hàng vượt ngưỡng</w:t>
             </w:r>
           </w:p>
         </w:tc>
@@ -7939,7 +8237,7 @@
               <w:rPr>
                 <w:sz w:val="18"/>
               </w:rPr>
-              <w:t>16, 80, 308, 150</w:t>
+              <w:t>16, 142, 1248, 96</w:t>
             </w:r>
           </w:p>
         </w:tc>
@@ -7958,7 +8256,7 @@
               <w:rPr>
                 <w:sz w:val="18"/>
               </w:rPr>
-              <w:t>Card</w:t>
+              <w:t>Waterfall</w:t>
             </w:r>
           </w:p>
         </w:tc>
@@ -7975,7 +8273,7 @@
               <w:rPr>
                 <w:sz w:val="18"/>
               </w:rPr>
-              <w:t>KPI</w:t>
+              <w:t>Phân rã Δ</w:t>
             </w:r>
           </w:p>
         </w:tc>
@@ -7992,7 +8290,7 @@
               <w:rPr>
                 <w:sz w:val="18"/>
               </w:rPr>
-              <w:t>Finance Net Revenue</w:t>
+              <w:t>Online lệch thời điểm → từng cửa hàng ⚠ → còn lại → Δ</w:t>
             </w:r>
           </w:p>
         </w:tc>
@@ -8009,7 +8307,7 @@
               <w:rPr>
                 <w:sz w:val="18"/>
               </w:rPr>
-              <w:t>332, 80, 308, 150</w:t>
+              <w:t>16, 246, 408, 260</w:t>
             </w:r>
           </w:p>
         </w:tc>
@@ -8028,7 +8326,7 @@
               <w:rPr>
                 <w:sz w:val="18"/>
               </w:rPr>
-              <w:t>Card</w:t>
+              <w:t>Column chart</w:t>
             </w:r>
           </w:p>
         </w:tc>
@@ -8045,7 +8343,7 @@
               <w:rPr>
                 <w:sz w:val="18"/>
               </w:rPr>
-              <w:t>KPI</w:t>
+              <w:t>Theo tháng</w:t>
             </w:r>
           </w:p>
         </w:tc>
@@ -8062,7 +8360,7 @@
               <w:rPr>
                 <w:sz w:val="18"/>
               </w:rPr>
-              <w:t>Δ Finance, Δ Finance %, Δ sau quy đổi</w:t>
+              <w:t>Δ sau quy đổi; đỏ = tháng có cửa hàng vượt ngưỡng</w:t>
             </w:r>
           </w:p>
         </w:tc>
@@ -8079,7 +8377,7 @@
               <w:rPr>
                 <w:sz w:val="18"/>
               </w:rPr>
-              <w:t>648, 80, 308, 150</w:t>
+              <w:t>432, 246, 832, 260</w:t>
             </w:r>
           </w:p>
         </w:tc>
@@ -8098,7 +8396,7 @@
               <w:rPr>
                 <w:sz w:val="18"/>
               </w:rPr>
-              <w:t>Card</w:t>
+              <w:t>Table</w:t>
             </w:r>
           </w:p>
         </w:tc>
@@ -8115,7 +8413,7 @@
               <w:rPr>
                 <w:sz w:val="18"/>
               </w:rPr>
-              <w:t>KPI</w:t>
+              <w:t>Chi tiết</w:t>
             </w:r>
           </w:p>
         </w:tc>
@@ -8132,7 +8430,7 @@
               <w:rPr>
                 <w:sz w:val="18"/>
               </w:rPr>
-              <w:t>Số cửa hàng vượt ngưỡng</w:t>
+              <w:t>store_code; Net Revenue, Finance, Δ, Δ%, Δ sau quy đổi, ⚠ Vượt (conditional format); sắp theo |Δ|</w:t>
             </w:r>
           </w:p>
         </w:tc>
@@ -8149,7 +8447,7 @@
               <w:rPr>
                 <w:sz w:val="18"/>
               </w:rPr>
-              <w:t>964, 80, 300, 150</w:t>
+              <w:t>16, 514, 828, 190</w:t>
             </w:r>
           </w:p>
         </w:tc>
@@ -8185,7 +8483,7 @@
               <w:rPr>
                 <w:sz w:val="18"/>
               </w:rPr>
-              <w:t>Xu hướng</w:t>
+              <w:t>Online</w:t>
             </w:r>
           </w:p>
         </w:tc>
@@ -8202,7 +8500,7 @@
               <w:rPr>
                 <w:sz w:val="18"/>
               </w:rPr>
-              <w:t>Δ Finance và Δ sau quy đổi theo tháng</w:t>
+              <w:t>Δ online gốc (xám) và sau quy đổi (nhấn)</w:t>
             </w:r>
           </w:p>
         </w:tc>
@@ -8219,217 +8517,7 @@
               <w:rPr>
                 <w:sz w:val="18"/>
               </w:rPr>
-              <w:t>16, 240, 480, 270</w:t>
-            </w:r>
-          </w:p>
-        </w:tc>
-      </w:tr>
-      <w:tr>
-        <w:tc>
-          <w:tcPr>
-            <w:tcW w:type="dxa" w:w="1701"/>
-          </w:tcPr>
-          <w:p>
-            <w:pPr>
-              <w:pStyle w:val="Compact"/>
-              <w:spacing w:before="20" w:after="20"/>
-            </w:pPr>
-            <w:r>
-              <w:rPr>
-                <w:sz w:val="18"/>
-              </w:rPr>
-              <w:t>Table</w:t>
-            </w:r>
-          </w:p>
-        </w:tc>
-        <w:tc>
-          <w:tcPr>
-            <w:tcW w:type="dxa" w:w="1247"/>
-          </w:tcPr>
-          <w:p>
-            <w:pPr>
-              <w:pStyle w:val="Compact"/>
-              <w:spacing w:before="20" w:after="20"/>
-            </w:pPr>
-            <w:r>
-              <w:rPr>
-                <w:sz w:val="18"/>
-              </w:rPr>
-              <w:t>Chi tiết</w:t>
-            </w:r>
-          </w:p>
-        </w:tc>
-        <w:tc>
-          <w:tcPr>
-            <w:tcW w:type="dxa" w:w="4819"/>
-          </w:tcPr>
-          <w:p>
-            <w:pPr>
-              <w:pStyle w:val="Compact"/>
-              <w:spacing w:before="20" w:after="20"/>
-            </w:pPr>
-            <w:r>
-              <w:rPr>
-                <w:sz w:val="18"/>
-              </w:rPr>
-              <w:t>store_code, channel; Net Revenue, Finance, Δ, Δ%, Δ sau quy đổi, Vượt ngưỡng (conditional format); sắp theo |Δ|</w:t>
-            </w:r>
-          </w:p>
-        </w:tc>
-        <w:tc>
-          <w:tcPr>
-            <w:tcW w:type="dxa" w:w="2154"/>
-          </w:tcPr>
-          <w:p>
-            <w:pPr>
-              <w:pStyle w:val="Compact"/>
-              <w:spacing w:before="20" w:after="20"/>
-            </w:pPr>
-            <w:r>
-              <w:rPr>
-                <w:sz w:val="18"/>
-              </w:rPr>
-              <w:t>504, 240, 760, 270</w:t>
-            </w:r>
-          </w:p>
-        </w:tc>
-      </w:tr>
-      <w:tr>
-        <w:tc>
-          <w:tcPr>
-            <w:tcW w:type="dxa" w:w="1701"/>
-          </w:tcPr>
-          <w:p>
-            <w:pPr>
-              <w:pStyle w:val="Compact"/>
-              <w:spacing w:before="20" w:after="20"/>
-            </w:pPr>
-            <w:r>
-              <w:rPr>
-                <w:sz w:val="18"/>
-              </w:rPr>
-              <w:t>Line chart</w:t>
-            </w:r>
-          </w:p>
-        </w:tc>
-        <w:tc>
-          <w:tcPr>
-            <w:tcW w:type="dxa" w:w="1247"/>
-          </w:tcPr>
-          <w:p>
-            <w:pPr>
-              <w:pStyle w:val="Compact"/>
-              <w:spacing w:before="20" w:after="20"/>
-            </w:pPr>
-            <w:r>
-              <w:rPr>
-                <w:sz w:val="18"/>
-              </w:rPr>
-              <w:t>Kênh POS</w:t>
-            </w:r>
-          </w:p>
-        </w:tc>
-        <w:tc>
-          <w:tcPr>
-            <w:tcW w:type="dxa" w:w="4819"/>
-          </w:tcPr>
-          <w:p>
-            <w:pPr>
-              <w:pStyle w:val="Compact"/>
-              <w:spacing w:before="20" w:after="20"/>
-            </w:pPr>
-            <w:r>
-              <w:rPr>
-                <w:sz w:val="18"/>
-              </w:rPr>
-              <w:t>Δ Finance, lọc channel = POS</w:t>
-            </w:r>
-          </w:p>
-        </w:tc>
-        <w:tc>
-          <w:tcPr>
-            <w:tcW w:type="dxa" w:w="2154"/>
-          </w:tcPr>
-          <w:p>
-            <w:pPr>
-              <w:pStyle w:val="Compact"/>
-              <w:spacing w:before="20" w:after="20"/>
-            </w:pPr>
-            <w:r>
-              <w:rPr>
-                <w:sz w:val="18"/>
-              </w:rPr>
-              <w:t>16, 520, 624, 184</w:t>
-            </w:r>
-          </w:p>
-        </w:tc>
-      </w:tr>
-      <w:tr>
-        <w:tc>
-          <w:tcPr>
-            <w:tcW w:type="dxa" w:w="1701"/>
-          </w:tcPr>
-          <w:p>
-            <w:pPr>
-              <w:pStyle w:val="Compact"/>
-              <w:spacing w:before="20" w:after="20"/>
-            </w:pPr>
-            <w:r>
-              <w:rPr>
-                <w:sz w:val="18"/>
-              </w:rPr>
-              <w:t>Line chart</w:t>
-            </w:r>
-          </w:p>
-        </w:tc>
-        <w:tc>
-          <w:tcPr>
-            <w:tcW w:type="dxa" w:w="1247"/>
-          </w:tcPr>
-          <w:p>
-            <w:pPr>
-              <w:pStyle w:val="Compact"/>
-              <w:spacing w:before="20" w:after="20"/>
-            </w:pPr>
-            <w:r>
-              <w:rPr>
-                <w:sz w:val="18"/>
-              </w:rPr>
-              <w:t>Kênh online</w:t>
-            </w:r>
-          </w:p>
-        </w:tc>
-        <w:tc>
-          <w:tcPr>
-            <w:tcW w:type="dxa" w:w="4819"/>
-          </w:tcPr>
-          <w:p>
-            <w:pPr>
-              <w:pStyle w:val="Compact"/>
-              <w:spacing w:before="20" w:after="20"/>
-            </w:pPr>
-            <w:r>
-              <w:rPr>
-                <w:sz w:val="18"/>
-              </w:rPr>
-              <w:t>Δ Finance và Δ sau quy đổi, lọc channel = ONLINE</w:t>
-            </w:r>
-          </w:p>
-        </w:tc>
-        <w:tc>
-          <w:tcPr>
-            <w:tcW w:type="dxa" w:w="2154"/>
-          </w:tcPr>
-          <w:p>
-            <w:pPr>
-              <w:pStyle w:val="Compact"/>
-              <w:spacing w:before="20" w:after="20"/>
-            </w:pPr>
-            <w:r>
-              <w:rPr>
-                <w:sz w:val="18"/>
-              </w:rPr>
-              <w:t>648, 520, 616, 184</w:t>
+              <w:t>852, 514, 412, 190</w:t>
             </w:r>
           </w:p>
         </w:tc>
@@ -8445,7 +8533,7 @@
         <w:pStyle w:val="Heading3"/>
       </w:pPr>
       <w:r>
-        <w:t>5.5 Trang Hoàn trả &amp; chất lượng</w:t>
+        <w:t>5.6 Trang Hoàn trả &amp; chất lượng dữ liệu</w:t>
       </w:r>
     </w:p>
     <w:tbl>
@@ -8568,7 +8656,7 @@
               <w:rPr>
                 <w:sz w:val="18"/>
               </w:rPr>
-              <w:t>Card</w:t>
+              <w:t>Text / card</w:t>
             </w:r>
           </w:p>
         </w:tc>
@@ -8585,6 +8673,76 @@
               <w:rPr>
                 <w:sz w:val="18"/>
               </w:rPr>
+              <w:t>Điểm chính</w:t>
+            </w:r>
+          </w:p>
+        </w:tc>
+        <w:tc>
+          <w:tcPr>
+            <w:tcW w:type="dxa" w:w="4819"/>
+          </w:tcPr>
+          <w:p>
+            <w:pPr>
+              <w:pStyle w:val="Compact"/>
+              <w:spacing w:before="20" w:after="20"/>
+            </w:pPr>
+            <w:r>
+              <w:rPr>
+                <w:sz w:val="18"/>
+              </w:rPr>
+              <w:t>Hoàn trả, tỷ lệ, lý do lớn nhất, dòng trùng và PENDING đã loại</w:t>
+            </w:r>
+          </w:p>
+        </w:tc>
+        <w:tc>
+          <w:tcPr>
+            <w:tcW w:type="dxa" w:w="2154"/>
+          </w:tcPr>
+          <w:p>
+            <w:pPr>
+              <w:pStyle w:val="Compact"/>
+              <w:spacing w:before="20" w:after="20"/>
+            </w:pPr>
+            <w:r>
+              <w:rPr>
+                <w:sz w:val="18"/>
+              </w:rPr>
+              <w:t>16, 64, 1248, 70</w:t>
+            </w:r>
+          </w:p>
+        </w:tc>
+      </w:tr>
+      <w:tr>
+        <w:tc>
+          <w:tcPr>
+            <w:tcW w:type="dxa" w:w="1701"/>
+          </w:tcPr>
+          <w:p>
+            <w:pPr>
+              <w:pStyle w:val="Compact"/>
+              <w:spacing w:before="20" w:after="20"/>
+            </w:pPr>
+            <w:r>
+              <w:rPr>
+                <w:sz w:val="18"/>
+              </w:rPr>
+              <w:t>Card × 4</w:t>
+            </w:r>
+          </w:p>
+        </w:tc>
+        <w:tc>
+          <w:tcPr>
+            <w:tcW w:type="dxa" w:w="1247"/>
+          </w:tcPr>
+          <w:p>
+            <w:pPr>
+              <w:pStyle w:val="Compact"/>
+              <w:spacing w:before="20" w:after="20"/>
+            </w:pPr>
+            <w:r>
+              <w:rPr>
+                <w:sz w:val="18"/>
+              </w:rPr>
               <w:t>KPI</w:t>
             </w:r>
           </w:p>
@@ -8602,7 +8760,7 @@
               <w:rPr>
                 <w:sz w:val="18"/>
               </w:rPr>
-              <w:t>Returns</w:t>
+              <w:t>Returns · Return Rate (điểm %) · Cancelled Orders · Dòng trùng đã loại + Pending Orders</w:t>
             </w:r>
           </w:p>
         </w:tc>
@@ -8619,7 +8777,7 @@
               <w:rPr>
                 <w:sz w:val="18"/>
               </w:rPr>
-              <w:t>16, 80, 308, 150</w:t>
+              <w:t>16, 142, 1248, 96</w:t>
             </w:r>
           </w:p>
         </w:tc>
@@ -8638,7 +8796,7 @@
               <w:rPr>
                 <w:sz w:val="18"/>
               </w:rPr>
-              <w:t>Card</w:t>
+              <w:t>Line chart</w:t>
             </w:r>
           </w:p>
         </w:tc>
@@ -8655,7 +8813,7 @@
               <w:rPr>
                 <w:sz w:val="18"/>
               </w:rPr>
-              <w:t>KPI</w:t>
+              <w:t>Xu hướng</w:t>
             </w:r>
           </w:p>
         </w:tc>
@@ -8672,7 +8830,7 @@
               <w:rPr>
                 <w:sz w:val="18"/>
               </w:rPr>
-              <w:t>Return Rate (so sánh bằng điểm %)</w:t>
+              <w:t>Return Rate 24 tháng, tháng chọn tô nhấn</w:t>
             </w:r>
           </w:p>
         </w:tc>
@@ -8689,7 +8847,7 @@
               <w:rPr>
                 <w:sz w:val="18"/>
               </w:rPr>
-              <w:t>332, 80, 308, 150</w:t>
+              <w:t>16, 246, 828, 220</w:t>
             </w:r>
           </w:p>
         </w:tc>
@@ -8708,7 +8866,7 @@
               <w:rPr>
                 <w:sz w:val="18"/>
               </w:rPr>
-              <w:t>Card</w:t>
+              <w:t>Bar (ngang)</w:t>
             </w:r>
           </w:p>
         </w:tc>
@@ -8725,7 +8883,7 @@
               <w:rPr>
                 <w:sz w:val="18"/>
               </w:rPr>
-              <w:t>KPI</w:t>
+              <w:t>Lý do</w:t>
             </w:r>
           </w:p>
         </w:tc>
@@ -8742,7 +8900,7 @@
               <w:rPr>
                 <w:sz w:val="18"/>
               </w:rPr>
-              <w:t>Cancelled Orders</w:t>
+              <w:t>Returns theo return_reason, lý do lớn nhất tô nhấn</w:t>
             </w:r>
           </w:p>
         </w:tc>
@@ -8759,7 +8917,7 @@
               <w:rPr>
                 <w:sz w:val="18"/>
               </w:rPr>
-              <w:t>648, 80, 308, 150</w:t>
+              <w:t>852, 246, 412, 220</w:t>
             </w:r>
           </w:p>
         </w:tc>
@@ -8778,7 +8936,7 @@
               <w:rPr>
                 <w:sz w:val="18"/>
               </w:rPr>
-              <w:t>Card</w:t>
+              <w:t>Bar (ngang)</w:t>
             </w:r>
           </w:p>
         </w:tc>
@@ -8795,7 +8953,7 @@
               <w:rPr>
                 <w:sz w:val="18"/>
               </w:rPr>
-              <w:t>KPI</w:t>
+              <w:t>Danh mục</w:t>
             </w:r>
           </w:p>
         </w:tc>
@@ -8812,7 +8970,7 @@
               <w:rPr>
                 <w:sz w:val="18"/>
               </w:rPr>
-              <w:t>Dòng trùng đã loại (đo trong Power Query), Pending Orders</w:t>
+              <w:t>Return Rate theo category, nhãn kèm Net Sales</w:t>
             </w:r>
           </w:p>
         </w:tc>
@@ -8829,7 +8987,7 @@
               <w:rPr>
                 <w:sz w:val="18"/>
               </w:rPr>
-              <w:t>964, 80, 300, 150</w:t>
+              <w:t>16, 474, 828, 230</w:t>
             </w:r>
           </w:p>
         </w:tc>
@@ -8848,7 +9006,7 @@
               <w:rPr>
                 <w:sz w:val="18"/>
               </w:rPr>
-              <w:t>Pie</w:t>
+              <w:t>Line chart</w:t>
             </w:r>
           </w:p>
         </w:tc>
@@ -8865,7 +9023,7 @@
               <w:rPr>
                 <w:sz w:val="18"/>
               </w:rPr>
-              <w:t>Lý do</w:t>
+              <w:t>Xu hướng</w:t>
             </w:r>
           </w:p>
         </w:tc>
@@ -8882,7 +9040,7 @@
               <w:rPr>
                 <w:sz w:val="18"/>
               </w:rPr>
-              <w:t>Returns theo return_reason</w:t>
+              <w:t>Cancelled Orders (nhấn) và Pending Orders (xám) theo tháng</w:t>
             </w:r>
           </w:p>
         </w:tc>
@@ -8899,217 +9057,7 @@
               <w:rPr>
                 <w:sz w:val="18"/>
               </w:rPr>
-              <w:t>16, 240, 480, 270</w:t>
-            </w:r>
-          </w:p>
-        </w:tc>
-      </w:tr>
-      <w:tr>
-        <w:tc>
-          <w:tcPr>
-            <w:tcW w:type="dxa" w:w="1701"/>
-          </w:tcPr>
-          <w:p>
-            <w:pPr>
-              <w:pStyle w:val="Compact"/>
-              <w:spacing w:before="20" w:after="20"/>
-            </w:pPr>
-            <w:r>
-              <w:rPr>
-                <w:sz w:val="18"/>
-              </w:rPr>
-              <w:t>Table</w:t>
-            </w:r>
-          </w:p>
-        </w:tc>
-        <w:tc>
-          <w:tcPr>
-            <w:tcW w:type="dxa" w:w="1247"/>
-          </w:tcPr>
-          <w:p>
-            <w:pPr>
-              <w:pStyle w:val="Compact"/>
-              <w:spacing w:before="20" w:after="20"/>
-            </w:pPr>
-            <w:r>
-              <w:rPr>
-                <w:sz w:val="18"/>
-              </w:rPr>
-              <w:t>Danh mục</w:t>
-            </w:r>
-          </w:p>
-        </w:tc>
-        <w:tc>
-          <w:tcPr>
-            <w:tcW w:type="dxa" w:w="4819"/>
-          </w:tcPr>
-          <w:p>
-            <w:pPr>
-              <w:pStyle w:val="Compact"/>
-              <w:spacing w:before="20" w:after="20"/>
-            </w:pPr>
-            <w:r>
-              <w:rPr>
-                <w:sz w:val="18"/>
-              </w:rPr>
-              <w:t>category; Net Sales, Returns, Return Rate, LM, SPLY</w:t>
-            </w:r>
-          </w:p>
-        </w:tc>
-        <w:tc>
-          <w:tcPr>
-            <w:tcW w:type="dxa" w:w="2154"/>
-          </w:tcPr>
-          <w:p>
-            <w:pPr>
-              <w:pStyle w:val="Compact"/>
-              <w:spacing w:before="20" w:after="20"/>
-            </w:pPr>
-            <w:r>
-              <w:rPr>
-                <w:sz w:val="18"/>
-              </w:rPr>
-              <w:t>504, 240, 760, 270</w:t>
-            </w:r>
-          </w:p>
-        </w:tc>
-      </w:tr>
-      <w:tr>
-        <w:tc>
-          <w:tcPr>
-            <w:tcW w:type="dxa" w:w="1701"/>
-          </w:tcPr>
-          <w:p>
-            <w:pPr>
-              <w:pStyle w:val="Compact"/>
-              <w:spacing w:before="20" w:after="20"/>
-            </w:pPr>
-            <w:r>
-              <w:rPr>
-                <w:sz w:val="18"/>
-              </w:rPr>
-              <w:t>Line chart</w:t>
-            </w:r>
-          </w:p>
-        </w:tc>
-        <w:tc>
-          <w:tcPr>
-            <w:tcW w:type="dxa" w:w="1247"/>
-          </w:tcPr>
-          <w:p>
-            <w:pPr>
-              <w:pStyle w:val="Compact"/>
-              <w:spacing w:before="20" w:after="20"/>
-            </w:pPr>
-            <w:r>
-              <w:rPr>
-                <w:sz w:val="18"/>
-              </w:rPr>
-              <w:t>Xu hướng</w:t>
-            </w:r>
-          </w:p>
-        </w:tc>
-        <w:tc>
-          <w:tcPr>
-            <w:tcW w:type="dxa" w:w="4819"/>
-          </w:tcPr>
-          <w:p>
-            <w:pPr>
-              <w:pStyle w:val="Compact"/>
-              <w:spacing w:before="20" w:after="20"/>
-            </w:pPr>
-            <w:r>
-              <w:rPr>
-                <w:sz w:val="18"/>
-              </w:rPr>
-              <w:t>Return Rate theo tháng</w:t>
-            </w:r>
-          </w:p>
-        </w:tc>
-        <w:tc>
-          <w:tcPr>
-            <w:tcW w:type="dxa" w:w="2154"/>
-          </w:tcPr>
-          <w:p>
-            <w:pPr>
-              <w:pStyle w:val="Compact"/>
-              <w:spacing w:before="20" w:after="20"/>
-            </w:pPr>
-            <w:r>
-              <w:rPr>
-                <w:sz w:val="18"/>
-              </w:rPr>
-              <w:t>16, 520, 624, 184</w:t>
-            </w:r>
-          </w:p>
-        </w:tc>
-      </w:tr>
-      <w:tr>
-        <w:tc>
-          <w:tcPr>
-            <w:tcW w:type="dxa" w:w="1701"/>
-          </w:tcPr>
-          <w:p>
-            <w:pPr>
-              <w:pStyle w:val="Compact"/>
-              <w:spacing w:before="20" w:after="20"/>
-            </w:pPr>
-            <w:r>
-              <w:rPr>
-                <w:sz w:val="18"/>
-              </w:rPr>
-              <w:t>Line chart</w:t>
-            </w:r>
-          </w:p>
-        </w:tc>
-        <w:tc>
-          <w:tcPr>
-            <w:tcW w:type="dxa" w:w="1247"/>
-          </w:tcPr>
-          <w:p>
-            <w:pPr>
-              <w:pStyle w:val="Compact"/>
-              <w:spacing w:before="20" w:after="20"/>
-            </w:pPr>
-            <w:r>
-              <w:rPr>
-                <w:sz w:val="18"/>
-              </w:rPr>
-              <w:t>Xu hướng</w:t>
-            </w:r>
-          </w:p>
-        </w:tc>
-        <w:tc>
-          <w:tcPr>
-            <w:tcW w:type="dxa" w:w="4819"/>
-          </w:tcPr>
-          <w:p>
-            <w:pPr>
-              <w:pStyle w:val="Compact"/>
-              <w:spacing w:before="20" w:after="20"/>
-            </w:pPr>
-            <w:r>
-              <w:rPr>
-                <w:sz w:val="18"/>
-              </w:rPr>
-              <w:t>Cancelled Orders và Pending Orders theo tháng</w:t>
-            </w:r>
-          </w:p>
-        </w:tc>
-        <w:tc>
-          <w:tcPr>
-            <w:tcW w:type="dxa" w:w="2154"/>
-          </w:tcPr>
-          <w:p>
-            <w:pPr>
-              <w:pStyle w:val="Compact"/>
-              <w:spacing w:before="20" w:after="20"/>
-            </w:pPr>
-            <w:r>
-              <w:rPr>
-                <w:sz w:val="18"/>
-              </w:rPr>
-              <w:t>648, 520, 616, 184</w:t>
+              <w:t>852, 474, 412, 230</w:t>
             </w:r>
           </w:p>
         </w:tc>
@@ -9125,7 +9073,7 @@
         <w:pStyle w:val="Heading3"/>
       </w:pPr>
       <w:r>
-        <w:t>5.6 Tương tác và hoàn thiện</w:t>
+        <w:t>5.7 Tương tác và hoàn thiện</w:t>
       </w:r>
     </w:p>
     <w:p>
@@ -9194,10 +9142,28 @@
         <w:rPr>
           <w:b/>
         </w:rPr>
-        <w:t>Caption và đơn vị.</w:t>
-      </w:r>
-      <w:r>
-        <w:t xml:space="preserve"> Mỗi visual ghi rõ USD hay nghìn USD và tháng đang xem.</w:t>
+        <w:t>Tiêu đề và đơn vị.</w:t>
+      </w:r>
+      <w:r>
+        <w:t xml:space="preserve"> Tiêu đề visual nêu kết luận; dòng phụ ghi đơn vị (USD, nghìn USD, %, điểm %) và phạm vi.</w:t>
+      </w:r>
+    </w:p>
+    <w:p>
+      <w:pPr>
+        <w:pStyle w:val="Compact"/>
+        <w:numPr>
+          <w:ilvl w:val="0"/>
+          <w:numId w:val="5008"/>
+        </w:numPr>
+      </w:pPr>
+      <w:r>
+        <w:rPr>
+          <w:b/>
+        </w:rPr>
+        <w:t>Chân trang.</w:t>
+      </w:r>
+      <w:r>
+        <w:t xml:space="preserve"> Ghi nguồn, ngày dữ liệu, quy ước Δ và ngưỡng bằng chữ xám nhỏ.</w:t>
       </w:r>
     </w:p>
     <w:p>
@@ -17059,7 +17025,7 @@
         </w:numPr>
       </w:pPr>
       <w:r>
-        <w:t>Chạy lần lượt trong _mentor/: generate_dataset.py → build_dashboard.py → build_diagrams.py → build_guideline.py → build_slides.py. Seed cố định nên số liệu không đổi.</w:t>
+        <w:t>Chạy lần lượt trong _mentor/: generate_dataset.py → build_dashboard.py → build_dashboard_xlsx.py → chup_dashboard.js → build_diagrams.py → build_guideline.py → build_slides.py. Seed cố định nên số liệu không đổi.</w:t>
       </w:r>
     </w:p>
     <w:p>

--- a/Sales/Sales Data/Project 1/Dashboard_Guideline (dành cho mentor).docx
+++ b/Sales/Sales Data/Project 1/Dashboard_Guideline (dành cho mentor).docx
@@ -40,7 +40,7 @@
         <w:t>Excel</w:t>
       </w:r>
       <w:r>
-        <w:t xml:space="preserve"> 4 sheet (Tổng quan, Doanh thu, Đối soát, Hoàn trả &amp; chất lượng) từ dataset Nexa Home, rồi dùng chính dashboard đó để đối soát doanh thu với file Finance và viết báo cáo. Quy trình gồm 4 tầng: </w:t>
+        <w:t xml:space="preserve"> 4 sheet (Tổng quan, Doanh thu, Đối soát, Hoàn trả &amp; chất lượng) từ dataset Nexa Home, rồi dùng chính dashboard đó để đối soát (đối chiếu số liệu) doanh thu với số của phòng Tài chính – Kế toán (Finance, file finance_revenue.xlsx) và viết báo cáo. Quy trình gồm 4 tầng: </w:t>
       </w:r>
       <w:r>
         <w:rPr>
@@ -55,10 +55,10 @@
         <w:rPr>
           <w:b/>
         </w:rPr>
-        <w:t>Data Model</w:t>
-      </w:r>
-      <w:r>
-        <w:t xml:space="preserve"> (Power Pivot) nối các bảng → </w:t>
+        <w:t>Mô hình Dữ liệu (Data Model)</w:t>
+      </w:r>
+      <w:r>
+        <w:t xml:space="preserve"> trong Power Pivot nối các bảng → </w:t>
       </w:r>
       <w:r>
         <w:rPr>
@@ -67,7 +67,7 @@
         <w:t>DAX</w:t>
       </w:r>
       <w:r>
-        <w:t xml:space="preserve"> tính chỉ tiêu → </w:t>
+        <w:t xml:space="preserve"> tính chỉ số hiệu suất then chốt (KPI) → </w:t>
       </w:r>
       <w:r>
         <w:rPr>
@@ -90,7 +90,7 @@
         <w:t>Đối tượng.</w:t>
       </w:r>
       <w:r>
-        <w:t xml:space="preserve"> Mentor và trợ giảng dựng bản tham chiếu; học viên làm theo từng bước. </w:t>
+        <w:t xml:space="preserve"> Bản dành cho mentor và trợ giảng. </w:t>
       </w:r>
       <w:r>
         <w:rPr>
@@ -99,7 +99,17 @@
         <w:t>Bước 6</w:t>
       </w:r>
       <w:r>
-        <w:t xml:space="preserve"> chứa số đối soát và đáp án các chênh lệch, phải ẩn khi dùng tài liệu này làm đề.</w:t>
+        <w:t xml:space="preserve"> chứa số đối soát và đáp án các chênh lệch. Học viên nhận bản riêng </w:t>
+      </w:r>
+      <w:r>
+        <w:rPr>
+          <w:rFonts w:ascii="Consolas" w:hAnsi="Consolas"/>
+          <w:sz w:val="19"/>
+        </w:rPr>
+        <w:t>hoc_vien/Huong_dan_hoc_vien.docx</w:t>
+      </w:r>
+      <w:r>
+        <w:t>: Bước 6 chỉ có phương pháp (không có số và đáp án), không có Phụ lục B.</w:t>
       </w:r>
     </w:p>
     <w:p>
@@ -113,7 +123,7 @@
         <w:t>Sản phẩm đầu ra.</w:t>
       </w:r>
       <w:r>
-        <w:t xml:space="preserve"> Một file .xlsx gồm các query Power Query, Data Model có quan hệ và bộ measure DAX, cùng 4 sheet dashboard; kèm báo cáo 8 phần theo guild_report_template.pdf, trong đó phần chính là bảng giải thích chênh lệch vượt ngưỡng năm 2020.</w:t>
+        <w:t xml:space="preserve"> Một file .xlsx gồm các truy vấn Power Query, Mô hình Dữ liệu có quan hệ và bộ số đo DAX, cùng 4 sheet dashboard; kèm báo cáo 8 phần theo guild_report_template.pdf, trong đó phần chính là bảng giải thích chênh lệch vượt ngưỡng năm 2020.</w:t>
       </w:r>
     </w:p>
     <w:p>
@@ -154,7 +164,7 @@
         <w:rPr>
           <w:b/>
         </w:rPr>
-        <w:t>Bật add-in Power Pivot.</w:t>
+        <w:t>Bật bổ trợ (add-in) Power Pivot.</w:t>
       </w:r>
       <w:r>
         <w:t xml:space="preserve"> File → Options → Add-ins → ô Manage chọn </w:t>
@@ -213,10 +223,22 @@
     </w:p>
     <w:p>
       <w:pPr>
+        <w:pStyle w:val="Compact"/>
+        <w:numPr>
+          <w:ilvl w:val="0"/>
+          <w:numId w:val="5001"/>
+        </w:numPr>
+      </w:pPr>
+      <w:r>
+        <w:t>Tên menu ghi theo giao diện tiếng Việt của Microsoft kèm tên tiếng Anh trong ngoặc, vì máy học viên có thể dùng một trong hai.</w:t>
+      </w:r>
+    </w:p>
+    <w:p>
+      <w:pPr>
         <w:pStyle w:val="Heading3"/>
       </w:pPr>
       <w:r>
-        <w:t>Bộ file đầu vào</w:t>
+        <w:t>Bộ file và ai được xem</w:t>
       </w:r>
     </w:p>
     <w:tbl>
@@ -235,8 +257,8 @@
         </w:tblBorders>
       </w:tblPr>
       <w:tblGrid>
-        <w:gridCol w:w="2948"/>
-        <w:gridCol w:w="5103"/>
+        <w:gridCol w:w="3061"/>
+        <w:gridCol w:w="4989"/>
         <w:gridCol w:w="1871"/>
       </w:tblGrid>
       <w:tr>
@@ -245,7 +267,7 @@
         </w:trPr>
         <w:tc>
           <w:tcPr>
-            <w:tcW w:type="dxa" w:w="2948"/>
+            <w:tcW w:type="dxa" w:w="3061"/>
             <w:shd w:val="clear" w:color="auto" w:fill="447A2A"/>
           </w:tcPr>
           <w:p>
@@ -265,7 +287,7 @@
         </w:tc>
         <w:tc>
           <w:tcPr>
-            <w:tcW w:type="dxa" w:w="5102"/>
+            <w:tcW w:type="dxa" w:w="4989"/>
             <w:shd w:val="clear" w:color="auto" w:fill="447A2A"/>
           </w:tcPr>
           <w:p>
@@ -307,35 +329,35 @@
       <w:tr>
         <w:tc>
           <w:tcPr>
-            <w:tcW w:type="dxa" w:w="2948"/>
-          </w:tcPr>
-          <w:p>
-            <w:pPr>
-              <w:pStyle w:val="Compact"/>
-              <w:spacing w:before="20" w:after="20"/>
-            </w:pPr>
-            <w:r>
-              <w:rPr>
-                <w:sz w:val="18"/>
-              </w:rPr>
-              <w:t>Nexa_Sales_P1_Dataset.xlsx</w:t>
-            </w:r>
-          </w:p>
-        </w:tc>
-        <w:tc>
-          <w:tcPr>
-            <w:tcW w:type="dxa" w:w="5102"/>
-          </w:tcPr>
-          <w:p>
-            <w:pPr>
-              <w:pStyle w:val="Compact"/>
-              <w:spacing w:before="20" w:after="20"/>
-            </w:pPr>
-            <w:r>
-              <w:rPr>
-                <w:sz w:val="18"/>
-              </w:rPr>
-              <w:t>Dữ liệu đơn hàng, hoàn trả, các bảng dim, bảng map mã Finance, định nghĩa KPI, giao dịch mẫu; mỗi sheet là một Excel Table tên tbl_&lt;sheet&gt;</w:t>
+            <w:tcW w:type="dxa" w:w="3061"/>
+          </w:tcPr>
+          <w:p>
+            <w:pPr>
+              <w:pStyle w:val="Compact"/>
+              <w:spacing w:before="20" w:after="20"/>
+            </w:pPr>
+            <w:r>
+              <w:rPr>
+                <w:sz w:val="18"/>
+              </w:rPr>
+              <w:t>hoc_vien/README.docx</w:t>
+            </w:r>
+          </w:p>
+        </w:tc>
+        <w:tc>
+          <w:tcPr>
+            <w:tcW w:type="dxa" w:w="4989"/>
+          </w:tcPr>
+          <w:p>
+            <w:pPr>
+              <w:pStyle w:val="Compact"/>
+              <w:spacing w:before="20" w:after="20"/>
+            </w:pPr>
+            <w:r>
+              <w:rPr>
+                <w:sz w:val="18"/>
+              </w:rPr>
+              <w:t>Đề bài Project 1</w:t>
             </w:r>
           </w:p>
         </w:tc>
@@ -360,35 +382,35 @@
       <w:tr>
         <w:tc>
           <w:tcPr>
-            <w:tcW w:type="dxa" w:w="2948"/>
-          </w:tcPr>
-          <w:p>
-            <w:pPr>
-              <w:pStyle w:val="Compact"/>
-              <w:spacing w:before="20" w:after="20"/>
-            </w:pPr>
-            <w:r>
-              <w:rPr>
-                <w:sz w:val="18"/>
-              </w:rPr>
-              <w:t>finance_revenue.xlsx</w:t>
-            </w:r>
-          </w:p>
-        </w:tc>
-        <w:tc>
-          <w:tcPr>
-            <w:tcW w:type="dxa" w:w="5102"/>
-          </w:tcPr>
-          <w:p>
-            <w:pPr>
-              <w:pStyle w:val="Compact"/>
-              <w:spacing w:before="20" w:after="20"/>
-            </w:pPr>
-            <w:r>
-              <w:rPr>
-                <w:sz w:val="18"/>
-              </w:rPr>
-              <w:t>Doanh thu Finance đã xác nhận theo ngày × mã cửa hàng Finance (bản rút gọn)</w:t>
+            <w:tcW w:type="dxa" w:w="3061"/>
+          </w:tcPr>
+          <w:p>
+            <w:pPr>
+              <w:pStyle w:val="Compact"/>
+              <w:spacing w:before="20" w:after="20"/>
+            </w:pPr>
+            <w:r>
+              <w:rPr>
+                <w:sz w:val="18"/>
+              </w:rPr>
+              <w:t>hoc_vien/Nexa_Sales_P1_Dataset.xlsx</w:t>
+            </w:r>
+          </w:p>
+        </w:tc>
+        <w:tc>
+          <w:tcPr>
+            <w:tcW w:type="dxa" w:w="4989"/>
+          </w:tcPr>
+          <w:p>
+            <w:pPr>
+              <w:pStyle w:val="Compact"/>
+              <w:spacing w:before="20" w:after="20"/>
+            </w:pPr>
+            <w:r>
+              <w:rPr>
+                <w:sz w:val="18"/>
+              </w:rPr>
+              <w:t>Dữ liệu đơn hàng, hàng bán bị trả lại, các bảng chiều, bảng map mã Kế toán, định nghĩa KPI, giao dịch mẫu; mỗi sheet là một Excel Table tên tbl_&lt;sheet&gt;</w:t>
             </w:r>
           </w:p>
         </w:tc>
@@ -413,35 +435,35 @@
       <w:tr>
         <w:tc>
           <w:tcPr>
-            <w:tcW w:type="dxa" w:w="2948"/>
-          </w:tcPr>
-          <w:p>
-            <w:pPr>
-              <w:pStyle w:val="Compact"/>
-              <w:spacing w:before="20" w:after="20"/>
-            </w:pPr>
-            <w:r>
-              <w:rPr>
-                <w:sz w:val="18"/>
-              </w:rPr>
-              <w:t>excel_build/m/*.pq</w:t>
-            </w:r>
-          </w:p>
-        </w:tc>
-        <w:tc>
-          <w:tcPr>
-            <w:tcW w:type="dxa" w:w="5102"/>
-          </w:tcPr>
-          <w:p>
-            <w:pPr>
-              <w:pStyle w:val="Compact"/>
-              <w:spacing w:before="20" w:after="20"/>
-            </w:pPr>
-            <w:r>
-              <w:rPr>
-                <w:sz w:val="18"/>
-              </w:rPr>
-              <w:t>13 query M theo đúng thứ tự tạo, mỗi query một file; dán vào Advanced Editor</w:t>
+            <w:tcW w:type="dxa" w:w="3061"/>
+          </w:tcPr>
+          <w:p>
+            <w:pPr>
+              <w:pStyle w:val="Compact"/>
+              <w:spacing w:before="20" w:after="20"/>
+            </w:pPr>
+            <w:r>
+              <w:rPr>
+                <w:sz w:val="18"/>
+              </w:rPr>
+              <w:t>hoc_vien/finance_revenue.xlsx</w:t>
+            </w:r>
+          </w:p>
+        </w:tc>
+        <w:tc>
+          <w:tcPr>
+            <w:tcW w:type="dxa" w:w="4989"/>
+          </w:tcPr>
+          <w:p>
+            <w:pPr>
+              <w:pStyle w:val="Compact"/>
+              <w:spacing w:before="20" w:after="20"/>
+            </w:pPr>
+            <w:r>
+              <w:rPr>
+                <w:sz w:val="18"/>
+              </w:rPr>
+              <w:t>Doanh thu phòng Tài chính – Kế toán đã ghi sổ, theo ngày × mã cửa hàng của Kế toán (bản rút gọn)</w:t>
             </w:r>
           </w:p>
         </w:tc>
@@ -466,42 +488,35 @@
       <w:tr>
         <w:tc>
           <w:tcPr>
-            <w:tcW w:type="dxa" w:w="2948"/>
-          </w:tcPr>
-          <w:p>
-            <w:pPr>
-              <w:pStyle w:val="Compact"/>
-              <w:spacing w:before="20" w:after="20"/>
-            </w:pPr>
-            <w:r>
-              <w:rPr>
-                <w:sz w:val="18"/>
-              </w:rPr>
-              <w:t>excel_build/measures.dax</w:t>
-            </w:r>
-          </w:p>
-        </w:tc>
-        <w:tc>
-          <w:tcPr>
-            <w:tcW w:type="dxa" w:w="5102"/>
-          </w:tcPr>
-          <w:p>
-            <w:pPr>
-              <w:pStyle w:val="Compact"/>
-              <w:spacing w:before="20" w:after="20"/>
-            </w:pPr>
-            <w:r>
-              <w:rPr>
-                <w:sz w:val="18"/>
-              </w:rPr>
-              <w:t xml:space="preserve">52 measure DAX theo nhóm, dạng </w:t>
-            </w:r>
-            <w:r>
-              <w:rPr>
-                <w:rFonts w:ascii="Consolas" w:hAnsi="Consolas"/>
-                <w:sz w:val="18"/>
-              </w:rPr>
-              <w:t>Tên := công thức</w:t>
+            <w:tcW w:type="dxa" w:w="3061"/>
+          </w:tcPr>
+          <w:p>
+            <w:pPr>
+              <w:pStyle w:val="Compact"/>
+              <w:spacing w:before="20" w:after="20"/>
+            </w:pPr>
+            <w:r>
+              <w:rPr>
+                <w:sz w:val="18"/>
+              </w:rPr>
+              <w:t>hoc_vien/Huong_dan_hoc_vien.docx</w:t>
+            </w:r>
+          </w:p>
+        </w:tc>
+        <w:tc>
+          <w:tcPr>
+            <w:tcW w:type="dxa" w:w="4989"/>
+          </w:tcPr>
+          <w:p>
+            <w:pPr>
+              <w:pStyle w:val="Compact"/>
+              <w:spacing w:before="20" w:after="20"/>
+            </w:pPr>
+            <w:r>
+              <w:rPr>
+                <w:sz w:val="18"/>
+              </w:rPr>
+              <w:t>Hướng dẫn từng bước, bản học viên (không có số kiểm tra và đáp án đối soát)</w:t>
             </w:r>
           </w:p>
         </w:tc>
@@ -526,35 +541,35 @@
       <w:tr>
         <w:tc>
           <w:tcPr>
-            <w:tcW w:type="dxa" w:w="2948"/>
-          </w:tcPr>
-          <w:p>
-            <w:pPr>
-              <w:pStyle w:val="Compact"/>
-              <w:spacing w:before="20" w:after="20"/>
-            </w:pPr>
-            <w:r>
-              <w:rPr>
-                <w:sz w:val="18"/>
-              </w:rPr>
-              <w:t>Nexa_Sales_P1_Dashboard.html</w:t>
-            </w:r>
-          </w:p>
-        </w:tc>
-        <w:tc>
-          <w:tcPr>
-            <w:tcW w:type="dxa" w:w="5102"/>
-          </w:tcPr>
-          <w:p>
-            <w:pPr>
-              <w:pStyle w:val="Compact"/>
-              <w:spacing w:before="20" w:after="20"/>
-            </w:pPr>
-            <w:r>
-              <w:rPr>
-                <w:sz w:val="18"/>
-              </w:rPr>
-              <w:t>Bản dashboard tham chiếu (bố cục, màu, câu chữ) mở bằng trình duyệt</w:t>
+            <w:tcW w:type="dxa" w:w="3061"/>
+          </w:tcPr>
+          <w:p>
+            <w:pPr>
+              <w:pStyle w:val="Compact"/>
+              <w:spacing w:before="20" w:after="20"/>
+            </w:pPr>
+            <w:r>
+              <w:rPr>
+                <w:sz w:val="18"/>
+              </w:rPr>
+              <w:t>hoc_vien/Slide_Project_1_hoc_vien.pptx</w:t>
+            </w:r>
+          </w:p>
+        </w:tc>
+        <w:tc>
+          <w:tcPr>
+            <w:tcW w:type="dxa" w:w="4989"/>
+          </w:tcPr>
+          <w:p>
+            <w:pPr>
+              <w:pStyle w:val="Compact"/>
+              <w:spacing w:before="20" w:after="20"/>
+            </w:pPr>
+            <w:r>
+              <w:rPr>
+                <w:sz w:val="18"/>
+              </w:rPr>
+              <w:t>Slide giảng 8 phần, đã bỏ phụ lục đáp án và lời thuyết trình</w:t>
             </w:r>
           </w:p>
         </w:tc>
@@ -571,7 +586,7 @@
               <w:rPr>
                 <w:sz w:val="18"/>
               </w:rPr>
-              <w:t>Học viên (sau buổi 1) / mentor</w:t>
+              <w:t>Học viên</w:t>
             </w:r>
           </w:p>
         </w:tc>
@@ -579,35 +594,35 @@
       <w:tr>
         <w:tc>
           <w:tcPr>
-            <w:tcW w:type="dxa" w:w="2948"/>
-          </w:tcPr>
-          <w:p>
-            <w:pPr>
-              <w:pStyle w:val="Compact"/>
-              <w:spacing w:before="20" w:after="20"/>
-            </w:pPr>
-            <w:r>
-              <w:rPr>
-                <w:sz w:val="18"/>
-              </w:rPr>
-              <w:t>Nexa_Sales_P1_Dashboard.xlsx</w:t>
-            </w:r>
-          </w:p>
-        </w:tc>
-        <w:tc>
-          <w:tcPr>
-            <w:tcW w:type="dxa" w:w="5102"/>
-          </w:tcPr>
-          <w:p>
-            <w:pPr>
-              <w:pStyle w:val="Compact"/>
-              <w:spacing w:before="20" w:after="20"/>
-            </w:pPr>
-            <w:r>
-              <w:rPr>
-                <w:sz w:val="18"/>
-              </w:rPr>
-              <w:t>File đối chiếu số dựng bằng SUMIFS (không dùng Data Model): chọn tháng/kênh rồi so với dashboard của mình</w:t>
+            <w:tcW w:type="dxa" w:w="3061"/>
+          </w:tcPr>
+          <w:p>
+            <w:pPr>
+              <w:pStyle w:val="Compact"/>
+              <w:spacing w:before="20" w:after="20"/>
+            </w:pPr>
+            <w:r>
+              <w:rPr>
+                <w:sz w:val="18"/>
+              </w:rPr>
+              <w:t>hoc_vien/excel_build/</w:t>
+            </w:r>
+          </w:p>
+        </w:tc>
+        <w:tc>
+          <w:tcPr>
+            <w:tcW w:type="dxa" w:w="4989"/>
+          </w:tcPr>
+          <w:p>
+            <w:pPr>
+              <w:pStyle w:val="Compact"/>
+              <w:spacing w:before="20" w:after="20"/>
+            </w:pPr>
+            <w:r>
+              <w:rPr>
+                <w:sz w:val="18"/>
+              </w:rPr>
+              <w:t>13 truy vấn M (m/*.pq), 21 số đo bắt buộc (measures.dax), 8 số đo nâng cao (measures_nang_cao.dax)</w:t>
             </w:r>
           </w:p>
         </w:tc>
@@ -624,7 +639,7 @@
               <w:rPr>
                 <w:sz w:val="18"/>
               </w:rPr>
-              <w:t>Học viên (sau buổi 1) / mentor</w:t>
+              <w:t>Học viên</w:t>
             </w:r>
           </w:p>
         </w:tc>
@@ -632,35 +647,35 @@
       <w:tr>
         <w:tc>
           <w:tcPr>
-            <w:tcW w:type="dxa" w:w="2948"/>
-          </w:tcPr>
-          <w:p>
-            <w:pPr>
-              <w:pStyle w:val="Compact"/>
-              <w:spacing w:before="20" w:after="20"/>
-            </w:pPr>
-            <w:r>
-              <w:rPr>
-                <w:sz w:val="18"/>
-              </w:rPr>
-              <w:t>Slide_Project_1.pptx</w:t>
-            </w:r>
-          </w:p>
-        </w:tc>
-        <w:tc>
-          <w:tcPr>
-            <w:tcW w:type="dxa" w:w="5102"/>
-          </w:tcPr>
-          <w:p>
-            <w:pPr>
-              <w:pStyle w:val="Compact"/>
-              <w:spacing w:before="20" w:after="20"/>
-            </w:pPr>
-            <w:r>
-              <w:rPr>
-                <w:sz w:val="18"/>
-              </w:rPr>
-              <w:t>Slide giảng 8 phần; phụ lục mentor đặt ẩn</w:t>
+            <w:tcW w:type="dxa" w:w="3061"/>
+          </w:tcPr>
+          <w:p>
+            <w:pPr>
+              <w:pStyle w:val="Compact"/>
+              <w:spacing w:before="20" w:after="20"/>
+            </w:pPr>
+            <w:r>
+              <w:rPr>
+                <w:sz w:val="18"/>
+              </w:rPr>
+              <w:t>hoc_vien/so_do/*.pdf</w:t>
+            </w:r>
+          </w:p>
+        </w:tc>
+        <w:tc>
+          <w:tcPr>
+            <w:tcW w:type="dxa" w:w="4989"/>
+          </w:tcPr>
+          <w:p>
+            <w:pPr>
+              <w:pStyle w:val="Compact"/>
+              <w:spacing w:before="20" w:after="20"/>
+            </w:pPr>
+            <w:r>
+              <w:rPr>
+                <w:sz w:val="18"/>
+              </w:rPr>
+              <w:t>Sơ đồ pipeline, mô hình, quy trình đối soát, cây KPI, pipeline Power Query</w:t>
             </w:r>
           </w:p>
         </w:tc>
@@ -677,7 +692,7 @@
               <w:rPr>
                 <w:sz w:val="18"/>
               </w:rPr>
-              <w:t>Học viên + mentor</w:t>
+              <w:t>Học viên</w:t>
             </w:r>
           </w:p>
         </w:tc>
@@ -685,24 +700,24 @@
       <w:tr>
         <w:tc>
           <w:tcPr>
-            <w:tcW w:type="dxa" w:w="2948"/>
-          </w:tcPr>
-          <w:p>
-            <w:pPr>
-              <w:pStyle w:val="Compact"/>
-              <w:spacing w:before="20" w:after="20"/>
-            </w:pPr>
-            <w:r>
-              <w:rPr>
-                <w:sz w:val="18"/>
-              </w:rPr>
-              <w:t>guild_report_template.pdf</w:t>
-            </w:r>
-          </w:p>
-        </w:tc>
-        <w:tc>
-          <w:tcPr>
-            <w:tcW w:type="dxa" w:w="5102"/>
+            <w:tcW w:type="dxa" w:w="3061"/>
+          </w:tcPr>
+          <w:p>
+            <w:pPr>
+              <w:pStyle w:val="Compact"/>
+              <w:spacing w:before="20" w:after="20"/>
+            </w:pPr>
+            <w:r>
+              <w:rPr>
+                <w:sz w:val="18"/>
+              </w:rPr>
+              <w:t>hoc_vien/guild_report_template.pdf</w:t>
+            </w:r>
+          </w:p>
+        </w:tc>
+        <w:tc>
+          <w:tcPr>
+            <w:tcW w:type="dxa" w:w="4989"/>
           </w:tcPr>
           <w:p>
             <w:pPr>
@@ -738,35 +753,35 @@
       <w:tr>
         <w:tc>
           <w:tcPr>
-            <w:tcW w:type="dxa" w:w="2948"/>
-          </w:tcPr>
-          <w:p>
-            <w:pPr>
-              <w:pStyle w:val="Compact"/>
-              <w:spacing w:before="20" w:after="20"/>
-            </w:pPr>
-            <w:r>
-              <w:rPr>
-                <w:sz w:val="18"/>
-              </w:rPr>
-              <w:t>diagrams/*.drawio (+ .pdf)</w:t>
-            </w:r>
-          </w:p>
-        </w:tc>
-        <w:tc>
-          <w:tcPr>
-            <w:tcW w:type="dxa" w:w="5102"/>
-          </w:tcPr>
-          <w:p>
-            <w:pPr>
-              <w:pStyle w:val="Compact"/>
-              <w:spacing w:before="20" w:after="20"/>
-            </w:pPr>
-            <w:r>
-              <w:rPr>
-                <w:sz w:val="18"/>
-              </w:rPr>
-              <w:t>Sơ đồ pipeline, mô hình, quy trình đối soát, cây KPI, pipeline Power Query; sửa ở .drawio rồi xuất lại</w:t>
+            <w:tcW w:type="dxa" w:w="3061"/>
+          </w:tcPr>
+          <w:p>
+            <w:pPr>
+              <w:pStyle w:val="Compact"/>
+              <w:spacing w:before="20" w:after="20"/>
+            </w:pPr>
+            <w:r>
+              <w:rPr>
+                <w:sz w:val="18"/>
+              </w:rPr>
+              <w:t>Nexa_Sales_P1_Dashboard.html</w:t>
+            </w:r>
+          </w:p>
+        </w:tc>
+        <w:tc>
+          <w:tcPr>
+            <w:tcW w:type="dxa" w:w="4989"/>
+          </w:tcPr>
+          <w:p>
+            <w:pPr>
+              <w:pStyle w:val="Compact"/>
+              <w:spacing w:before="20" w:after="20"/>
+            </w:pPr>
+            <w:r>
+              <w:rPr>
+                <w:sz w:val="18"/>
+              </w:rPr>
+              <w:t>Dashboard tham chiếu (bố cục, màu, câu chữ); có thể gửi học viên sau buổi 1</w:t>
             </w:r>
           </w:p>
         </w:tc>
@@ -783,7 +798,7 @@
               <w:rPr>
                 <w:sz w:val="18"/>
               </w:rPr>
-              <w:t>Học viên + mentor</w:t>
+              <w:t>Mentor (học viên sau buổi 1)</w:t>
             </w:r>
           </w:p>
         </w:tc>
@@ -791,35 +806,35 @@
       <w:tr>
         <w:tc>
           <w:tcPr>
-            <w:tcW w:type="dxa" w:w="2948"/>
-          </w:tcPr>
-          <w:p>
-            <w:pPr>
-              <w:pStyle w:val="Compact"/>
-              <w:spacing w:before="20" w:after="20"/>
-            </w:pPr>
-            <w:r>
-              <w:rPr>
-                <w:sz w:val="18"/>
-              </w:rPr>
-              <w:t>_mentor/Nexa_Sales_P1_Instructor_Key.xlsx</w:t>
-            </w:r>
-          </w:p>
-        </w:tc>
-        <w:tc>
-          <w:tcPr>
-            <w:tcW w:type="dxa" w:w="5102"/>
-          </w:tcPr>
-          <w:p>
-            <w:pPr>
-              <w:pStyle w:val="Compact"/>
-              <w:spacing w:before="20" w:after="20"/>
-            </w:pPr>
-            <w:r>
-              <w:rPr>
-                <w:sz w:val="18"/>
-              </w:rPr>
-              <w:t>Đáp án: 31 chênh lệch cài sẵn, cầu nối từng tháng × cửa hàng</w:t>
+            <w:tcW w:type="dxa" w:w="3061"/>
+          </w:tcPr>
+          <w:p>
+            <w:pPr>
+              <w:pStyle w:val="Compact"/>
+              <w:spacing w:before="20" w:after="20"/>
+            </w:pPr>
+            <w:r>
+              <w:rPr>
+                <w:sz w:val="18"/>
+              </w:rPr>
+              <w:t>Nexa_Sales_P1_Dashboard.xlsx</w:t>
+            </w:r>
+          </w:p>
+        </w:tc>
+        <w:tc>
+          <w:tcPr>
+            <w:tcW w:type="dxa" w:w="4989"/>
+          </w:tcPr>
+          <w:p>
+            <w:pPr>
+              <w:pStyle w:val="Compact"/>
+              <w:spacing w:before="20" w:after="20"/>
+            </w:pPr>
+            <w:r>
+              <w:rPr>
+                <w:sz w:val="18"/>
+              </w:rPr>
+              <w:t>Dashboard Excel tham chiếu 4 sheet dựng bằng công thức (không dùng Mô hình Dữ liệu) để so số</w:t>
             </w:r>
           </w:p>
         </w:tc>
@@ -836,7 +851,7 @@
               <w:rPr>
                 <w:sz w:val="18"/>
               </w:rPr>
-              <w:t>Chỉ mentor</w:t>
+              <w:t>Mentor (học viên sau buổi 1)</w:t>
             </w:r>
           </w:p>
         </w:tc>
@@ -844,35 +859,247 @@
       <w:tr>
         <w:tc>
           <w:tcPr>
-            <w:tcW w:type="dxa" w:w="2948"/>
-          </w:tcPr>
-          <w:p>
-            <w:pPr>
-              <w:pStyle w:val="Compact"/>
-              <w:spacing w:before="20" w:after="20"/>
-            </w:pPr>
-            <w:r>
-              <w:rPr>
-                <w:sz w:val="18"/>
-              </w:rPr>
-              <w:t>_mentor/generate_dataset.py, build_excel_kit.py</w:t>
-            </w:r>
-          </w:p>
-        </w:tc>
-        <w:tc>
-          <w:tcPr>
-            <w:tcW w:type="dxa" w:w="5102"/>
-          </w:tcPr>
-          <w:p>
-            <w:pPr>
-              <w:pStyle w:val="Compact"/>
-              <w:spacing w:before="20" w:after="20"/>
-            </w:pPr>
-            <w:r>
-              <w:rPr>
-                <w:sz w:val="18"/>
-              </w:rPr>
-              <w:t>Sinh lại dữ liệu (seed cố định) và bộ M/DAX, kèm kiểm số dòng từng bước</w:t>
+            <w:tcW w:type="dxa" w:w="3061"/>
+          </w:tcPr>
+          <w:p>
+            <w:pPr>
+              <w:pStyle w:val="Compact"/>
+              <w:spacing w:before="20" w:after="20"/>
+            </w:pPr>
+            <w:r>
+              <w:rPr>
+                <w:sz w:val="18"/>
+              </w:rPr>
+              <w:t>Dashboard_Guideline (dành cho mentor).docx</w:t>
+            </w:r>
+          </w:p>
+        </w:tc>
+        <w:tc>
+          <w:tcPr>
+            <w:tcW w:type="dxa" w:w="4989"/>
+          </w:tcPr>
+          <w:p>
+            <w:pPr>
+              <w:pStyle w:val="Compact"/>
+              <w:spacing w:before="20" w:after="20"/>
+            </w:pPr>
+            <w:r>
+              <w:rPr>
+                <w:sz w:val="18"/>
+              </w:rPr>
+              <w:t>Tài liệu này, bản đầy đủ có Bước 6 đáp án</w:t>
+            </w:r>
+          </w:p>
+        </w:tc>
+        <w:tc>
+          <w:tcPr>
+            <w:tcW w:type="dxa" w:w="1871"/>
+          </w:tcPr>
+          <w:p>
+            <w:pPr>
+              <w:pStyle w:val="Compact"/>
+              <w:spacing w:before="20" w:after="20"/>
+            </w:pPr>
+            <w:r>
+              <w:rPr>
+                <w:sz w:val="18"/>
+              </w:rPr>
+              <w:t>Chỉ mentor</w:t>
+            </w:r>
+          </w:p>
+        </w:tc>
+      </w:tr>
+      <w:tr>
+        <w:tc>
+          <w:tcPr>
+            <w:tcW w:type="dxa" w:w="3061"/>
+          </w:tcPr>
+          <w:p>
+            <w:pPr>
+              <w:pStyle w:val="Compact"/>
+              <w:spacing w:before="20" w:after="20"/>
+            </w:pPr>
+            <w:r>
+              <w:rPr>
+                <w:sz w:val="18"/>
+              </w:rPr>
+              <w:t>Slide_Project_1.pptx</w:t>
+            </w:r>
+          </w:p>
+        </w:tc>
+        <w:tc>
+          <w:tcPr>
+            <w:tcW w:type="dxa" w:w="4989"/>
+          </w:tcPr>
+          <w:p>
+            <w:pPr>
+              <w:pStyle w:val="Compact"/>
+              <w:spacing w:before="20" w:after="20"/>
+            </w:pPr>
+            <w:r>
+              <w:rPr>
+                <w:sz w:val="18"/>
+              </w:rPr>
+              <w:t>Slide bản đầy đủ: 4 slide phụ lục đáp án (ẩn) + lời thuyết trình</w:t>
+            </w:r>
+          </w:p>
+        </w:tc>
+        <w:tc>
+          <w:tcPr>
+            <w:tcW w:type="dxa" w:w="1871"/>
+          </w:tcPr>
+          <w:p>
+            <w:pPr>
+              <w:pStyle w:val="Compact"/>
+              <w:spacing w:before="20" w:after="20"/>
+            </w:pPr>
+            <w:r>
+              <w:rPr>
+                <w:sz w:val="18"/>
+              </w:rPr>
+              <w:t>Chỉ mentor</w:t>
+            </w:r>
+          </w:p>
+        </w:tc>
+      </w:tr>
+      <w:tr>
+        <w:tc>
+          <w:tcPr>
+            <w:tcW w:type="dxa" w:w="3061"/>
+          </w:tcPr>
+          <w:p>
+            <w:pPr>
+              <w:pStyle w:val="Compact"/>
+              <w:spacing w:before="20" w:after="20"/>
+            </w:pPr>
+            <w:r>
+              <w:rPr>
+                <w:sz w:val="18"/>
+              </w:rPr>
+              <w:t>diagrams/*.drawio</w:t>
+            </w:r>
+          </w:p>
+        </w:tc>
+        <w:tc>
+          <w:tcPr>
+            <w:tcW w:type="dxa" w:w="4989"/>
+          </w:tcPr>
+          <w:p>
+            <w:pPr>
+              <w:pStyle w:val="Compact"/>
+              <w:spacing w:before="20" w:after="20"/>
+            </w:pPr>
+            <w:r>
+              <w:rPr>
+                <w:sz w:val="18"/>
+              </w:rPr>
+              <w:t>Bản gốc sửa được của sơ đồ</w:t>
+            </w:r>
+          </w:p>
+        </w:tc>
+        <w:tc>
+          <w:tcPr>
+            <w:tcW w:type="dxa" w:w="1871"/>
+          </w:tcPr>
+          <w:p>
+            <w:pPr>
+              <w:pStyle w:val="Compact"/>
+              <w:spacing w:before="20" w:after="20"/>
+            </w:pPr>
+            <w:r>
+              <w:rPr>
+                <w:sz w:val="18"/>
+              </w:rPr>
+              <w:t>Chỉ mentor</w:t>
+            </w:r>
+          </w:p>
+        </w:tc>
+      </w:tr>
+      <w:tr>
+        <w:tc>
+          <w:tcPr>
+            <w:tcW w:type="dxa" w:w="3061"/>
+          </w:tcPr>
+          <w:p>
+            <w:pPr>
+              <w:pStyle w:val="Compact"/>
+              <w:spacing w:before="20" w:after="20"/>
+            </w:pPr>
+            <w:r>
+              <w:rPr>
+                <w:sz w:val="18"/>
+              </w:rPr>
+              <w:t>_mentor/Nexa_Sales_P1_Instructor_Key.xlsx</w:t>
+            </w:r>
+          </w:p>
+        </w:tc>
+        <w:tc>
+          <w:tcPr>
+            <w:tcW w:type="dxa" w:w="4989"/>
+          </w:tcPr>
+          <w:p>
+            <w:pPr>
+              <w:pStyle w:val="Compact"/>
+              <w:spacing w:before="20" w:after="20"/>
+            </w:pPr>
+            <w:r>
+              <w:rPr>
+                <w:sz w:val="18"/>
+              </w:rPr>
+              <w:t>Đáp án: 31 chênh lệch cài sẵn, cầu nối từng tháng × cửa hàng</w:t>
+            </w:r>
+          </w:p>
+        </w:tc>
+        <w:tc>
+          <w:tcPr>
+            <w:tcW w:type="dxa" w:w="1871"/>
+          </w:tcPr>
+          <w:p>
+            <w:pPr>
+              <w:pStyle w:val="Compact"/>
+              <w:spacing w:before="20" w:after="20"/>
+            </w:pPr>
+            <w:r>
+              <w:rPr>
+                <w:sz w:val="18"/>
+              </w:rPr>
+              <w:t>Chỉ mentor</w:t>
+            </w:r>
+          </w:p>
+        </w:tc>
+      </w:tr>
+      <w:tr>
+        <w:tc>
+          <w:tcPr>
+            <w:tcW w:type="dxa" w:w="3061"/>
+          </w:tcPr>
+          <w:p>
+            <w:pPr>
+              <w:pStyle w:val="Compact"/>
+              <w:spacing w:before="20" w:after="20"/>
+            </w:pPr>
+            <w:r>
+              <w:rPr>
+                <w:sz w:val="18"/>
+              </w:rPr>
+              <w:t>_mentor/*.py</w:t>
+            </w:r>
+          </w:p>
+        </w:tc>
+        <w:tc>
+          <w:tcPr>
+            <w:tcW w:type="dxa" w:w="4989"/>
+          </w:tcPr>
+          <w:p>
+            <w:pPr>
+              <w:pStyle w:val="Compact"/>
+              <w:spacing w:before="20" w:after="20"/>
+            </w:pPr>
+            <w:r>
+              <w:rPr>
+                <w:sz w:val="18"/>
+              </w:rPr>
+              <w:t>Sinh lại dữ liệu, bộ M/DAX, tài liệu; đóng gói bộ học viên (dong_goi_hoc_vien.py)</w:t>
             </w:r>
           </w:p>
         </w:tc>
@@ -1003,7 +1230,7 @@
               <w:rPr>
                 <w:sz w:val="18"/>
               </w:rPr>
-              <w:t>Nexa Home bán điện máy qua cửa hàng (POS) và website/app; Finance cần biết doanh thu thật và lý do lệch số</w:t>
+              <w:t>Nexa Home bán điện máy qua cửa hàng (POS) và website/app; Trưởng phòng Kinh doanh và phòng Tài chính – Kế toán cần thống nhất doanh thu thật và lý do lệch số</w:t>
             </w:r>
           </w:p>
         </w:tc>
@@ -1111,7 +1338,7 @@
               <w:rPr>
                 <w:sz w:val="18"/>
               </w:rPr>
-              <w:t>26.326 đơn · 63.004 dòng bán (gồm 120 dòng trùng) · 2.430 lần trả hàng · 19.400 dòng Finance</w:t>
+              <w:t>26.326 đơn · 63.004 dòng bán (gồm 120 dòng trùng) · 2.430 lần trả hàng · 19.400 dòng Kế toán</w:t>
             </w:r>
           </w:p>
         </w:tc>
@@ -1147,7 +1374,7 @@
               <w:rPr>
                 <w:sz w:val="18"/>
               </w:rPr>
-              <w:t>USD, chưa gồm VAT; VAT giả định 10 % chỉ xuất hiện ở file Finance</w:t>
+              <w:t>USD, chưa gồm VAT; VAT giả định 10 % chỉ xuất hiện ở file Kế toán</w:t>
             </w:r>
           </w:p>
         </w:tc>
@@ -1494,7 +1721,7 @@
               <w:rPr>
                 <w:sz w:val="18"/>
               </w:rPr>
-              <w:t>13 query theo pipeline: nạp, đặt kiểu, bỏ dòng trùng, map mã Finance → fact_finance</w:t>
+              <w:t>13 query theo pipeline: nạp, đặt kiểu, bỏ dòng trùng, map mã Kế toán → fact_finance</w:t>
             </w:r>
           </w:p>
         </w:tc>
@@ -1547,7 +1774,7 @@
               <w:rPr>
                 <w:sz w:val="18"/>
               </w:rPr>
-              <w:t>3. Data Model</w:t>
+              <w:t>3. Mô hình Dữ liệu</w:t>
             </w:r>
           </w:p>
         </w:tc>
@@ -1564,7 +1791,7 @@
               <w:rPr>
                 <w:sz w:val="18"/>
               </w:rPr>
-              <w:t>Quan hệ star schema, Mark as Date Table, quan hệ inactive cho delivery_date</w:t>
+              <w:t>Quan hệ lược đồ hình sao, Đánh dấu là Bảng ngày tháng (Mark as Date Table), quan hệ inactive cho delivery_date</w:t>
             </w:r>
           </w:p>
         </w:tc>
@@ -1581,7 +1808,7 @@
               <w:rPr>
                 <w:sz w:val="18"/>
               </w:rPr>
-              <w:t>Power Pivot → Manage → Diagram View</w:t>
+              <w:t>Power Pivot → Manage → Dạng xem Sơ đồ (Diagram View)</w:t>
             </w:r>
           </w:p>
         </w:tc>
@@ -1634,7 +1861,7 @@
               <w:rPr>
                 <w:sz w:val="18"/>
               </w:rPr>
-              <w:t>52 measure trong bảng _Measures, gồm measure chuỗi cho tiêu đề</w:t>
+              <w:t>21 số đo bắt buộc trong bảng _Measures (8 số đo nâng cao tuỳ chọn)</w:t>
             </w:r>
           </w:p>
         </w:tc>
@@ -1668,7 +1895,7 @@
               <w:rPr>
                 <w:sz w:val="18"/>
               </w:rPr>
-              <w:t>90 phút</w:t>
+              <w:t>60 phút</w:t>
             </w:r>
           </w:p>
         </w:tc>
@@ -1916,7 +2143,7 @@
         <w:t>fact_sales_line[order_date]</w:t>
       </w:r>
       <w:r>
-        <w:t xml:space="preserve">; tên measure viết dạng </w:t>
+        <w:t xml:space="preserve">; tên số đo viết dạng </w:t>
       </w:r>
       <w:r>
         <w:rPr>
@@ -1968,10 +2195,74 @@
         <w:rPr>
           <w:b/>
         </w:rPr>
-        <w:t>Finance − dữ liệu đơn</w:t>
-      </w:r>
-      <w:r>
-        <w:t>: Δ dương nghĩa là Finance ghi nhận cao hơn.</w:t>
+        <w:t>số Kế toán − dữ liệu đơn</w:t>
+      </w:r>
+      <w:r>
+        <w:t>: Δ dương nghĩa là Kế toán ghi nhận cao hơn.</w:t>
+      </w:r>
+    </w:p>
+    <w:p>
+      <w:pPr>
+        <w:pStyle w:val="Compact"/>
+        <w:numPr>
+          <w:ilvl w:val="0"/>
+          <w:numId w:val="5002"/>
+        </w:numPr>
+      </w:pPr>
+      <w:r>
+        <w:t xml:space="preserve">Tên file, cột và số đo giữ chữ </w:t>
+      </w:r>
+      <w:r>
+        <w:rPr>
+          <w:rFonts w:ascii="Consolas" w:hAnsi="Consolas"/>
+          <w:sz w:val="19"/>
+        </w:rPr>
+        <w:t>Finance</w:t>
+      </w:r>
+      <w:r>
+        <w:t xml:space="preserve"> (vd </w:t>
+      </w:r>
+      <w:r>
+        <w:rPr>
+          <w:rFonts w:ascii="Consolas" w:hAnsi="Consolas"/>
+          <w:sz w:val="19"/>
+        </w:rPr>
+        <w:t>finance_revenue.xlsx</w:t>
+      </w:r>
+      <w:r>
+        <w:t xml:space="preserve">, </w:t>
+      </w:r>
+      <w:r>
+        <w:rPr>
+          <w:rFonts w:ascii="Consolas" w:hAnsi="Consolas"/>
+          <w:sz w:val="19"/>
+        </w:rPr>
+        <w:t>[Finance Net Revenue]</w:t>
+      </w:r>
+      <w:r>
+        <w:t xml:space="preserve">, </w:t>
+      </w:r>
+      <w:r>
+        <w:rPr>
+          <w:rFonts w:ascii="Consolas" w:hAnsi="Consolas"/>
+          <w:sz w:val="19"/>
+        </w:rPr>
+        <w:t>[Δ Finance]</w:t>
+      </w:r>
+      <w:r>
+        <w:t>): đều chỉ số của phòng Tài chính – Kế toán.</w:t>
+      </w:r>
+    </w:p>
+    <w:p>
+      <w:pPr>
+        <w:pStyle w:val="Compact"/>
+        <w:numPr>
+          <w:ilvl w:val="0"/>
+          <w:numId w:val="5002"/>
+        </w:numPr>
+      </w:pPr>
+      <w:r>
+        <w:t>Tên chỉ tiêu theo Chuẩn mực kế toán VAS 14: doanh thu bán hàng (Gross Sales) − chiết khấu thương mại (Discounts) − hàng bán bị trả lại (Returns) = doanh thu thuần (Net Revenue). Bảng thuật ngữ đầy đủ ở Phụ lục D.</w:t>
       </w:r>
     </w:p>
     <w:p>
@@ -2046,7 +2337,7 @@
         <w:pStyle w:val="FirstParagraph"/>
       </w:pPr>
       <w:r>
-        <w:t>Dataset gồm 2 bảng fact, 7 bảng dim, 1 bảng map và file Finance riêng. Nắm grain (mỗi dòng là gì) của từng bảng trước khi viết bất kỳ measure nào.</w:t>
+        <w:t>Dataset gồm 2 bảng dữ kiện (fact table), 7 bảng chiều (dimension table), 1 bảng map và file Kế toán riêng. Nắm grain (mỗi dòng là gì) của từng bảng trước khi viết bất kỳ số đo nào.</w:t>
       </w:r>
     </w:p>
     <w:p>
@@ -2120,7 +2411,7 @@
                 <w:color w:val="FFFFFF"/>
                 <w:sz w:val="17"/>
               </w:rPr>
-              <w:t>Vai trò</w:t>
+              <w:t>Loại bảng</w:t>
             </w:r>
           </w:p>
         </w:tc>
@@ -2140,7 +2431,7 @@
                 <w:color w:val="FFFFFF"/>
                 <w:sz w:val="17"/>
               </w:rPr>
-              <w:t>Grain (mỗi dòng là)</w:t>
+              <w:t>Độ chi tiết – grain (mỗi dòng là)</w:t>
             </w:r>
           </w:p>
         </w:tc>
@@ -2236,7 +2527,7 @@
               <w:rPr>
                 <w:sz w:val="18"/>
               </w:rPr>
-              <w:t>Fact</w:t>
+              <w:t>Dữ kiện</w:t>
             </w:r>
           </w:p>
         </w:tc>
@@ -2341,7 +2632,7 @@
               <w:rPr>
                 <w:sz w:val="18"/>
               </w:rPr>
-              <w:t>Fact</w:t>
+              <w:t>Dữ kiện</w:t>
             </w:r>
           </w:p>
         </w:tc>
@@ -2446,7 +2737,7 @@
               <w:rPr>
                 <w:sz w:val="18"/>
               </w:rPr>
-              <w:t>Fact</w:t>
+              <w:t>Dữ kiện</w:t>
             </w:r>
           </w:p>
         </w:tc>
@@ -2463,7 +2754,7 @@
               <w:rPr>
                 <w:sz w:val="18"/>
               </w:rPr>
-              <w:t>1 ngày × 1 mã cửa hàng Finance</w:t>
+              <w:t>1 ngày ghi sổ × 1 mã cửa hàng của Kế toán</w:t>
             </w:r>
           </w:p>
         </w:tc>
@@ -2551,7 +2842,7 @@
               <w:rPr>
                 <w:sz w:val="18"/>
               </w:rPr>
-              <w:t>Dim</w:t>
+              <w:t>Chiều</w:t>
             </w:r>
           </w:p>
         </w:tc>
@@ -2656,7 +2947,7 @@
               <w:rPr>
                 <w:sz w:val="18"/>
               </w:rPr>
-              <w:t>Dim</w:t>
+              <w:t>Chiều</w:t>
             </w:r>
           </w:p>
         </w:tc>
@@ -2761,7 +3052,7 @@
               <w:rPr>
                 <w:sz w:val="18"/>
               </w:rPr>
-              <w:t>Dim</w:t>
+              <w:t>Chiều</w:t>
             </w:r>
           </w:p>
         </w:tc>
@@ -2866,7 +3157,7 @@
               <w:rPr>
                 <w:sz w:val="18"/>
               </w:rPr>
-              <w:t>Dim</w:t>
+              <w:t>Chiều</w:t>
             </w:r>
           </w:p>
         </w:tc>
@@ -2971,7 +3262,7 @@
               <w:rPr>
                 <w:sz w:val="18"/>
               </w:rPr>
-              <w:t>Dim</w:t>
+              <w:t>Chiều</w:t>
             </w:r>
           </w:p>
         </w:tc>
@@ -3076,7 +3367,7 @@
               <w:rPr>
                 <w:sz w:val="18"/>
               </w:rPr>
-              <w:t>Dim</w:t>
+              <w:t>Chiều</w:t>
             </w:r>
           </w:p>
         </w:tc>
@@ -3198,7 +3489,7 @@
               <w:rPr>
                 <w:sz w:val="18"/>
               </w:rPr>
-              <w:t>1 mã Finance trong 1 khoảng hiệu lực</w:t>
+              <w:t>1 mã Kế toán trong 1 khoảng hiệu lực</w:t>
             </w:r>
           </w:p>
         </w:tc>
@@ -3286,7 +3577,7 @@
               <w:rPr>
                 <w:sz w:val="18"/>
               </w:rPr>
-              <w:t>Dim</w:t>
+              <w:t>Chiều</w:t>
             </w:r>
           </w:p>
         </w:tc>
@@ -3832,7 +4123,7 @@
               <w:rPr>
                 <w:sz w:val="18"/>
               </w:rPr>
-              <w:t>Con số đem đối soát với Finance</w:t>
+              <w:t>Con số đem đối soát với Kế toán</w:t>
             </w:r>
           </w:p>
         </w:tc>
@@ -4197,7 +4488,7 @@
               <w:rPr>
                 <w:sz w:val="18"/>
               </w:rPr>
-              <w:t>Dương = Finance cao hơn dữ liệu đơn</w:t>
+              <w:t>Dương = Kế toán cao hơn dữ liệu đơn</w:t>
             </w:r>
           </w:p>
         </w:tc>
@@ -4450,7 +4741,7 @@
         <w:t>Online có 2 mốc ngày.</w:t>
       </w:r>
       <w:r>
-        <w:t xml:space="preserve"> Dữ liệu đơn dùng order_date; Finance ghi nhận online theo delivery_date (trung bình 4–5 ngày sau).</w:t>
+        <w:t xml:space="preserve"> Dữ liệu đơn dùng order_date; Kế toán ghi nhận online theo delivery_date (trung bình 4–5 ngày sau).</w:t>
       </w:r>
     </w:p>
     <w:p>
@@ -4468,7 +4759,7 @@
         <w:t>POS không có delivery_date.</w:t>
       </w:r>
       <w:r>
-        <w:t xml:space="preserve"> Khách nhận hàng ngay tại quầy, Finance ghi nhận đúng ngày bán.</w:t>
+        <w:t xml:space="preserve"> Khách nhận hàng ngay tại quầy, Kế toán ghi nhận đúng ngày bán.</w:t>
       </w:r>
     </w:p>
     <w:p>
@@ -4483,7 +4774,7 @@
         <w:rPr>
           <w:b/>
         </w:rPr>
-        <w:t>Mã Finance khác store_key.</w:t>
+        <w:t>Mã Kế toán khác store_key.</w:t>
       </w:r>
       <w:r>
         <w:t xml:space="preserve"> Dùng map_store_finance; cửa hàng 38 (Anh) đổi mã GBR-03 → GBR-03N từ 01/07/2019, phải map theo valid_from/valid_to. Mã HQ-ADJ không thuộc cửa hàng nào.</w:t>
@@ -4501,10 +4792,10 @@
         <w:rPr>
           <w:b/>
         </w:rPr>
-        <w:t>Finance hạch toán hoàn tiền trễ.</w:t>
-      </w:r>
-      <w:r>
-        <w:t xml:space="preserve"> refunds trong file Finance có thể lệch 0–3 ngày so với return_date.</w:t>
+        <w:t>Kế toán hạch toán hoàn tiền trễ.</w:t>
+      </w:r>
+      <w:r>
+        <w:t xml:space="preserve"> refunds trong file Kế toán có thể lệch 0–3 ngày so với return_date.</w:t>
       </w:r>
     </w:p>
     <w:p>
@@ -4522,7 +4813,7 @@
         <w:t>USD, chưa VAT.</w:t>
       </w:r>
       <w:r>
-        <w:t xml:space="preserve"> Mọi số tiền phía đơn hàng là USD chưa VAT; so với cột net_revenue của Finance, không so với total_incl_vat.</w:t>
+        <w:t xml:space="preserve"> Mọi số tiền phía đơn hàng là USD chưa VAT; so với cột net_revenue của Kế toán, không so với total_incl_vat.</w:t>
       </w:r>
     </w:p>
     <w:p>
@@ -4563,7 +4854,7 @@
         <w:t>chưa sạch hoàn toàn</w:t>
       </w:r>
       <w:r>
-        <w:t xml:space="preserve">: có dòng trùng và file Finance dùng mã cửa hàng riêng. Hai việc làm sạch này là một phần của bài. Trong Power Query, mỗi thao tác chuột được ghi thành một </w:t>
+        <w:t xml:space="preserve">: có dòng trùng và file Kế toán dùng mã cửa hàng riêng. Hai việc làm sạch này là một phần của bài. Trong Power Query, mỗi thao tác chuột được ghi thành một </w:t>
       </w:r>
       <w:r>
         <w:rPr>
@@ -4780,7 +5071,7 @@
         <w:t>SourceFolder &amp; "tên file"</w:t>
       </w:r>
       <w:r>
-        <w:t>; đổi máy chỉ cần sửa tham số này rồi Refresh All.</w:t>
+        <w:t>; đổi máy chỉ cần sửa tham số này rồi Làm mới Tất cả (Refresh All).</w:t>
       </w:r>
     </w:p>
     <w:p>
@@ -5134,7 +5425,7 @@
               <w:rPr>
                 <w:sz w:val="18"/>
               </w:rPr>
-              <w:t>Connection + Data Model</w:t>
+              <w:t>Connection + Mô hình Dữ liệu</w:t>
             </w:r>
           </w:p>
         </w:tc>
@@ -5222,7 +5513,7 @@
               <w:rPr>
                 <w:sz w:val="18"/>
               </w:rPr>
-              <w:t>Connection + Data Model</w:t>
+              <w:t>Connection + Mô hình Dữ liệu</w:t>
             </w:r>
           </w:p>
         </w:tc>
@@ -5310,7 +5601,7 @@
               <w:rPr>
                 <w:sz w:val="18"/>
               </w:rPr>
-              <w:t>Connection + Data Model</w:t>
+              <w:t>Connection + Mô hình Dữ liệu</w:t>
             </w:r>
           </w:p>
         </w:tc>
@@ -5398,7 +5689,7 @@
               <w:rPr>
                 <w:sz w:val="18"/>
               </w:rPr>
-              <w:t>Connection + Data Model</w:t>
+              <w:t>Connection + Mô hình Dữ liệu</w:t>
             </w:r>
           </w:p>
         </w:tc>
@@ -5486,7 +5777,7 @@
               <w:rPr>
                 <w:sz w:val="18"/>
               </w:rPr>
-              <w:t>Connection + Data Model</w:t>
+              <w:t>Connection + Mô hình Dữ liệu</w:t>
             </w:r>
           </w:p>
         </w:tc>
@@ -5574,7 +5865,7 @@
               <w:rPr>
                 <w:sz w:val="18"/>
               </w:rPr>
-              <w:t>Connection + Data Model</w:t>
+              <w:t>Connection + Mô hình Dữ liệu</w:t>
             </w:r>
           </w:p>
         </w:tc>
@@ -5662,7 +5953,7 @@
               <w:rPr>
                 <w:sz w:val="18"/>
               </w:rPr>
-              <w:t>Connection + Data Model</w:t>
+              <w:t>Connection + Mô hình Dữ liệu</w:t>
             </w:r>
           </w:p>
         </w:tc>
@@ -5750,7 +6041,7 @@
               <w:rPr>
                 <w:sz w:val="18"/>
               </w:rPr>
-              <w:t>Connection + Data Model</w:t>
+              <w:t>Connection + Mô hình Dữ liệu</w:t>
             </w:r>
           </w:p>
         </w:tc>
@@ -6014,7 +6305,7 @@
               <w:rPr>
                 <w:sz w:val="18"/>
               </w:rPr>
-              <w:t>Connection + Data Model</w:t>
+              <w:t>Connection + Mô hình Dữ liệu</w:t>
             </w:r>
           </w:p>
         </w:tc>
@@ -6085,7 +6376,7 @@
               <w:rPr>
                 <w:sz w:val="18"/>
               </w:rPr>
-              <w:t>Bảng rỗng chứa measure</w:t>
+              <w:t>Bảng rỗng chứa số đo</w:t>
             </w:r>
           </w:p>
         </w:tc>
@@ -6102,7 +6393,7 @@
               <w:rPr>
                 <w:sz w:val="18"/>
               </w:rPr>
-              <w:t>Connection + Data Model</w:t>
+              <w:t>Connection + Mô hình Dữ liệu</w:t>
             </w:r>
           </w:p>
         </w:tc>
@@ -7867,7 +8158,7 @@
         <w:pStyle w:val="Heading3"/>
       </w:pPr>
       <w:r>
-        <w:t>2.5 Pipeline Finance: finance_raw, map_store_finance → fact_finance</w:t>
+        <w:t>2.5 Pipeline Kế toán: finance_raw, map_store_finance → fact_finance</w:t>
       </w:r>
     </w:p>
     <w:p>
@@ -7875,7 +8166,7 @@
         <w:pStyle w:val="FirstParagraph"/>
       </w:pPr>
       <w:r>
-        <w:t xml:space="preserve">finance_raw và map_store_finance là query trung gian (chỉ tạo connection, không nạp vào Data Model). Cả hai đều gồm Source → Navigation → Changed Type như các bảng dim. File Finance chỉ có mã cửa hàng của Finance (fin_store_code); fact_finance gắn store_key bằng bảng map theo </w:t>
+        <w:t xml:space="preserve">finance_raw và map_store_finance là query trung gian (chỉ tạo connection, không nạp vào Mô hình Dữ liệu). Cả hai đều gồm Source → Navigation → Changed Type như các bảng chiều. File Kế toán chỉ có mã cửa hàng của Kế toán (fin_store_code); fact_finance gắn store_key bằng bảng map theo </w:t>
       </w:r>
       <w:r>
         <w:rPr>
@@ -8660,7 +8951,7 @@
         <w:pStyle w:val="BodyText"/>
       </w:pPr>
       <w:r>
-        <w:t>Kiểm tra: fact_finance có đúng 19.400 dòng như finance_raw, và đúng 3 dòng HQ-ADJ có store_key = null (giữ lại để giải thích ở tổng chuỗi, không gán cho cửa hàng nào). Với dữ liệu hiện tại bước Filtered Valid giữ nguyên số dòng: mã cũ GBR-03 chỉ có bút toán đến 27/06/2019, mã mới GBR-03N từ 01/07/2019. Bước này là chốt an toàn — nếu Finance còn hạch toán mã cũ sau ngày đổi, dòng đó bị loại và số dòng giảm, là tín hiệu cần hỏi lại Finance.</w:t>
+        <w:t>Kiểm tra: fact_finance có đúng 19.400 dòng như finance_raw, và đúng 3 dòng HQ-ADJ có store_key = null (giữ lại để giải thích ở tổng chuỗi, không gán cho cửa hàng nào). Với dữ liệu hiện tại bước Filtered Valid giữ nguyên số dòng: mã cũ GBR-03 chỉ có bút toán đến 27/06/2019, mã mới GBR-03N từ 01/07/2019. Bước này là chốt an toàn — nếu Kế toán còn hạch toán mã cũ sau ngày đổi, dòng đó bị loại và số dòng giảm, là tín hiệu cần hỏi lại Kế toán.</w:t>
       </w:r>
     </w:p>
     <w:p>
@@ -8668,7 +8959,7 @@
         <w:pStyle w:val="Heading3"/>
       </w:pPr>
       <w:r>
-        <w:t>2.6 Các bảng dim và bảng _Measures</w:t>
+        <w:t>2.6 Các bảng chiều và bảng _Measures</w:t>
       </w:r>
     </w:p>
     <w:tbl>
@@ -9214,7 +9505,7 @@
         <w:pStyle w:val="BodyText"/>
       </w:pPr>
       <w:r>
-        <w:t>Mọi bảng dim cùng một mẫu 3 bước (Source → Navigation → Changed Type). Mẫu dim_date:</w:t>
+        <w:t>Mọi bảng chiều cùng một mẫu 3 bước (Source → Navigation → Changed Type). Mẫu dim_date:</w:t>
       </w:r>
     </w:p>
     <w:p>
@@ -9360,7 +9651,7 @@
         <w:t>_Measures</w:t>
       </w:r>
       <w:r>
-        <w:t xml:space="preserve"> là một bảng một dòng tạo bằng M, chỉ để chứa measure (Excel bắt buộc measure phải thuộc một bảng):</w:t>
+        <w:t xml:space="preserve"> là một bảng một dòng tạo bằng M, chỉ để chứa số đo (Excel bắt buộc số đo phải thuộc một bảng):</w:t>
       </w:r>
     </w:p>
     <w:p>
@@ -9400,7 +9691,7 @@
         <w:pStyle w:val="Heading3"/>
       </w:pPr>
       <w:r>
-        <w:t>2.7 Nạp vào Data Model</w:t>
+        <w:t>2.7 Nạp vào Mô hình Dữ liệu</w:t>
       </w:r>
     </w:p>
     <w:p>
@@ -9418,7 +9709,7 @@
         <w:rPr>
           <w:b/>
         </w:rPr>
-        <w:t>Close &amp; Load To…</w:t>
+        <w:t>Đóng &amp; Tải Tới (Close &amp; Load To)</w:t>
       </w:r>
       <w:r>
         <w:t xml:space="preserve"> (không bấm Close &amp; Load, vì lệnh đó đổ mọi bảng ra sheet).</w:t>
@@ -9472,7 +9763,7 @@
         <w:t>Only Create Connection</w:t>
       </w:r>
       <w:r>
-        <w:t>, không tick Data Model.</w:t>
+        <w:t>, không tick Mô hình Dữ liệu.</w:t>
       </w:r>
     </w:p>
     <w:p>
@@ -9849,7 +10140,7 @@
         <w:pStyle w:val="Heading2"/>
       </w:pPr>
       <w:r>
-        <w:t>Bước 3. Data Model trong Power Pivot</w:t>
+        <w:t>Bước 3. Mô hình Dữ liệu trong Power Pivot</w:t>
       </w:r>
     </w:p>
     <w:p>
@@ -9857,7 +10148,7 @@
         <w:pStyle w:val="FirstParagraph"/>
       </w:pPr>
       <w:r>
-        <w:t xml:space="preserve">Mô hình hình sao: fact ở giữa, dim xung quanh, quan hệ 1 → nhiều và lọc một chiều. fact_sales_line và fact_finance không nối trực tiếp với nhau; chúng gặp nhau qua dim_date và dim_store. Mở Power Pivot → </w:t>
+        <w:t xml:space="preserve">Lược đồ hình sao (star schema): bảng dữ kiện ở giữa, bảng chiều xung quanh, quan hệ 1 → nhiều và lọc một chiều. fact_sales_line và fact_finance không nối trực tiếp với nhau; chúng gặp nhau qua dim_date và dim_store. Mở Power Pivot → </w:t>
       </w:r>
       <w:r>
         <w:rPr>
@@ -9872,7 +10163,7 @@
         <w:rPr>
           <w:b/>
         </w:rPr>
-        <w:t>Diagram View</w:t>
+        <w:t>Dạng xem Sơ đồ (Diagram View)</w:t>
       </w:r>
       <w:r>
         <w:t xml:space="preserve"> để thấy mọi bảng đã nạp.</w:t>
@@ -10675,7 +10966,7 @@
         <w:t>Tạo quan hệ:</w:t>
       </w:r>
       <w:r>
-        <w:t xml:space="preserve"> trong Diagram View kéo cột khoá ở bảng dim thả lên cột tương ứng ở bảng fact; hoặc Design → Create Relationship và chọn 2 bảng, 2 cột.</w:t>
+        <w:t xml:space="preserve"> trong Dạng xem Sơ đồ (Diagram View) kéo cột khoá ở bảng chiều thả lên cột tương ứng ở bảng dữ kiện; hoặc Design → Create Relationship và chọn 2 bảng, 2 cột.</w:t>
       </w:r>
     </w:p>
     <w:p>
@@ -10693,7 +10984,7 @@
         <w:t>Quan hệ inactive:</w:t>
       </w:r>
       <w:r>
-        <w:t xml:space="preserve"> kéo dim_date[date] lên fact_sales_line[delivery_date] lần thứ hai. Vì đã có quan hệ active giữa hai bảng, Excel tự để quan hệ mới ở trạng thái inactive (đường nét đứt). Kiểm ở Design → Manage Relationships: cột Active = No.</w:t>
+        <w:t xml:space="preserve"> kéo dim_date[date] lên fact_sales_line[delivery_date] lần thứ hai. Vì đã có quan hệ active giữa hai bảng, Excel tự để quan hệ mới ở trạng thái inactive (đường nét đứt). Kiểm ở Design → Quản lý Quan hệ (Manage Relationships): cột Active = No.</w:t>
       </w:r>
     </w:p>
     <w:p>
@@ -10711,7 +11002,7 @@
         <w:t>Không tạo</w:t>
       </w:r>
       <w:r>
-        <w:t xml:space="preserve"> quan hệ giữa các bảng fact, và không nối map_store_finance (bảng này chỉ dùng trong Power Query).</w:t>
+        <w:t xml:space="preserve"> quan hệ giữa các bảng dữ kiện, và không nối map_store_finance (bảng này chỉ dùng trong Power Query).</w:t>
       </w:r>
     </w:p>
     <w:p>
@@ -10734,10 +11025,10 @@
         <w:rPr>
           <w:b/>
         </w:rPr>
-        <w:t>Mark as Date Table.</w:t>
-      </w:r>
-      <w:r>
-        <w:t xml:space="preserve"> Chọn bảng dim_date → Design → Mark as Date Table → cột date. Bắt buộc để DATEADD và SAMEPERIODLASTYEAR chạy đúng khi lọc theo năm/tháng.</w:t>
+        <w:t>Đánh dấu là Bảng ngày tháng (Mark as Date Table).</w:t>
+      </w:r>
+      <w:r>
+        <w:t xml:space="preserve"> Chọn bảng dim_date → Design → Đánh dấu là Bảng ngày tháng (Mark as Date Table) → cột date. Bắt buộc để DATEADD và SAMEPERIODLASTYEAR chạy đúng khi lọc theo năm/tháng.</w:t>
       </w:r>
     </w:p>
     <w:p>
@@ -10773,7 +11064,7 @@
         <w:t>Hide from Client Tools.</w:t>
       </w:r>
       <w:r>
-        <w:t xml:space="preserve"> Chuột phải các khoá ở bảng fact (store_key, product_key, order_status, promo_code, các cột ngày) và cột ghi_chu của _Measures → Hide from Client Tools, để học viên luôn kéo trường từ bảng dim.</w:t>
+        <w:t xml:space="preserve"> Chuột phải các khoá ở bảng dữ kiện (store_key, product_key, order_status, promo_code, các cột ngày) và cột ghi_chu của _Measures → Hide from Client Tools, để học viên luôn kéo trường từ bảng chiều.</w:t>
       </w:r>
     </w:p>
     <w:p>
@@ -10791,7 +11082,7 @@
         <w:t>Định dạng.</w:t>
       </w:r>
       <w:r>
-        <w:t xml:space="preserve"> Mỗi measure chọn định dạng ngay khi tạo (Currency 0 chữ số lẻ, Percentage 1–2 chữ số lẻ); PivotTable và CUBEVALUE dùng định dạng đó.</w:t>
+        <w:t xml:space="preserve"> Mỗi số đo chọn định dạng ngay khi tạo (Currency 0 chữ số lẻ, Percentage 1–2 chữ số lẻ); PivotTable và CUBEVALUE dùng định dạng đó.</w:t>
       </w:r>
     </w:p>
     <w:p>
@@ -10799,7 +11090,7 @@
         <w:pStyle w:val="Heading3"/>
       </w:pPr>
       <w:r>
-        <w:t>3.3 Ba phép thử mô hình (trước khi viết measure)</w:t>
+        <w:t>3.3 Ba phép thử mô hình (trước khi viết số đo)</w:t>
       </w:r>
     </w:p>
     <w:p>
@@ -10826,7 +11117,7 @@
         <w:t>_kiem_tra</w:t>
       </w:r>
       <w:r>
-        <w:t xml:space="preserve">). Kéo cột số vào Values, Excel tự tạo measure ngầm (Sum of …); với order_number đổi Value Field Settings → </w:t>
+        <w:t xml:space="preserve">). Kéo cột số vào Values, Excel tự tạo số đo ngầm (Sum of …); với order_number đổi Value Field Settings → </w:t>
       </w:r>
       <w:r>
         <w:rPr>
@@ -11028,7 +11319,7 @@
               <w:rPr>
                 <w:sz w:val="18"/>
               </w:rPr>
-              <w:t>Finance năm 2020 (gồm HQ-ADJ)</w:t>
+              <w:t>Kế toán năm 2020 (gồm HQ-ADJ)</w:t>
             </w:r>
           </w:p>
         </w:tc>
@@ -11098,7 +11389,7 @@
               <w:rPr>
                 <w:sz w:val="18"/>
               </w:rPr>
-              <w:t>Finance gắn đúng kênh</w:t>
+              <w:t>Kế toán gắn đúng kênh</w:t>
             </w:r>
           </w:p>
         </w:tc>
@@ -11173,7 +11464,7 @@
         <w:pStyle w:val="Heading2"/>
       </w:pPr>
       <w:r>
-        <w:t>Bước 4. Viết measure DAX trong Power Pivot</w:t>
+        <w:t>Bước 4. Viết số đo DAX trong Power Pivot</w:t>
       </w:r>
     </w:p>
     <w:p>
@@ -11181,7 +11472,16 @@
         <w:pStyle w:val="FirstParagraph"/>
       </w:pPr>
       <w:r>
-        <w:t xml:space="preserve">Viết theo đúng thứ tự cây KPI: doanh thu → đơn hàng → Finance → chênh lệch → so sánh kỳ. Mỗi measure mới kiểm ngay bằng PivotTable ở sheet </w:t>
+        <w:t xml:space="preserve">Bộ bắt buộc gồm </w:t>
+      </w:r>
+      <w:r>
+        <w:rPr>
+          <w:b/>
+        </w:rPr>
+        <w:t>21 số đo</w:t>
+      </w:r>
+      <w:r>
+        <w:t xml:space="preserve">, viết theo đúng thứ tự cây KPI: doanh thu → đơn hàng → Kế toán và chênh lệch → quy đổi online → so sánh kỳ. Mỗi số đo mới kiểm ngay bằng PivotTable ở sheet </w:t>
       </w:r>
       <w:r>
         <w:rPr>
@@ -11191,7 +11491,16 @@
         <w:t>_kiem_tra</w:t>
       </w:r>
       <w:r>
-        <w:t xml:space="preserve"> trước khi dùng vào measure khác.</w:t>
+        <w:t xml:space="preserve"> trước khi dùng vào số đo khác. Phần trình bày (% thay đổi, câu Điểm chính, tô màu nhấn) </w:t>
+      </w:r>
+      <w:r>
+        <w:rPr>
+          <w:b/>
+        </w:rPr>
+        <w:t>không</w:t>
+      </w:r>
+      <w:r>
+        <w:t xml:space="preserve"> viết bằng DAX mà bằng công thức Excel ở Bước 5 – đúng sở trường của Excel và dễ sửa hơn.</w:t>
       </w:r>
     </w:p>
     <w:p>
@@ -11199,7 +11508,7 @@
         <w:pStyle w:val="Heading3"/>
       </w:pPr>
       <w:r>
-        <w:t>4.1 Tạo measure trong Excel</w:t>
+        <w:t>4.1 Tạo số đo trong Excel</w:t>
       </w:r>
     </w:p>
     <w:p>
@@ -11243,7 +11552,7 @@
           <w:rFonts w:ascii="Consolas" w:hAnsi="Consolas"/>
           <w:sz w:val="19"/>
         </w:rPr>
-        <w:t>=</w:t>
+        <w:t>:=</w:t>
       </w:r>
       <w:r>
         <w:t>) → Check formula → Category/Format → OK.</w:t>
@@ -11261,10 +11570,10 @@
         <w:rPr>
           <w:b/>
         </w:rPr>
-        <w:t>Cách 2 — Calculation Area:</w:t>
-      </w:r>
-      <w:r>
-        <w:t xml:space="preserve"> Power Pivot → Manage → Data View → mở tab bảng _Measures → bấm một ô trong vùng lưới dưới bảng → gõ hoặc dán nguyên dòng </w:t>
+        <w:t>Cách 2 — vùng tính toán (Calculation Area):</w:t>
+      </w:r>
+      <w:r>
+        <w:t xml:space="preserve"> Power Pivot → Manage → Data View → mở tab bảng _Measures → bấm một ô trong vùng lưới dưới bảng → dán nguyên khối </w:t>
       </w:r>
       <w:r>
         <w:rPr>
@@ -11274,7 +11583,7 @@
         <w:t>Tên := công thức</w:t>
       </w:r>
       <w:r>
-        <w:t xml:space="preserve"> từ excel_build/measures.dax → Enter. Nhanh khi dán nhiều measure.</w:t>
+        <w:t xml:space="preserve"> từ excel_build/measures.dax → Enter.</w:t>
       </w:r>
     </w:p>
     <w:p>
@@ -11286,7 +11595,7 @@
         </w:numPr>
       </w:pPr>
       <w:r>
-        <w:t xml:space="preserve">Tên measure phải giữ </w:t>
+        <w:t xml:space="preserve">Tên số đo phải giữ </w:t>
       </w:r>
       <w:r>
         <w:rPr>
@@ -11295,7 +11604,7 @@
         <w:t>đúng như trong measures.dax</w:t>
       </w:r>
       <w:r>
-        <w:t>, vì các ô CUBEVALUE ở Bước 5 gọi measure theo tên.</w:t>
+        <w:t>, vì các ô CUBEVALUE ở Bước 5 gọi số đo theo tên.</w:t>
       </w:r>
     </w:p>
     <w:p>
@@ -11307,7 +11616,7 @@
         </w:numPr>
       </w:pPr>
       <w:r>
-        <w:t>Sửa measure: Power Pivot → Measures → Manage Measures → Edit.</w:t>
+        <w:t>Sửa số đo: Power Pivot → Measures → Manage Measures → Edit.</w:t>
       </w:r>
     </w:p>
     <w:p>
@@ -11348,7 +11657,7 @@
         <w:t>trong</w:t>
       </w:r>
       <w:r>
-        <w:t xml:space="preserve"> measure (KEEPFILTERS), không đặt ở filter của PivotTable, để mọi sheet dùng chung một định nghĩa.</w:t>
+        <w:t xml:space="preserve"> số đo (KEEPFILTERS), không đặt ở filter của PivotTable, để mọi sheet dùng chung một định nghĩa.</w:t>
       </w:r>
     </w:p>
     <w:p>
@@ -11402,7 +11711,7 @@
         </w:numPr>
       </w:pPr>
       <w:r>
-        <w:t>Excel không có display folder như công cụ BI chuyên dụng: đặt tên measure có tiền tố nhóm thống nhất và tạo theo đúng thứ tự trong measures.dax để danh sách field dễ tìm.</w:t>
+        <w:t>Excel không có thư mục hiển thị (display folder) cho số đo: tạo theo đúng thứ tự trong measures.dax để danh sách dễ tìm.</w:t>
       </w:r>
     </w:p>
     <w:p>
@@ -11414,7 +11723,7 @@
         </w:numPr>
       </w:pPr>
       <w:r>
-        <w:t>Excel không có cửa sổ chạy truy vấn DAX: kiểm measure bằng PivotTable (Bước 3.3) hoặc một ô CUBEVALUE.</w:t>
+        <w:t>Excel không có cửa sổ chạy truy vấn DAX: kiểm số đo bằng PivotTable (Bước 3.3) hoặc một ô CUBEVALUE.</w:t>
       </w:r>
     </w:p>
     <w:p>
@@ -11427,216 +11736,278 @@
     </w:p>
     <w:p>
       <w:pPr>
-        <w:pStyle w:val="SourceCode"/>
-      </w:pPr>
-      <w:r>
-        <w:t>Gross Sales := CALCULATE ( SUM ( fact_sales_line[gross_amount] ), KEEPFILTERS ( fact_sales_line[order_status] = "COMPLETED" ) )</w:t>
-      </w:r>
-      <w:r>
-        <w:br/>
-      </w:r>
-      <w:r>
-        <w:t>Discounts := CALCULATE ( SUM ( fact_sales_line[discount_amount] ), KEEPFILTERS ( fact_sales_line[order_status] = "COMPLETED" ) )</w:t>
-      </w:r>
-      <w:r>
-        <w:br/>
-      </w:r>
-      <w:r>
-        <w:t>Net Sales := [Gross Sales] - [Discounts]</w:t>
-      </w:r>
-      <w:r>
-        <w:br/>
-      </w:r>
-      <w:r>
-        <w:t>Returns := SUM ( fact_return[return_amount] )</w:t>
-      </w:r>
-      <w:r>
-        <w:br/>
-      </w:r>
-      <w:r>
-        <w:t>Net Revenue := [Net Sales] - [Returns]</w:t>
+        <w:pStyle w:val="FirstParagraph"/>
+      </w:pPr>
+      <w:r>
+        <w:t>Gross Sales = doanh thu bán hàng; Discounts = chiết khấu thương mại; Returns = hàng bán bị trả lại; Net Revenue = doanh thu thuần (VAS 14). gross_amount đã tính ở Power Query nên chỉ cần SUM.</w:t>
       </w:r>
     </w:p>
     <w:p>
       <w:pPr>
-        <w:pStyle w:val="Heading3"/>
-      </w:pPr>
-      <w:r>
-        <w:t>4.4 Nhóm Đơn hàng và giá</w:t>
+        <w:pStyle w:val="SourceCode"/>
+      </w:pPr>
+      <w:r>
+        <w:t>Gross Sales :=</w:t>
+      </w:r>
+      <w:r>
+        <w:br/>
+      </w:r>
+      <w:r>
+        <w:t xml:space="preserve">    CALCULATE ( SUM ( fact_sales_line[gross_amount] ),</w:t>
+      </w:r>
+      <w:r>
+        <w:br/>
+      </w:r>
+      <w:r>
+        <w:t xml:space="preserve">        KEEPFILTERS ( fact_sales_line[order_status] = "COMPLETED" ) )</w:t>
+      </w:r>
+      <w:r>
+        <w:br/>
+      </w:r>
+      <w:r>
+        <w:t>Discounts :=</w:t>
+      </w:r>
+      <w:r>
+        <w:br/>
+      </w:r>
+      <w:r>
+        <w:t xml:space="preserve">    CALCULATE ( SUM ( fact_sales_line[discount_amount] ),</w:t>
+      </w:r>
+      <w:r>
+        <w:br/>
+      </w:r>
+      <w:r>
+        <w:t xml:space="preserve">        KEEPFILTERS ( fact_sales_line[order_status] = "COMPLETED" ) )</w:t>
+      </w:r>
+      <w:r>
+        <w:br/>
+      </w:r>
+      <w:r>
+        <w:t>Net Sales := [Gross Sales] - [Discounts]</w:t>
+      </w:r>
+      <w:r>
+        <w:br/>
+      </w:r>
+      <w:r>
+        <w:t>Returns := SUM ( fact_return[return_amount] )</w:t>
+      </w:r>
+      <w:r>
+        <w:br/>
+      </w:r>
+      <w:r>
+        <w:t>Net Revenue := [Net Sales] - [Returns]</w:t>
       </w:r>
     </w:p>
     <w:p>
       <w:pPr>
-        <w:pStyle w:val="SourceCode"/>
-      </w:pPr>
-      <w:r>
-        <w:t>Orders := CALCULATE ( DISTINCTCOUNT ( fact_sales_line[order_number] ), KEEPFILTERS ( fact_sales_line[order_status] = "COMPLETED" ) )</w:t>
-      </w:r>
-      <w:r>
-        <w:br/>
-      </w:r>
-      <w:r>
-        <w:t>Units := CALCULATE ( SUM ( fact_sales_line[quantity] ), KEEPFILTERS ( fact_sales_line[order_status] = "COMPLETED" ) )</w:t>
-      </w:r>
-      <w:r>
-        <w:br/>
-      </w:r>
-      <w:r>
-        <w:t>AOV := DIVIDE ( [Net Sales], [Orders] )</w:t>
-      </w:r>
-      <w:r>
-        <w:br/>
-      </w:r>
-      <w:r>
-        <w:t>ASP := DIVIDE ( [Net Sales], [Units] )</w:t>
-      </w:r>
-      <w:r>
-        <w:br/>
-      </w:r>
-      <w:r>
-        <w:t>Return Rate := DIVIDE ( [Returns], [Net Sales] )</w:t>
-      </w:r>
-      <w:r>
-        <w:br/>
-      </w:r>
-      <w:r>
-        <w:t>Giảm giá / Gross := DIVIDE ( [Discounts], [Gross Sales] )</w:t>
-      </w:r>
-      <w:r>
-        <w:br/>
-      </w:r>
-      <w:r>
-        <w:t>Tỷ trọng online := DIVIDE ( CALCULATE ( [Net Sales], KEEPFILTERS ( fact_sales_line[channel_code] = "ONLINE" ) ), [Net Sales] )</w:t>
-      </w:r>
-      <w:r>
-        <w:br/>
-      </w:r>
-      <w:r>
-        <w:t>Cancelled Orders := CALCULATE ( DISTINCTCOUNT ( fact_sales_line[order_number] ), fact_sales_line[order_status] = "CANCELLED" )</w:t>
-      </w:r>
-      <w:r>
-        <w:br/>
-      </w:r>
-      <w:r>
-        <w:t>Pending Orders := CALCULATE ( DISTINCTCOUNT ( fact_sales_line[order_number] ), fact_sales_line[order_status] = "PENDING" )</w:t>
+        <w:pStyle w:val="Heading3"/>
+      </w:pPr>
+      <w:r>
+        <w:t>4.4 Nhóm Đơn hàng và giá</w:t>
       </w:r>
     </w:p>
     <w:p>
       <w:pPr>
-        <w:pStyle w:val="Heading3"/>
-      </w:pPr>
-      <w:r>
-        <w:t>4.5 Nhóm Finance và đối soát</w:t>
+        <w:pStyle w:val="SourceCode"/>
+      </w:pPr>
+      <w:r>
+        <w:t>Orders :=</w:t>
+      </w:r>
+      <w:r>
+        <w:br/>
+      </w:r>
+      <w:r>
+        <w:t xml:space="preserve">    CALCULATE ( DISTINCTCOUNT ( fact_sales_line[order_number] ),</w:t>
+      </w:r>
+      <w:r>
+        <w:br/>
+      </w:r>
+      <w:r>
+        <w:t xml:space="preserve">        KEEPFILTERS ( fact_sales_line[order_status] = "COMPLETED" ) )</w:t>
+      </w:r>
+      <w:r>
+        <w:br/>
+      </w:r>
+      <w:r>
+        <w:t>Units :=</w:t>
+      </w:r>
+      <w:r>
+        <w:br/>
+      </w:r>
+      <w:r>
+        <w:t xml:space="preserve">    CALCULATE ( SUM ( fact_sales_line[quantity] ),</w:t>
+      </w:r>
+      <w:r>
+        <w:br/>
+      </w:r>
+      <w:r>
+        <w:t xml:space="preserve">        KEEPFILTERS ( fact_sales_line[order_status] = "COMPLETED" ) )</w:t>
+      </w:r>
+      <w:r>
+        <w:br/>
+      </w:r>
+      <w:r>
+        <w:t>AOV := DIVIDE ( [Net Sales], [Orders] )</w:t>
+      </w:r>
+      <w:r>
+        <w:br/>
+      </w:r>
+      <w:r>
+        <w:t>ASP := DIVIDE ( [Net Sales], [Units] )</w:t>
+      </w:r>
+      <w:r>
+        <w:br/>
+      </w:r>
+      <w:r>
+        <w:t>Return Rate := DIVIDE ( [Returns], [Net Sales] )</w:t>
       </w:r>
     </w:p>
     <w:p>
       <w:pPr>
-        <w:pStyle w:val="FirstParagraph"/>
-      </w:pPr>
-      <w:r>
-        <w:t>[Vượt ngưỡng] so một ô tháng × cửa hàng với ngưỡng 200 USD và 1%. [Số cửa hàng vượt ngưỡng] duyệt từng cặp tháng × cửa hàng (CROSSJOIN), nên đúng cả khi chọn một tháng lẫn cả năm. [Net Sales (ngày giao)] bật quan hệ inactive delivery_date để tính online theo ngày giao như Finance.</w:t>
+        <w:pStyle w:val="Heading3"/>
+      </w:pPr>
+      <w:r>
+        <w:t>4.5 Nhóm Kế toán (Finance) và đối soát</w:t>
       </w:r>
     </w:p>
     <w:p>
       <w:pPr>
-        <w:pStyle w:val="SourceCode"/>
-      </w:pPr>
-      <w:r>
-        <w:t>Finance Net Revenue := CALCULATE ( SUM ( fact_finance[net_revenue] ), NOT ISBLANK ( fact_finance[store_key] ) )</w:t>
-      </w:r>
-      <w:r>
-        <w:br/>
-      </w:r>
-      <w:r>
-        <w:t>HQ Adjustment := CALCULATE ( SUM ( fact_finance[net_revenue] ), ISBLANK ( fact_finance[store_key] ) )</w:t>
-      </w:r>
-      <w:r>
-        <w:br/>
-      </w:r>
-      <w:r>
-        <w:t>Δ Finance := [Finance Net Revenue] - [Net Revenue]</w:t>
-      </w:r>
-      <w:r>
-        <w:br/>
-      </w:r>
-      <w:r>
-        <w:t>Δ Finance % := DIVIDE ( [Δ Finance], ABS ( [Finance Net Revenue] ) )</w:t>
-      </w:r>
-      <w:r>
-        <w:br/>
-      </w:r>
-      <w:r>
-        <w:t>Δ tuyệt đối := ABS ( [Δ Finance] )</w:t>
-      </w:r>
-      <w:r>
-        <w:br/>
-      </w:r>
-      <w:r>
-        <w:t>Net Sales (ngày giao) := CALCULATE ( [Net Sales], USERELATIONSHIP ( fact_sales_line[delivery_date], dim_date[date] ) )</w:t>
-      </w:r>
-      <w:r>
-        <w:br/>
-      </w:r>
-      <w:r>
-        <w:t>Net Sales (cơ sở Finance) :=</w:t>
-      </w:r>
-      <w:r>
-        <w:br/>
-      </w:r>
-      <w:r>
-        <w:t xml:space="preserve">    VAR pos = CALCULATE ( [Net Sales], KEEPFILTERS ( fact_sales_line[channel_code] = "POS" ) )</w:t>
-      </w:r>
-      <w:r>
-        <w:br/>
-      </w:r>
-      <w:r>
-        <w:t xml:space="preserve">    VAR onl = CALCULATE ( [Net Sales (ngày giao)], KEEPFILTERS ( fact_sales_line[channel_code] = "ONLINE" ) )</w:t>
-      </w:r>
-      <w:r>
-        <w:br/>
-      </w:r>
-      <w:r>
-        <w:t xml:space="preserve">    RETURN pos + onl</w:t>
-      </w:r>
-      <w:r>
-        <w:br/>
-      </w:r>
-      <w:r>
-        <w:t>Δ sau quy đổi := [Finance Net Revenue] - ( [Net Sales (cơ sở Finance)] - [Returns] )</w:t>
-      </w:r>
-      <w:r>
-        <w:br/>
-      </w:r>
-      <w:r>
-        <w:t>Vượt ngưỡng := IF ( ABS ( [Δ Finance] ) &gt; 200 &amp;&amp; ABS ( [Δ Finance %] ) &gt; 0.01, 1, 0 )</w:t>
-      </w:r>
-      <w:r>
-        <w:br/>
-      </w:r>
-      <w:r>
-        <w:t>Số cửa hàng vượt ngưỡng := SUMX ( CROSSJOIN ( VALUES ( dim_date[month_id] ), VALUES ( dim_store[store_key] ) ), [Vượt ngưỡng] )</w:t>
-      </w:r>
-      <w:r>
-        <w:br/>
-      </w:r>
-      <w:r>
-        <w:t>Lệch thời điểm online := [Δ Finance] - [Δ sau quy đổi]</w:t>
+        <w:pStyle w:val="FirstParagraph"/>
+      </w:pPr>
+      <w:r>
+        <w:t>[Vượt ngưỡng] so một ô tháng × cửa hàng với ngưỡng 200 USD và 1%. [Số cửa hàng vượt ngưỡng] duyệt từng cặp tháng × cửa hàng (CROSSJOIN), nên đúng cả khi chọn một tháng lẫn cả năm. [Δ tuyệt đối] dùng để xếp bảng cửa hàng theo độ lớn chênh lệch.</w:t>
       </w:r>
     </w:p>
     <w:p>
       <w:pPr>
-        <w:pStyle w:val="Heading3"/>
-      </w:pPr>
-      <w:r>
-        <w:t>4.6 Nhóm So sánh kỳ</w:t>
+        <w:pStyle w:val="SourceCode"/>
+      </w:pPr>
+      <w:r>
+        <w:t>Finance Net Revenue :=</w:t>
+      </w:r>
+      <w:r>
+        <w:br/>
+      </w:r>
+      <w:r>
+        <w:t xml:space="preserve">    CALCULATE ( SUM ( fact_finance[net_revenue] ), NOT ISBLANK ( fact_finance[store_key] ) )</w:t>
+      </w:r>
+      <w:r>
+        <w:br/>
+      </w:r>
+      <w:r>
+        <w:t>Δ Finance := [Finance Net Revenue] - [Net Revenue]</w:t>
+      </w:r>
+      <w:r>
+        <w:br/>
+      </w:r>
+      <w:r>
+        <w:t>Δ Finance % := DIVIDE ( [Δ Finance], ABS ( [Finance Net Revenue] ) )</w:t>
+      </w:r>
+      <w:r>
+        <w:br/>
+      </w:r>
+      <w:r>
+        <w:t>Δ tuyệt đối := ABS ( [Δ Finance] )</w:t>
+      </w:r>
+      <w:r>
+        <w:br/>
+      </w:r>
+      <w:r>
+        <w:t>Vượt ngưỡng :=</w:t>
+      </w:r>
+      <w:r>
+        <w:br/>
+      </w:r>
+      <w:r>
+        <w:t xml:space="preserve">    IF ( ABS ( [Δ Finance] ) &gt; 200 &amp;&amp; ABS ( [Δ Finance %] ) &gt; 0.01, 1, 0 )</w:t>
+      </w:r>
+      <w:r>
+        <w:br/>
+      </w:r>
+      <w:r>
+        <w:t>Số cửa hàng vượt ngưỡng :=</w:t>
+      </w:r>
+      <w:r>
+        <w:br/>
+      </w:r>
+      <w:r>
+        <w:t xml:space="preserve">    SUMX ( CROSSJOIN ( VALUES ( dim_date[month_id] ), VALUES ( dim_store[store_key] ) ),</w:t>
+      </w:r>
+      <w:r>
+        <w:br/>
+      </w:r>
+      <w:r>
+        <w:t xml:space="preserve">        [Vượt ngưỡng] )</w:t>
       </w:r>
     </w:p>
     <w:p>
       <w:pPr>
+        <w:pStyle w:val="Heading3"/>
+      </w:pPr>
+      <w:r>
+        <w:t>4.6 Quy đổi online về ngày giao</w:t>
+      </w:r>
+    </w:p>
+    <w:p>
+      <w:pPr>
         <w:pStyle w:val="FirstParagraph"/>
       </w:pPr>
       <w:r>
-        <w:t xml:space="preserve">Chỉ chạy đúng khi dim_date đã Mark as Date Table và slicer chọn </w:t>
+        <w:t>Kế toán ghi nhận đơn online theo ngày giao. USERELATIONSHIP bật mối quan hệ không hoạt động (inactive) delivery_date ngay trong số đo; POS giữ ngày đặt hàng.</w:t>
+      </w:r>
+    </w:p>
+    <w:p>
+      <w:pPr>
+        <w:pStyle w:val="SourceCode"/>
+      </w:pPr>
+      <w:r>
+        <w:t>Net Sales (cơ sở Finance) :=</w:t>
+      </w:r>
+      <w:r>
+        <w:br/>
+      </w:r>
+      <w:r>
+        <w:t xml:space="preserve">    VAR pos = CALCULATE ( [Net Sales], KEEPFILTERS ( fact_sales_line[channel_code] = "POS" ) )</w:t>
+      </w:r>
+      <w:r>
+        <w:br/>
+      </w:r>
+      <w:r>
+        <w:t xml:space="preserve">    VAR onl = CALCULATE ( [Net Sales], KEEPFILTERS ( fact_sales_line[channel_code] = "ONLINE" ),</w:t>
+      </w:r>
+      <w:r>
+        <w:br/>
+      </w:r>
+      <w:r>
+        <w:t xml:space="preserve">        USERELATIONSHIP ( fact_sales_line[delivery_date], dim_date[date] ) )</w:t>
+      </w:r>
+      <w:r>
+        <w:br/>
+      </w:r>
+      <w:r>
+        <w:t xml:space="preserve">    RETURN pos + onl</w:t>
+      </w:r>
+      <w:r>
+        <w:br/>
+      </w:r>
+      <w:r>
+        <w:t>Δ sau quy đổi := [Finance Net Revenue] - ( [Net Sales (cơ sở Finance)] - [Returns] )</w:t>
+      </w:r>
+    </w:p>
+    <w:p>
+      <w:pPr>
+        <w:pStyle w:val="Heading3"/>
+      </w:pPr>
+      <w:r>
+        <w:t>4.7 So sánh kỳ</w:t>
+      </w:r>
+    </w:p>
+    <w:p>
+      <w:pPr>
+        <w:pStyle w:val="FirstParagraph"/>
+      </w:pPr>
+      <w:r>
+        <w:t xml:space="preserve">Chỉ chạy đúng khi dim_date đã Đánh dấu là Bảng ngày tháng và slicer chọn </w:t>
       </w:r>
       <w:r>
         <w:rPr>
@@ -11654,7 +12025,17 @@
         <w:t>một</w:t>
       </w:r>
       <w:r>
-        <w:t xml:space="preserve"> tháng.</w:t>
+        <w:t xml:space="preserve"> tháng. % thay đổi tính ở ô Excel: </w:t>
+      </w:r>
+      <w:r>
+        <w:rPr>
+          <w:rFonts w:ascii="Consolas" w:hAnsi="Consolas"/>
+          <w:sz w:val="19"/>
+        </w:rPr>
+        <w:t>=giá trị / giá trị LM − 1</w:t>
+      </w:r>
+      <w:r>
+        <w:t>.</w:t>
       </w:r>
     </w:p>
     <w:p>
@@ -11676,97 +12057,13 @@
       <w:r>
         <w:t>Net Revenue YTD := CALCULATE ( [Net Revenue], DATESYTD ( dim_date[date] ) )</w:t>
       </w:r>
-      <w:r>
-        <w:br/>
-      </w:r>
-      <w:r>
-        <w:t>Net Revenue % LM := DIVIDE ( [Net Revenue] - [Net Revenue LM], [Net Revenue LM] )</w:t>
-      </w:r>
-      <w:r>
-        <w:br/>
-      </w:r>
-      <w:r>
-        <w:t>Net Revenue % SPLY := DIVIDE ( [Net Revenue] - [Net Revenue SPLY], [Net Revenue SPLY] )</w:t>
-      </w:r>
-      <w:r>
-        <w:br/>
-      </w:r>
-      <w:r>
-        <w:t>Net Sales SPLY := CALCULATE ( [Net Sales], SAMEPERIODLASTYEAR ( dim_date[date] ) )</w:t>
-      </w:r>
-      <w:r>
-        <w:br/>
-      </w:r>
-      <w:r>
-        <w:t>Net Sales % SPLY := DIVIDE ( [Net Sales] - [Net Sales SPLY], [Net Sales SPLY] )</w:t>
-      </w:r>
-      <w:r>
-        <w:br/>
-      </w:r>
-      <w:r>
-        <w:t>Orders LM := CALCULATE ( [Orders], DATEADD ( dim_date[date], -1, MONTH ) )</w:t>
-      </w:r>
-      <w:r>
-        <w:br/>
-      </w:r>
-      <w:r>
-        <w:t>AOV LM := CALCULATE ( [AOV], DATEADD ( dim_date[date], -1, MONTH ) )</w:t>
-      </w:r>
-      <w:r>
-        <w:br/>
-      </w:r>
-      <w:r>
-        <w:t>Orders % LM := DIVIDE ( [Orders] - [Orders LM], [Orders LM] )</w:t>
-      </w:r>
-      <w:r>
-        <w:br/>
-      </w:r>
-      <w:r>
-        <w:t>AOV % LM := DIVIDE ( [AOV] - [AOV LM], [AOV LM] )</w:t>
-      </w:r>
-      <w:r>
-        <w:br/>
-      </w:r>
-      <w:r>
-        <w:t>Return Rate LM := CALCULATE ( [Return Rate], DATEADD ( dim_date[date], -1, MONTH ) )</w:t>
-      </w:r>
-      <w:r>
-        <w:br/>
-      </w:r>
-      <w:r>
-        <w:t>Orders SPLY := CALCULATE ( [Orders], SAMEPERIODLASTYEAR ( dim_date[date] ) )</w:t>
-      </w:r>
-      <w:r>
-        <w:br/>
-      </w:r>
-      <w:r>
-        <w:t>AOV SPLY := CALCULATE ( [AOV], SAMEPERIODLASTYEAR ( dim_date[date] ) )</w:t>
-      </w:r>
-      <w:r>
-        <w:br/>
-      </w:r>
-      <w:r>
-        <w:t>Orders % SPLY := DIVIDE ( [Orders] - [Orders SPLY], [Orders SPLY] )</w:t>
-      </w:r>
-      <w:r>
-        <w:br/>
-      </w:r>
-      <w:r>
-        <w:t>AOV % SPLY := DIVIDE ( [AOV] - [AOV SPLY], [AOV SPLY] )</w:t>
-      </w:r>
-      <w:r>
-        <w:br/>
-      </w:r>
-      <w:r>
-        <w:t>Return Rate SPLY := CALCULATE ( [Return Rate], SAMEPERIODLASTYEAR ( dim_date[date] ) )</w:t>
-      </w:r>
     </w:p>
     <w:p>
       <w:pPr>
         <w:pStyle w:val="Heading3"/>
       </w:pPr>
       <w:r>
-        <w:t>4.7 Nhóm hỗ trợ biểu đồ Excel</w:t>
+        <w:t>4.8 Số đo nâng cao (tuỳ chọn)</w:t>
       </w:r>
     </w:p>
     <w:p>
@@ -11774,7 +12071,7 @@
         <w:pStyle w:val="FirstParagraph"/>
       </w:pPr>
       <w:r>
-        <w:t>Excel không tô màu từng cột theo điều kiện trong PivotChart. Cách bền: tách một measure thành 2 chuỗi (mục nhấn / phần còn lại), vẽ cột chồng (stacked) rồi tô một chuỗi màu nhấn, một chuỗi xám. Đổi slicer, màu tự đi theo dữ liệu.</w:t>
+        <w:t>8 số đo trong excel_build/measures_nang_cao.dax dành cho phần sáng tạo: bút toán điều chỉnh HQ-ADJ, đơn huỷ/đang giao, cơ cấu doanh thu và so sánh cùng kỳ cho các thẻ KPI khác. Chỉ tạo khi bộ bắt buộc đã khớp số.</w:t>
       </w:r>
     </w:p>
     <w:p>
@@ -11782,169 +12079,91 @@
         <w:pStyle w:val="SourceCode"/>
       </w:pPr>
       <w:r>
-        <w:t>Net Sales danh mục dẫn đầu := VAR m = MAXX ( ALLSELECTED ( dim_product[category] ), [Net Sales] ) RETURN IF ( [Net Sales] = m, [Net Sales] )</w:t>
-      </w:r>
-      <w:r>
-        <w:br/>
-      </w:r>
-      <w:r>
-        <w:t>Net Sales danh mục khác := IF ( ISBLANK ( [Net Sales danh mục dẫn đầu] ), [Net Sales] )</w:t>
-      </w:r>
-      <w:r>
-        <w:br/>
-      </w:r>
-      <w:r>
-        <w:t>Δ tháng có vượt ngưỡng := IF ( [Số cửa hàng vượt ngưỡng] &gt; 0, [Δ sau quy đổi] )</w:t>
-      </w:r>
-      <w:r>
-        <w:br/>
-      </w:r>
-      <w:r>
-        <w:t>Δ tháng khác := IF ( [Số cửa hàng vượt ngưỡng] = 0, [Δ sau quy đổi] )</w:t>
-      </w:r>
-    </w:p>
-    <w:p>
-      <w:pPr>
-        <w:pStyle w:val="Heading3"/>
-      </w:pPr>
-      <w:r>
-        <w:t>4.8 Nhóm chuỗi cho tiêu đề hành động và câu Điểm chính</w:t>
-      </w:r>
-    </w:p>
-    <w:p>
-      <w:pPr>
-        <w:pStyle w:val="FirstParagraph"/>
-      </w:pPr>
-      <w:r>
-        <w:t>Measure trả về chuỗi văn bản, đưa ra ô bằng CUBEVALUE (Bước 5) để tiêu đề và câu Điểm chính tự đổi theo slicer.</w:t>
-      </w:r>
-    </w:p>
-    <w:p>
-      <w:pPr>
-        <w:pStyle w:val="SourceCode"/>
-      </w:pPr>
-      <w:r>
-        <w:t>Tháng chọn := IF ( HASONEVALUE ( dim_date[month_label] ), VALUES ( dim_date[month_label] ), "nhiều tháng" )</w:t>
-      </w:r>
-      <w:r>
-        <w:br/>
-      </w:r>
-      <w:r>
-        <w:t>Điểm chính Tổng quan :=</w:t>
-      </w:r>
-      <w:r>
-        <w:br/>
-      </w:r>
-      <w:r>
-        <w:t xml:space="preserve">    "Net Revenue " &amp; [Tháng chọn] &amp; " đạt " &amp; FORMAT ( [Net Revenue] / 1000, "#,##0.0" ) &amp; " nghìn USD — "</w:t>
-      </w:r>
-      <w:r>
-        <w:br/>
-      </w:r>
-      <w:r>
-        <w:t xml:space="preserve">    &amp; FORMAT ( [Net Revenue % LM], "+0.0%;-0.0%" ) &amp; " so với tháng trước, "</w:t>
-      </w:r>
-      <w:r>
-        <w:br/>
-      </w:r>
-      <w:r>
-        <w:t xml:space="preserve">    &amp; FORMAT ( [Net Revenue % SPLY], "+0.0%;-0.0%" ) &amp; " so với cùng kỳ năm trước."</w:t>
-      </w:r>
-      <w:r>
-        <w:br/>
-      </w:r>
-      <w:r>
-        <w:t>Điểm chính Động lực :=</w:t>
-      </w:r>
-      <w:r>
-        <w:br/>
-      </w:r>
-      <w:r>
-        <w:t xml:space="preserve">    IF ( ABS ( [Orders % SPLY] ) &gt;= ABS ( [AOV % SPLY] ),</w:t>
-      </w:r>
-      <w:r>
-        <w:br/>
-      </w:r>
-      <w:r>
-        <w:t xml:space="preserve">        "Biến động so với cùng kỳ đến chủ yếu từ số đơn (" &amp; FORMAT ( [Orders % SPLY], "+0.0%;-0.0%" ) &amp; "); AOV " &amp; FORMAT ( [AOV % SPLY], "+0.0%;-0.0%" ) &amp; ".",</w:t>
-      </w:r>
-      <w:r>
-        <w:br/>
-      </w:r>
-      <w:r>
-        <w:t xml:space="preserve">        "Biến động so với cùng kỳ đến chủ yếu từ giá trị mỗi đơn (AOV " &amp; FORMAT ( [AOV % SPLY], "+0.0%;-0.0%" ) &amp; "); số đơn " &amp; FORMAT ( [Orders % SPLY], "+0.0%;-0.0%" ) &amp; "." )</w:t>
-      </w:r>
-      <w:r>
-        <w:br/>
-      </w:r>
-      <w:r>
-        <w:t>Điểm chính Đối soát :=</w:t>
-      </w:r>
-      <w:r>
-        <w:br/>
-      </w:r>
-      <w:r>
-        <w:t xml:space="preserve">    "Finance " &amp; IF ( [Δ Finance] &gt;= 0, "cao", "thấp" ) &amp; " hơn dữ liệu đơn " &amp; FORMAT ( ABS ( [Δ Finance] ), "#,##0" )</w:t>
-      </w:r>
-      <w:r>
-        <w:br/>
-      </w:r>
-      <w:r>
-        <w:t xml:space="preserve">    &amp; " USD; sau khi quy online về ngày giao còn " &amp; FORMAT ( [Δ sau quy đổi], "#,##0" ) &amp; " USD; "</w:t>
-      </w:r>
-      <w:r>
-        <w:br/>
-      </w:r>
-      <w:r>
-        <w:t xml:space="preserve">    &amp; [Số cửa hàng vượt ngưỡng] &amp; " cửa hàng vượt ngưỡng."</w:t>
-      </w:r>
-      <w:r>
-        <w:br/>
-      </w:r>
-      <w:r>
-        <w:t>Tiêu đề danh mục :=</w:t>
-      </w:r>
-      <w:r>
-        <w:br/>
-      </w:r>
-      <w:r>
-        <w:t xml:space="preserve">    VAR topCat = TOPN ( 1, VALUES ( dim_product[category] ), [Net Sales] )</w:t>
-      </w:r>
-      <w:r>
-        <w:br/>
-      </w:r>
-      <w:r>
-        <w:t xml:space="preserve">    RETURN MAXX ( topCat, dim_product[category] ) &amp; " chiếm "</w:t>
-      </w:r>
-      <w:r>
-        <w:br/>
-      </w:r>
-      <w:r>
-        <w:t xml:space="preserve">        &amp; FORMAT ( DIVIDE ( CALCULATE ( [Net Sales], topCat ), [Net Sales] ), "0%" ) &amp; " Net Sales"</w:t>
-      </w:r>
-      <w:r>
-        <w:br/>
-      </w:r>
-      <w:r>
-        <w:t>Tiêu đề hoàn trả :=</w:t>
-      </w:r>
-      <w:r>
-        <w:br/>
-      </w:r>
-      <w:r>
-        <w:t xml:space="preserve">    "Tỷ lệ hoàn trả " &amp; FORMAT ( [Return Rate], "0.00%" ) &amp; " — "</w:t>
-      </w:r>
-      <w:r>
-        <w:br/>
-      </w:r>
-      <w:r>
-        <w:t xml:space="preserve">    &amp; IF ( [Return Rate] &gt; [Return Rate SPLY], "cao", "thấp" ) &amp; " hơn cùng kỳ "</w:t>
-      </w:r>
-      <w:r>
-        <w:br/>
-      </w:r>
-      <w:r>
-        <w:t xml:space="preserve">    &amp; FORMAT ( ABS ( [Return Rate] - [Return Rate SPLY] ) * 100, "0.00" ) &amp; " điểm %"</w:t>
+        <w:t>HQ Adjustment :=</w:t>
+      </w:r>
+      <w:r>
+        <w:br/>
+      </w:r>
+      <w:r>
+        <w:t xml:space="preserve">    CALCULATE ( SUM ( fact_finance[net_revenue] ), ISBLANK ( fact_finance[store_key] ) )</w:t>
+      </w:r>
+      <w:r>
+        <w:br/>
+      </w:r>
+      <w:r>
+        <w:t>Cancelled Orders :=</w:t>
+      </w:r>
+      <w:r>
+        <w:br/>
+      </w:r>
+      <w:r>
+        <w:t xml:space="preserve">    CALCULATE ( DISTINCTCOUNT ( fact_sales_line[order_number] ),</w:t>
+      </w:r>
+      <w:r>
+        <w:br/>
+      </w:r>
+      <w:r>
+        <w:t xml:space="preserve">        fact_sales_line[order_status] = "CANCELLED" )</w:t>
+      </w:r>
+      <w:r>
+        <w:br/>
+      </w:r>
+      <w:r>
+        <w:t>Pending Orders :=</w:t>
+      </w:r>
+      <w:r>
+        <w:br/>
+      </w:r>
+      <w:r>
+        <w:t xml:space="preserve">    CALCULATE ( DISTINCTCOUNT ( fact_sales_line[order_number] ),</w:t>
+      </w:r>
+      <w:r>
+        <w:br/>
+      </w:r>
+      <w:r>
+        <w:t xml:space="preserve">        fact_sales_line[order_status] = "PENDING" )</w:t>
+      </w:r>
+      <w:r>
+        <w:br/>
+      </w:r>
+      <w:r>
+        <w:t>Tỷ trọng online :=</w:t>
+      </w:r>
+      <w:r>
+        <w:br/>
+      </w:r>
+      <w:r>
+        <w:t xml:space="preserve">    DIVIDE ( CALCULATE ( [Net Sales], KEEPFILTERS ( fact_sales_line[channel_code] = "ONLINE" ) ),</w:t>
+      </w:r>
+      <w:r>
+        <w:br/>
+      </w:r>
+      <w:r>
+        <w:t xml:space="preserve">        [Net Sales] )</w:t>
+      </w:r>
+      <w:r>
+        <w:br/>
+      </w:r>
+      <w:r>
+        <w:t>Tỷ lệ chiết khấu := DIVIDE ( [Discounts], [Gross Sales] )</w:t>
+      </w:r>
+      <w:r>
+        <w:br/>
+      </w:r>
+      <w:r>
+        <w:t>Orders SPLY := CALCULATE ( [Orders], SAMEPERIODLASTYEAR ( dim_date[date] ) )</w:t>
+      </w:r>
+      <w:r>
+        <w:br/>
+      </w:r>
+      <w:r>
+        <w:t>AOV SPLY := CALCULATE ( [AOV], SAMEPERIODLASTYEAR ( dim_date[date] ) )</w:t>
+      </w:r>
+      <w:r>
+        <w:br/>
+      </w:r>
+      <w:r>
+        <w:t>Return Rate SPLY := CALCULATE ( [Return Rate], SAMEPERIODLASTYEAR ( dim_date[date] ) )</w:t>
       </w:r>
     </w:p>
     <w:p>
@@ -12006,7 +12225,7 @@
         <w:t>Trừ Returns theo ngày đặt của đơn gốc</w:t>
       </w:r>
       <w:r>
-        <w:t xml:space="preserve"> → Returns không khớp tháng với Finance.</w:t>
+        <w:t xml:space="preserve"> → hàng bán bị trả lại không khớp tháng với Kế toán.</w:t>
       </w:r>
     </w:p>
     <w:p>
@@ -12024,7 +12243,7 @@
         <w:t>So với total_incl_vat</w:t>
       </w:r>
       <w:r>
-        <w:t xml:space="preserve"> → Δ ≈ 10 % ở mọi ô.</w:t>
+        <w:t xml:space="preserve"> → Δ ≈ 10 % ở mọi ô (cột này đã gồm thuế GTGT).</w:t>
       </w:r>
     </w:p>
     <w:p>
@@ -12039,10 +12258,10 @@
         <w:rPr>
           <w:b/>
         </w:rPr>
-        <w:t>Chưa Mark as Date Table</w:t>
-      </w:r>
-      <w:r>
-        <w:t xml:space="preserve"> → các measure LM/SPLY trả về trống hoặc bằng số tháng hiện tại.</w:t>
+        <w:t>Chưa Đánh dấu là Bảng ngày tháng</w:t>
+      </w:r>
+      <w:r>
+        <w:t xml:space="preserve"> → các số đo LM/SPLY/YTD trả về trống hoặc sai.</w:t>
       </w:r>
     </w:p>
     <w:p>
@@ -12058,7 +12277,7 @@
         <w:pStyle w:val="Heading3"/>
       </w:pPr>
       <w:r>
-        <w:t>5.1 Nguyên tắc trình bày: Storytelling with Data</w:t>
+        <w:t>5.1 Nguyên tắc trình bày: kể chuyện bằng dữ liệu (Storytelling with Data)</w:t>
       </w:r>
     </w:p>
     <w:p>
@@ -12492,17 +12711,17 @@
         <w:t>một ô công thức</w:t>
       </w:r>
       <w:r>
-        <w:t xml:space="preserve"> đặt ngay trên biểu đồ (xoá Chart Title của biểu đồ), lấy measure chuỗi bằng CUBEVALUE, ví dụ </w:t>
+        <w:t xml:space="preserve"> đặt ngay trên biểu đồ (xoá Chart Title của biểu đồ), ghép chữ với số lấy từ các ô CUBEVALUE, ví dụ </w:t>
       </w:r>
       <w:r>
         <w:rPr>
           <w:rFonts w:ascii="Consolas" w:hAnsi="Consolas"/>
           <w:sz w:val="19"/>
         </w:rPr>
-        <w:t>=CUBEVALUE("ThisWorkbookDataModel","[Measures].[Tiêu đề danh mục]",Slicer_year,Slicer_month,Slicer_channel_name,Slicer_country)</w:t>
-      </w:r>
-      <w:r>
-        <w:t>.</w:t>
+        <w:t>=B20&amp;" chiếm "&amp;FIXED(C20/C30*100,0)&amp;"% doanh thu sau chiết khấu"</w:t>
+      </w:r>
+      <w:r>
+        <w:t xml:space="preserve"> (B20 = tên danh mục lớn nhất, C20 = Net Sales của nó, C30 = tổng).</w:t>
       </w:r>
     </w:p>
     <w:p>
@@ -12596,7 +12815,7 @@
         <w:t>Lưới.</w:t>
       </w:r>
       <w:r>
-        <w:t xml:space="preserve"> Mỗi sheet dashboard: View → bỏ tick Gridlines và Headings; cột A rộng 2; cột B–Q rộng 11 (≈ 1.280 px); nền trắng, font Segoe UI.</w:t>
+        <w:t xml:space="preserve"> Mỗi sheet dashboard: View → bỏ tick Đường lưới (Gridlines) và Headings; cột A rộng 2; cột B–Q rộng 11 (≈ 1.280 px); nền trắng, font Segoe UI.</w:t>
       </w:r>
     </w:p>
     <w:p>
@@ -12611,10 +12830,10 @@
         <w:rPr>
           <w:b/>
         </w:rPr>
-        <w:t>4 slicer từ Data Model</w:t>
-      </w:r>
-      <w:r>
-        <w:t xml:space="preserve"> (Insert → Slicer → tab Data Model): dim_date[year], dim_date[month], dim_channel[channel_name], dim_store[country]. Đặt ở Tong_quan, vùng B4:Q6; tab Slicer → Columns để slicer nằm ngang (Tháng 12 cột, Năm 6 cột), Slicer Settings → tick </w:t>
+        <w:t>4 slicer từ Mô hình Dữ liệu</w:t>
+      </w:r>
+      <w:r>
+        <w:t xml:space="preserve"> (Insert → Slicer → tab Mô hình Dữ liệu): dim_date[year], dim_date[month], dim_channel[channel_name], dim_store[country]. Đặt ở Tong_quan, vùng B4:Q6; tab Slicer → Columns để slicer nằm ngang (Tháng 12 cột, Năm 6 cột), Slicer Settings → tick </w:t>
       </w:r>
       <w:r>
         <w:rPr>
@@ -12760,7 +12979,7 @@
         </w:numPr>
       </w:pPr>
       <w:r>
-        <w:t>Mở Nexa_Sales_P1_Dashboard.html để xem bố cục, màu và câu chữ mẫu; mở Nexa_Sales_P1_Dashboard.xlsx để so số.</w:t>
+        <w:t>Bố cục, màu và câu chữ mẫu: dashboard tham chiếu (HTML và Excel) mentor gửi sau buổi 1.</w:t>
       </w:r>
     </w:p>
     <w:p>
@@ -12776,7 +12995,17 @@
         <w:pStyle w:val="FirstParagraph"/>
       </w:pPr>
       <w:r>
-        <w:t>CUBEVALUE lấy một measure từ Data Model theo đúng lựa chọn hiện tại của các slicer truyền vào. Mỗi thẻ KPI là 3 ô dọc: nhãn (xám, 9 pt), giá trị (đen, 20 pt đậm) và dòng so sánh (9 pt):</w:t>
+        <w:t xml:space="preserve">CUBEVALUE lấy một số đo từ Mô hình Dữ liệu theo đúng lựa chọn hiện tại của các slicer truyền vào. Đặt các ô CUBEVALUE ở một khối riêng (ví dụ sheet </w:t>
+      </w:r>
+      <w:r>
+        <w:rPr>
+          <w:rFonts w:ascii="Consolas" w:hAnsi="Consolas"/>
+          <w:sz w:val="19"/>
+        </w:rPr>
+        <w:t>_pivot</w:t>
+      </w:r>
+      <w:r>
+        <w:t>, cột Y:Z), rồi thẻ KPI, % thay đổi và câu Điểm chính chỉ là công thức Excel thường trỏ vào các ô đó:</w:t>
       </w:r>
     </w:p>
     <w:p>
@@ -12784,61 +13013,103 @@
         <w:pStyle w:val="SourceCode"/>
       </w:pPr>
       <w:r>
-        <w:t>Nhãn       : Net Revenue (USD)</w:t>
-      </w:r>
-      <w:r>
-        <w:br/>
-      </w:r>
-      <w:r>
-        <w:t>Giá trị    : =CUBEVALUE("ThisWorkbookDataModel","[Measures].[Net Revenue]",</w:t>
-      </w:r>
-      <w:r>
-        <w:br/>
-      </w:r>
-      <w:r>
-        <w:t xml:space="preserve">                        Slicer_year,Slicer_month,Slicer_channel_name,Slicer_country)</w:t>
-      </w:r>
-      <w:r>
-        <w:br/>
-      </w:r>
-      <w:r>
-        <w:t>So với LM  : =IFERROR(TEXT(CUBEVALUE("ThisWorkbookDataModel","[Measures].[Net Revenue % LM]",</w:t>
-      </w:r>
-      <w:r>
-        <w:br/>
-      </w:r>
-      <w:r>
-        <w:t xml:space="preserve">                        Slicer_year,Slicer_month,Slicer_channel_name,Slicer_country),</w:t>
-      </w:r>
-      <w:r>
-        <w:br/>
-      </w:r>
-      <w:r>
-        <w:t xml:space="preserve">                        "▲ 0.0%;▼ 0.0%")&amp;" so với tháng trước","–")</w:t>
-      </w:r>
-      <w:r>
-        <w:br/>
-      </w:r>
-      <w:r>
-        <w:t>Điểm chính : =CUBEVALUE("ThisWorkbookDataModel","[Measures].[Điểm chính Tổng quan]",</w:t>
-      </w:r>
-      <w:r>
-        <w:br/>
-      </w:r>
-      <w:r>
-        <w:t xml:space="preserve">                        Slicer_year,Slicer_month,Slicer_channel_name,Slicer_country)</w:t>
-      </w:r>
-      <w:r>
-        <w:br/>
-      </w:r>
-      <w:r>
-        <w:t xml:space="preserve">             &amp;" "&amp;CUBEVALUE("ThisWorkbookDataModel","[Measures].[Điểm chính Động lực]",</w:t>
-      </w:r>
-      <w:r>
-        <w:br/>
-      </w:r>
-      <w:r>
-        <w:t xml:space="preserve">                        Slicer_year,Slicer_month,Slicer_channel_name,Slicer_country)</w:t>
+        <w:t>Z2  Tháng chọn   =CUBERANKEDMEMBER("ThisWorkbookDataModel",Slicer_month,1)&amp;"/"&amp;</w:t>
+      </w:r>
+      <w:r>
+        <w:br/>
+      </w:r>
+      <w:r>
+        <w:t xml:space="preserve">                   CUBERANKEDMEMBER("ThisWorkbookDataModel",Slicer_year,1)</w:t>
+      </w:r>
+      <w:r>
+        <w:br/>
+      </w:r>
+      <w:r>
+        <w:t>Z3  Net Revenue  =CUBEVALUE("ThisWorkbookDataModel","[Measures].[Net Revenue]",</w:t>
+      </w:r>
+      <w:r>
+        <w:br/>
+      </w:r>
+      <w:r>
+        <w:t xml:space="preserve">                   Slicer_year,Slicer_month,Slicer_channel_name,Slicer_country)</w:t>
+      </w:r>
+      <w:r>
+        <w:br/>
+      </w:r>
+      <w:r>
+        <w:t>Z4  LM           =CUBEVALUE("ThisWorkbookDataModel","[Measures].[Net Revenue LM]",</w:t>
+      </w:r>
+      <w:r>
+        <w:br/>
+      </w:r>
+      <w:r>
+        <w:t xml:space="preserve">                   Slicer_year,Slicer_month,Slicer_channel_name,Slicer_country)</w:t>
+      </w:r>
+      <w:r>
+        <w:br/>
+      </w:r>
+      <w:r>
+        <w:t>Z5  SPLY         =CUBEVALUE("ThisWorkbookDataModel","[Measures].[Net Revenue SPLY]",</w:t>
+      </w:r>
+      <w:r>
+        <w:br/>
+      </w:r>
+      <w:r>
+        <w:t xml:space="preserve">                   Slicer_year,Slicer_month,Slicer_channel_name,Slicer_country)</w:t>
+      </w:r>
+      <w:r>
+        <w:br/>
+      </w:r>
+      <w:r>
+        <w:t>Z6  % so LM      =IFERROR(Z3/Z4-1,"")</w:t>
+      </w:r>
+      <w:r>
+        <w:br/>
+      </w:r>
+      <w:r>
+        <w:t>Z7  % so SPLY    =IFERROR(Z3/Z5-1,"")</w:t>
+      </w:r>
+      <w:r>
+        <w:br/>
+      </w:r>
+      <w:r/>
+      <w:r>
+        <w:br/>
+      </w:r>
+      <w:r>
+        <w:t>Thẻ KPI (giá trị) : =Z3</w:t>
+      </w:r>
+      <w:r>
+        <w:br/>
+      </w:r>
+      <w:r>
+        <w:t>Dòng so sánh      : =IF(Z6="","–",IF(Z6&gt;=0,"▲ ","▼ ")&amp;FIXED(ABS(Z6)*100,1)&amp;"% so với tháng trước")</w:t>
+      </w:r>
+      <w:r>
+        <w:br/>
+      </w:r>
+      <w:r>
+        <w:t>Câu Điểm chính    : ="Net Revenue "&amp;Z2&amp;" đạt "&amp;FIXED(Z3/1000,1)&amp;" nghìn USD — "</w:t>
+      </w:r>
+      <w:r>
+        <w:br/>
+      </w:r>
+      <w:r>
+        <w:t xml:space="preserve">                    &amp;IF(Z6&gt;=0,"+","-")&amp;FIXED(ABS(Z6)*100,1)&amp;"% so với tháng trước, "</w:t>
+      </w:r>
+      <w:r>
+        <w:br/>
+      </w:r>
+      <w:r>
+        <w:t xml:space="preserve">                    &amp;IF(Z7&gt;=0,"+","-")&amp;FIXED(ABS(Z7)*100,1)&amp;"% so với cùng kỳ năm trước."</w:t>
+      </w:r>
+    </w:p>
+    <w:p>
+      <w:pPr>
+        <w:pStyle w:val="BodyText"/>
+      </w:pPr>
+      <w:r>
+        <w:t>Dùng FIXED(số; số_chữ_số_lẻ) thay cho TEXT(số; "#,##0.0") khi ghép số vào câu: FIXED tự dùng dấu thập phân của máy, còn chuỗi định dạng của TEXT đọc khác nhau giữa máy cài định dạng Việt Nam và máy cài định dạng Mỹ.</w:t>
       </w:r>
     </w:p>
     <w:p>
@@ -12850,7 +13121,7 @@
         </w:numPr>
       </w:pPr>
       <w:r>
-        <w:t xml:space="preserve">Màu dòng so sánh: Home → Conditional Formatting → New Rule → Use a formula, ví dụ </w:t>
+        <w:t xml:space="preserve">Màu dòng so sánh: Home → Định dạng có Điều kiện (Conditional Formatting) → New Rule → Use a formula, ví dụ </w:t>
       </w:r>
       <w:r>
         <w:rPr>
@@ -12894,17 +13165,7 @@
         </w:numPr>
       </w:pPr>
       <w:r>
-        <w:t xml:space="preserve">Ô đọc tháng đang chọn (dùng ở dòng phụ tiêu đề): </w:t>
-      </w:r>
-      <w:r>
-        <w:rPr>
-          <w:rFonts w:ascii="Consolas" w:hAnsi="Consolas"/>
-          <w:sz w:val="19"/>
-        </w:rPr>
-        <w:t>=CUBEVALUE("ThisWorkbookDataModel","[Measures].[Tháng chọn]",Slicer_year,Slicer_month)</w:t>
-      </w:r>
-      <w:r>
-        <w:t>.</w:t>
+        <w:t>CUBERANKEDMEMBER(…, Slicer_month, 1) trả về mục đang chọn của slicer – dùng làm dòng phụ của tiêu đề trang.</w:t>
       </w:r>
     </w:p>
     <w:p>
@@ -12916,7 +13177,7 @@
         </w:numPr>
       </w:pPr>
       <w:r>
-        <w:t>Khi người xem chọn nhiều tháng, measure so sánh kỳ trả về trống → ô hiện “–” nhờ IFERROR, không hiện lỗi.</w:t>
+        <w:t>Khi người xem chọn nhiều tháng, số đo so sánh kỳ trả về trống → ô hiện “–” nhờ IFERROR/IF, không hiện lỗi.</w:t>
       </w:r>
     </w:p>
     <w:p>
@@ -13043,7 +13304,7 @@
               <w:rPr>
                 <w:sz w:val="18"/>
               </w:rPr>
-              <w:t>PivotTable trên _pivot: Rows dim_date[month_label], Filter dim_date[year] = 2019, 2020, Values measure; bảng phụ 3 cột: tháng, giá trị (=ô pivot), nhấn = IF(tháng = ô Tháng chọn, giá trị, NA()); Insert → Line chart thường từ bảng phụ</w:t>
+              <w:t>PivotTable trên _pivot: Rows dim_date[month_label], Filter dim_date[year] = 2019, 2020, Values số đo; bảng phụ 3 cột: tháng, giá trị (=ô pivot), nhấn = IF(tháng = ô Tháng chọn, giá trị, NA()); Insert → Line chart thường từ bảng phụ</w:t>
             </w:r>
           </w:p>
         </w:tc>
@@ -13149,7 +13410,7 @@
               <w:rPr>
                 <w:sz w:val="18"/>
               </w:rPr>
-              <w:t>PivotTable: Rows dim_product[category], Values [Net Sales danh mục dẫn đầu] và [Net Sales danh mục khác]; sort Largest to Smallest → PivotChart Stacked Bar; Vertical axis → Categories in reverse order</w:t>
+              <w:t>PivotTable: Rows dim_product[category], Values [Net Sales], sort Largest to Smallest; bảng phụ 3 cột: tên, nhấn = IF(giá trị = MAX(cột), giá trị, 0), nền = giá trị − nhấn → Insert → Stacked Bar thường; Vertical axis → Categories in reverse order</w:t>
             </w:r>
           </w:p>
         </w:tc>
@@ -13166,7 +13427,7 @@
               <w:rPr>
                 <w:sz w:val="18"/>
               </w:rPr>
-              <w:t>Chuỗi dẫn đầu xanh, chuỗi khác xám</w:t>
+              <w:t>Chuỗi nhấn xanh, chuỗi nền xám; đổi slicer màu tự đi theo</w:t>
             </w:r>
           </w:p>
         </w:tc>
@@ -13202,7 +13463,7 @@
               <w:rPr>
                 <w:sz w:val="18"/>
               </w:rPr>
-              <w:t>PivotTable: Rows dim_date[month_label] (năm 2020), Values [Δ tháng có vượt ngưỡng] và [Δ tháng khác] → PivotChart Stacked Column</w:t>
+              <w:t>PivotTable: Rows dim_date[month_label] (năm 2020), Values [Δ sau quy đổi] và [Số cửa hàng vượt ngưỡng]; bảng phụ: đỏ = IF(số cửa hàng &gt; 0, Δ, 0), xám = Δ − đỏ → Stacked Column thường</w:t>
             </w:r>
           </w:p>
         </w:tc>
@@ -13255,7 +13516,7 @@
               <w:rPr>
                 <w:sz w:val="18"/>
               </w:rPr>
-              <w:t>PivotTable đặt thẳng trên sheet dashboard: Design → Report Layout → Tabular; tắt Grand Total khi không cần; Value Filters → Top 10; Conditional Formatting (data bar, chữ đỏ)</w:t>
+              <w:t>PivotTable đặt thẳng trên sheet dashboard: Design → Report Layout → Tabular; tắt Grand Total khi không cần; Value Filters → Top 10; Định dạng có Điều kiện (Conditional Formatting) (data bar, chữ đỏ)</w:t>
             </w:r>
           </w:p>
         </w:tc>
@@ -13374,7 +13635,7 @@
                 <w:color w:val="FFFFFF"/>
                 <w:sz w:val="17"/>
               </w:rPr>
-              <w:t>Visual</w:t>
+              <w:t>Khối hình</w:t>
             </w:r>
           </w:p>
         </w:tc>
@@ -13414,7 +13675,7 @@
                 <w:color w:val="FFFFFF"/>
                 <w:sz w:val="17"/>
               </w:rPr>
-              <w:t>Trường / measure</w:t>
+              <w:t>Trường / số đo</w:t>
             </w:r>
           </w:p>
         </w:tc>
@@ -13470,7 +13731,7 @@
               <w:rPr>
                 <w:sz w:val="18"/>
               </w:rPr>
-              <w:t>Ô CUBEVALUE (gộp ô)</w:t>
+              <w:t>Ô công thức (gộp ô)</w:t>
             </w:r>
           </w:p>
         </w:tc>
@@ -13487,7 +13748,7 @@
               <w:rPr>
                 <w:sz w:val="18"/>
               </w:rPr>
-              <w:t>[Điểm chính Tổng quan] &amp; [Điểm chính Động lực]</w:t>
+              <w:t>Ghép chữ từ ô CUBEVALUE: Net Revenue, % so LM/SPLY, số đơn và AOV so cùng kỳ</w:t>
             </w:r>
           </w:p>
         </w:tc>
@@ -13557,7 +13818,7 @@
               <w:rPr>
                 <w:sz w:val="18"/>
               </w:rPr>
-              <w:t>Net Revenue · Orders · AOV · Return Rate · Δ Finance (+ Số cửa hàng vượt ngưỡng); dòng so sánh % LM / % SPLY</w:t>
+              <w:t>Net Revenue · Orders · AOV · Return Rate · Δ Finance (+ Số cửa hàng vượt ngưỡng); dòng so sánh % tính bằng công thức</w:t>
             </w:r>
           </w:p>
         </w:tc>
@@ -13820,7 +14081,7 @@
               <w:rPr>
                 <w:sz w:val="18"/>
               </w:rPr>
-              <w:t>PivotChart Stacked Column</w:t>
+              <w:t>Stacked Column từ bảng phụ</w:t>
             </w:r>
           </w:p>
         </w:tc>
@@ -13837,7 +14098,7 @@
               <w:rPr>
                 <w:sz w:val="18"/>
               </w:rPr>
-              <w:t>[Δ tháng có vượt ngưỡng] + [Δ tháng khác] năm 2020</w:t>
+              <w:t>[Δ sau quy đổi] tách đỏ/xám theo [Số cửa hàng vượt ngưỡng], năm 2020</w:t>
             </w:r>
           </w:p>
         </w:tc>
@@ -13914,7 +14175,7 @@
                 <w:color w:val="FFFFFF"/>
                 <w:sz w:val="17"/>
               </w:rPr>
-              <w:t>Visual</w:t>
+              <w:t>Khối hình</w:t>
             </w:r>
           </w:p>
         </w:tc>
@@ -13954,7 +14215,7 @@
                 <w:color w:val="FFFFFF"/>
                 <w:sz w:val="17"/>
               </w:rPr>
-              <w:t>Trường / measure</w:t>
+              <w:t>Trường / số đo</w:t>
             </w:r>
           </w:p>
         </w:tc>
@@ -14010,7 +14271,7 @@
               <w:rPr>
                 <w:sz w:val="18"/>
               </w:rPr>
-              <w:t>Ô CUBEVALUE</w:t>
+              <w:t>Ô công thức</w:t>
             </w:r>
           </w:p>
         </w:tc>
@@ -14027,7 +14288,7 @@
               <w:rPr>
                 <w:sz w:val="18"/>
               </w:rPr>
-              <w:t>[Tiêu đề danh mục] &amp; tỷ trọng online</w:t>
+              <w:t>Danh mục lớn nhất và tỷ trọng (từ PivotTable danh mục), thị trường lớn nhất</w:t>
             </w:r>
           </w:p>
         </w:tc>
@@ -14097,7 +14358,7 @@
               <w:rPr>
                 <w:sz w:val="18"/>
               </w:rPr>
-              <w:t>Net Sales (+ % SPLY) · Units · Tỷ trọng online · Giảm giá / Gross</w:t>
+              <w:t>Net Sales · Units · AOV · ASP (nâng cao: Tỷ trọng online, Tỷ lệ chiết khấu)</w:t>
             </w:r>
           </w:p>
         </w:tc>
@@ -14150,7 +14411,7 @@
               <w:rPr>
                 <w:sz w:val="18"/>
               </w:rPr>
-              <w:t>PivotChart Stacked Bar</w:t>
+              <w:t>Stacked Bar từ bảng phụ</w:t>
             </w:r>
           </w:p>
         </w:tc>
@@ -14167,7 +14428,7 @@
               <w:rPr>
                 <w:sz w:val="18"/>
               </w:rPr>
-              <w:t>[Net Sales danh mục dẫn đầu] + [Net Sales danh mục khác] theo category</w:t>
+              <w:t>[Net Sales] theo category; mục lớn nhất xanh, còn lại xám</w:t>
             </w:r>
           </w:p>
         </w:tc>
@@ -14307,7 +14568,7 @@
               <w:rPr>
                 <w:sz w:val="18"/>
               </w:rPr>
-              <w:t>channel_name; Net Sales, Orders, AOV, Net Sales % SPLY</w:t>
+              <w:t>channel_name; Net Sales, Orders, AOV</w:t>
             </w:r>
           </w:p>
         </w:tc>
@@ -14454,7 +14715,7 @@
                 <w:color w:val="FFFFFF"/>
                 <w:sz w:val="17"/>
               </w:rPr>
-              <w:t>Visual</w:t>
+              <w:t>Khối hình</w:t>
             </w:r>
           </w:p>
         </w:tc>
@@ -14494,7 +14755,7 @@
                 <w:color w:val="FFFFFF"/>
                 <w:sz w:val="17"/>
               </w:rPr>
-              <w:t>Trường / measure</w:t>
+              <w:t>Trường / số đo</w:t>
             </w:r>
           </w:p>
         </w:tc>
@@ -14550,7 +14811,7 @@
               <w:rPr>
                 <w:sz w:val="18"/>
               </w:rPr>
-              <w:t>Ô CUBEVALUE</w:t>
+              <w:t>Ô công thức</w:t>
             </w:r>
           </w:p>
         </w:tc>
@@ -14567,7 +14828,7 @@
               <w:rPr>
                 <w:sz w:val="18"/>
               </w:rPr>
-              <w:t>[Điểm chính Đối soát]</w:t>
+              <w:t>Δ Finance, Δ sau quy đổi, số cửa hàng vượt ngưỡng ghép thành câu</w:t>
             </w:r>
           </w:p>
         </w:tc>
@@ -14707,7 +14968,7 @@
               <w:rPr>
                 <w:sz w:val="18"/>
               </w:rPr>
-              <w:t>Lệch thời điểm online → Δ sau quy đổi (phần cần giải thích) → Δ Finance (total)</w:t>
+              <w:t>Lệch thời điểm online (= Δ Finance − Δ sau quy đổi) → Δ sau quy đổi → Δ Finance (total)</w:t>
             </w:r>
           </w:p>
         </w:tc>
@@ -14760,7 +15021,7 @@
               <w:rPr>
                 <w:sz w:val="18"/>
               </w:rPr>
-              <w:t>PivotChart Stacked Column</w:t>
+              <w:t>Stacked Column từ bảng phụ</w:t>
             </w:r>
           </w:p>
         </w:tc>
@@ -14777,7 +15038,7 @@
               <w:rPr>
                 <w:sz w:val="18"/>
               </w:rPr>
-              <w:t>[Δ tháng có vượt ngưỡng] + [Δ tháng khác]; không nối slicer Tháng</w:t>
+              <w:t>[Δ sau quy đổi] đỏ/xám theo [Số cửa hàng vượt ngưỡng]; không nối slicer Năm/Tháng</w:t>
             </w:r>
           </w:p>
         </w:tc>
@@ -14994,7 +15255,7 @@
                 <w:color w:val="FFFFFF"/>
                 <w:sz w:val="17"/>
               </w:rPr>
-              <w:t>Visual</w:t>
+              <w:t>Khối hình</w:t>
             </w:r>
           </w:p>
         </w:tc>
@@ -15034,7 +15295,7 @@
                 <w:color w:val="FFFFFF"/>
                 <w:sz w:val="17"/>
               </w:rPr>
-              <w:t>Trường / measure</w:t>
+              <w:t>Trường / số đo</w:t>
             </w:r>
           </w:p>
         </w:tc>
@@ -15090,7 +15351,7 @@
               <w:rPr>
                 <w:sz w:val="18"/>
               </w:rPr>
-              <w:t>Ô CUBEVALUE</w:t>
+              <w:t>Ô công thức</w:t>
             </w:r>
           </w:p>
         </w:tc>
@@ -15107,7 +15368,7 @@
               <w:rPr>
                 <w:sz w:val="18"/>
               </w:rPr>
-              <w:t>[Tiêu đề hoàn trả]; dòng trùng và đơn PENDING đã loại</w:t>
+              <w:t>Return Rate và thay đổi bằng điểm % so cùng kỳ; dòng trùng và đơn PENDING đã loại</w:t>
             </w:r>
           </w:p>
         </w:tc>
@@ -15177,7 +15438,7 @@
               <w:rPr>
                 <w:sz w:val="18"/>
               </w:rPr>
-              <w:t>Returns · Return Rate (điểm % so với SPLY) · Cancelled Orders · Pending Orders; ô “120 dòng trùng đã loại ở Power Query”</w:t>
+              <w:t>Returns · Return Rate · Orders · ô “120 dòng trùng đã loại ở Power Query” (nâng cao: Cancelled/Pending Orders)</w:t>
             </w:r>
           </w:p>
         </w:tc>
@@ -15457,7 +15718,7 @@
               <w:rPr>
                 <w:sz w:val="18"/>
               </w:rPr>
-              <w:t>Cancelled Orders (nhấn) và Pending Orders (xám) theo tháng; không nối slicer Tháng</w:t>
+              <w:t>PivotTable Distinct Count order_number theo order_status (CANCELLED nhấn, PENDING xám) theo tháng</w:t>
             </w:r>
           </w:p>
         </w:tc>
@@ -15552,7 +15813,7 @@
         <w:t>Làm mới.</w:t>
       </w:r>
       <w:r>
-        <w:t xml:space="preserve"> Data → Refresh All khi đổi SourceFolder hoặc dữ liệu; CUBEVALUE tự cập nhật theo.</w:t>
+        <w:t xml:space="preserve"> Data → Làm mới Tất cả (Refresh All) khi đổi SourceFolder hoặc dữ liệu; CUBEVALUE tự cập nhật theo.</w:t>
       </w:r>
     </w:p>
     <w:p>
@@ -17521,7 +17782,7 @@
         <w:pStyle w:val="Heading3"/>
       </w:pPr>
       <w:r>
-        <w:t>6.3 Cầu nối năm 2020: từ dữ liệu đơn đến Finance</w:t>
+        <w:t>6.3 Cầu nối năm 2020: từ dữ liệu đơn đến Kế toán</w:t>
       </w:r>
     </w:p>
     <w:p>
@@ -17797,7 +18058,7 @@
               <w:rPr>
                 <w:sz w:val="18"/>
               </w:rPr>
-              <w:t>− Finance thiếu dữ liệu ngày</w:t>
+              <w:t>− Kế toán thiếu dữ liệu ngày</w:t>
             </w:r>
           </w:p>
         </w:tc>
@@ -17982,7 +18243,7 @@
               <w:rPr>
                 <w:sz w:val="18"/>
               </w:rPr>
-              <w:t>= Tổng Finance năm 2020</w:t>
+              <w:t>= Tổng Kế toán năm 2020</w:t>
             </w:r>
           </w:p>
         </w:tc>
@@ -18159,7 +18420,7 @@
                 <w:color w:val="FFFFFF"/>
                 <w:sz w:val="17"/>
               </w:rPr>
-              <w:t>Finance</w:t>
+              <w:t>Kế toán</w:t>
             </w:r>
           </w:p>
         </w:tc>
@@ -19191,7 +19452,7 @@
               <w:rPr>
                 <w:sz w:val="18"/>
               </w:rPr>
-              <w:t>Finance thiếu dữ liệu ngày</w:t>
+              <w:t>Kế toán thiếu dữ liệu ngày</w:t>
             </w:r>
           </w:p>
         </w:tc>
@@ -22183,7 +22444,7 @@
         <w:pStyle w:val="Heading3"/>
       </w:pPr>
       <w:r>
-        <w:t>6.5 Chênh lệch cài sẵn phía Finance (toàn bộ kỳ)</w:t>
+        <w:t>6.5 Chênh lệch cài sẵn phía Kế toán (toàn bộ kỳ)</w:t>
       </w:r>
     </w:p>
     <w:tbl>
@@ -22359,7 +22620,7 @@
               <w:rPr>
                 <w:sz w:val="18"/>
               </w:rPr>
-              <w:t>Đơn 1484025 trạng thái CANCELLED nhưng Finance vẫn ghi nhận doanh thu</w:t>
+              <w:t>Đơn 1484025 trạng thái CANCELLED nhưng Kế toán vẫn ghi nhận doanh thu</w:t>
             </w:r>
           </w:p>
         </w:tc>
@@ -22378,7 +22639,7 @@
               <w:rPr>
                 <w:sz w:val="18"/>
               </w:rPr>
-              <w:t>Finance thiếu 3 ngày (K26)</w:t>
+              <w:t>Kế toán thiếu 3 ngày (K26)</w:t>
             </w:r>
           </w:p>
         </w:tc>
@@ -22431,7 +22692,7 @@
               <w:rPr>
                 <w:sz w:val="18"/>
               </w:rPr>
-              <w:t>Finance thiếu doanh thu 3 ngày 06/02/2020, 19/02/2020, 25/02/2020 do lỗi đẩy dữ liệu POS → Finance thấp hơn</w:t>
+              <w:t>Kế toán thiếu doanh thu 3 ngày 06/02/2020, 19/02/2020, 25/02/2020 do lỗi đẩy dữ liệu POS → Kế toán thấp hơn</w:t>
             </w:r>
           </w:p>
         </w:tc>
@@ -22575,7 +22836,7 @@
               <w:rPr>
                 <w:sz w:val="18"/>
               </w:rPr>
-              <w:t>Cùng một dòng Finance xuất hiện 2 lần (đẩy bút toán 2 lần)</w:t>
+              <w:t>Cùng một dòng Kế toán xuất hiện 2 lần (đẩy bút toán 2 lần)</w:t>
             </w:r>
           </w:p>
         </w:tc>
@@ -22707,7 +22968,7 @@
         </w:numPr>
       </w:pPr>
       <w:r>
-        <w:t>Chọn tháng 12/2020: S12 (Pháp) lệch +10.141 USD, đúng bằng một dòng Finance ngày 10/12/2020 bị ghi 2 lần.</w:t>
+        <w:t>Chọn tháng 12/2020: S12 (Pháp) lệch +10.141 USD, đúng bằng một dòng Kế toán ngày 10/12/2020 bị ghi 2 lần.</w:t>
       </w:r>
     </w:p>
     <w:p>
@@ -22719,7 +22980,7 @@
         </w:numPr>
       </w:pPr>
       <w:r>
-        <w:t>Chọn tháng 02/2020: S24 (Đức) Finance thấp hơn 22.169 USD; xuống mức ngày thấy 3 ngày Finance trống.</w:t>
+        <w:t>Chọn tháng 02/2020: S24 (Đức) Kế toán thấp hơn 22.169 USD; xuống mức ngày thấy 3 ngày Kế toán trống.</w:t>
       </w:r>
     </w:p>
     <w:p>
@@ -22954,7 +23215,7 @@
               <w:rPr>
                 <w:sz w:val="18"/>
               </w:rPr>
-              <w:t>Chênh lệch với Finance là bao nhiêu? Bao nhiêu phần là lệch thời điểm, bao nhiêu là lỗi thật?</w:t>
+              <w:t>Chênh lệch với số Kế toán là bao nhiêu? Bao nhiêu phần là lệch thời điểm, bao nhiêu là lỗi thật?</w:t>
             </w:r>
           </w:p>
         </w:tc>
@@ -23024,7 +23285,7 @@
         <w:t>Finding</w:t>
       </w:r>
       <w:r>
-        <w:t xml:space="preserve"> (số liệu): “Năm 2020 Finance ghi nhận cao hơn dữ liệu đơn 64.622 USD (0,73%).”</w:t>
+        <w:t xml:space="preserve"> (số liệu): “Năm 2020 Kế toán ghi nhận cao hơn dữ liệu đơn 64.622 USD (0,73%).”</w:t>
       </w:r>
     </w:p>
     <w:p>
@@ -23110,7 +23371,7 @@
         </w:numPr>
       </w:pPr>
       <w:r>
-        <w:t>Waterfall cầu nối Orders → Finance theo nguyên nhân, tách thêm từng cửa hàng ⚠ (ô CUBEVALUE cho từng cửa hàng hoặc bảng nguyên nhân dựng bằng Power Query).</w:t>
+        <w:t>Waterfall cầu nối Orders → Kế toán theo nguyên nhân, tách thêm từng cửa hàng ⚠ (ô CUBEVALUE cho từng cửa hàng hoặc bảng nguyên nhân dựng bằng Power Query).</w:t>
       </w:r>
     </w:p>
     <w:p>
@@ -23154,7 +23415,7 @@
         </w:numPr>
       </w:pPr>
       <w:r>
-        <w:t>File Nexa_P1_&lt;HoTen&gt;.xlsx: các query Power Query, Data Model, measure DAX và 4 sheet dashboard (+ sheet sáng tạo nếu có). Mentor mở file, sửa tham số SourceFolder theo máy mình rồi Data → Refresh All.</w:t>
+        <w:t>File Nexa_P1_&lt;HoTen&gt;.xlsx: các truy vấn Power Query, Mô hình Dữ liệu, số đo DAX và 4 sheet dashboard (+ sheet sáng tạo nếu có). Mentor mở file, sửa tham số SourceFolder theo máy mình rồi Data → Làm mới Tất cả (Refresh All).</w:t>
       </w:r>
     </w:p>
     <w:p>
@@ -23178,7 +23439,7 @@
         </w:numPr>
       </w:pPr>
       <w:r>
-        <w:t>Phụ lục: danh mục measure, ảnh chụp Applied Steps của fact_sales_line và fact_finance, ảnh chụp từng sheet dashboard.</w:t>
+        <w:t>Phụ lục: danh mục số đo, ảnh chụp Applied Steps của fact_sales_line và fact_finance, ảnh chụp từng sheet dashboard.</w:t>
       </w:r>
     </w:p>
     <w:p>
@@ -23186,7 +23447,7 @@
         <w:pStyle w:val="Heading2"/>
       </w:pPr>
       <w:r>
-        <w:t>Phụ lục A. Danh mục measure</w:t>
+        <w:t>Phụ lục A. Danh mục số đo</w:t>
       </w:r>
     </w:p>
     <w:tbl>
@@ -23248,7 +23509,7 @@
                 <w:color w:val="FFFFFF"/>
                 <w:sz w:val="17"/>
               </w:rPr>
-              <w:t>Measure</w:t>
+              <w:t>Số đo</w:t>
             </w:r>
           </w:p>
         </w:tc>
@@ -23320,7 +23581,7 @@
               <w:rPr>
                 <w:sz w:val="18"/>
               </w:rPr>
-              <w:t>Orders · Units · AOV · ASP · Return Rate · Giảm giá / Gross · Tỷ trọng online · Cancelled Orders · Pending Orders</w:t>
+              <w:t>Orders · Units · AOV · ASP · Return Rate</w:t>
             </w:r>
           </w:p>
         </w:tc>
@@ -23339,7 +23600,7 @@
               <w:rPr>
                 <w:sz w:val="18"/>
               </w:rPr>
-              <w:t>3 · Finance và đối soát</w:t>
+              <w:t>3 · Kế toán</w:t>
             </w:r>
           </w:p>
         </w:tc>
@@ -23356,7 +23617,7 @@
               <w:rPr>
                 <w:sz w:val="18"/>
               </w:rPr>
-              <w:t>Finance Net Revenue · HQ Adjustment · Δ Finance · Δ Finance % · Δ tuyệt đối · Net Sales (ngày giao) · Net Sales (cơ sở Finance) · Δ sau quy đổi · Vượt ngưỡng · Số cửa hàng vượt ngưỡng · Lệch thời điểm online</w:t>
+              <w:t>Finance Net Revenue · Δ Finance · Δ Finance % · Δ tuyệt đối · Vượt ngưỡng · Số cửa hàng vượt ngưỡng</w:t>
             </w:r>
           </w:p>
         </w:tc>
@@ -23375,7 +23636,7 @@
               <w:rPr>
                 <w:sz w:val="18"/>
               </w:rPr>
-              <w:t>4 · So sánh kỳ</w:t>
+              <w:t>4 · Quy đổi online về ngày giao</w:t>
             </w:r>
           </w:p>
         </w:tc>
@@ -23392,7 +23653,7 @@
               <w:rPr>
                 <w:sz w:val="18"/>
               </w:rPr>
-              <w:t>Net Revenue LM · Net Revenue SPLY · Net Revenue YTD · Net Revenue % LM · Net Revenue % SPLY · Net Sales SPLY · Net Sales % SPLY · Orders LM · AOV LM · Orders % LM · AOV % LM · Return Rate LM · Orders SPLY · AOV SPLY · Orders % SPLY · AOV % SPLY · Return Rate SPLY</w:t>
+              <w:t>Net Sales (cơ sở Finance) · Δ sau quy đổi</w:t>
             </w:r>
           </w:p>
         </w:tc>
@@ -23411,7 +23672,7 @@
               <w:rPr>
                 <w:sz w:val="18"/>
               </w:rPr>
-              <w:t>5 · Hỗ trợ biểu đồ Excel</w:t>
+              <w:t>5 · So sánh kỳ</w:t>
             </w:r>
           </w:p>
         </w:tc>
@@ -23428,7 +23689,7 @@
               <w:rPr>
                 <w:sz w:val="18"/>
               </w:rPr>
-              <w:t>Net Sales danh mục dẫn đầu · Net Sales danh mục khác · Δ tháng có vượt ngưỡng · Δ tháng khác</w:t>
+              <w:t>Net Revenue LM · Net Revenue SPLY · Net Revenue YTD</w:t>
             </w:r>
           </w:p>
         </w:tc>
@@ -23447,7 +23708,7 @@
               <w:rPr>
                 <w:sz w:val="18"/>
               </w:rPr>
-              <w:t>6 · Chuỗi cho tiêu đề hành động và câu Điểm chính</w:t>
+              <w:t>Nâng cao · Bổ sung cho đối soát và chất lượng dữ liệu</w:t>
             </w:r>
           </w:p>
         </w:tc>
@@ -23464,7 +23725,79 @@
               <w:rPr>
                 <w:sz w:val="18"/>
               </w:rPr>
-              <w:t>Tháng chọn · Điểm chính Tổng quan · Điểm chính Động lực · Điểm chính Đối soát · Tiêu đề danh mục · Tiêu đề hoàn trả</w:t>
+              <w:t>HQ Adjustment · Cancelled Orders · Pending Orders</w:t>
+            </w:r>
+          </w:p>
+        </w:tc>
+      </w:tr>
+      <w:tr>
+        <w:tc>
+          <w:tcPr>
+            <w:tcW w:type="dxa" w:w="2551"/>
+          </w:tcPr>
+          <w:p>
+            <w:pPr>
+              <w:pStyle w:val="Compact"/>
+              <w:spacing w:before="20" w:after="20"/>
+            </w:pPr>
+            <w:r>
+              <w:rPr>
+                <w:sz w:val="18"/>
+              </w:rPr>
+              <w:t>Nâng cao · Cơ cấu doanh thu</w:t>
+            </w:r>
+          </w:p>
+        </w:tc>
+        <w:tc>
+          <w:tcPr>
+            <w:tcW w:type="dxa" w:w="7370"/>
+          </w:tcPr>
+          <w:p>
+            <w:pPr>
+              <w:pStyle w:val="Compact"/>
+              <w:spacing w:before="20" w:after="20"/>
+            </w:pPr>
+            <w:r>
+              <w:rPr>
+                <w:sz w:val="18"/>
+              </w:rPr>
+              <w:t>Tỷ trọng online · Tỷ lệ chiết khấu</w:t>
+            </w:r>
+          </w:p>
+        </w:tc>
+      </w:tr>
+      <w:tr>
+        <w:tc>
+          <w:tcPr>
+            <w:tcW w:type="dxa" w:w="2551"/>
+          </w:tcPr>
+          <w:p>
+            <w:pPr>
+              <w:pStyle w:val="Compact"/>
+              <w:spacing w:before="20" w:after="20"/>
+            </w:pPr>
+            <w:r>
+              <w:rPr>
+                <w:sz w:val="18"/>
+              </w:rPr>
+              <w:t>Nâng cao · So sánh cùng kỳ cho thẻ KPI khác Net Revenue</w:t>
+            </w:r>
+          </w:p>
+        </w:tc>
+        <w:tc>
+          <w:tcPr>
+            <w:tcW w:type="dxa" w:w="7370"/>
+          </w:tcPr>
+          <w:p>
+            <w:pPr>
+              <w:pStyle w:val="Compact"/>
+              <w:spacing w:before="20" w:after="20"/>
+            </w:pPr>
+            <w:r>
+              <w:rPr>
+                <w:sz w:val="18"/>
+              </w:rPr>
+              <w:t>Orders SPLY · AOV SPLY · Return Rate SPLY</w:t>
             </w:r>
           </w:p>
         </w:tc>
@@ -23550,7 +23883,7 @@
         </w:numPr>
       </w:pPr>
       <w:r>
-        <w:t>Dashboard Excel không cần sửa M hay DAX khi dữ liệu đổi: Data → Refresh All. Code M và DAX dùng lại được nguyên vẹn nếu sau này chuyển sang Power BI.</w:t>
+        <w:t>Dashboard Excel không cần sửa M hay DAX khi dữ liệu đổi: Data → Làm mới Tất cả (Refresh All). Code M và DAX dùng lại được nguyên vẹn nếu sau này chuyển sang Power BI.</w:t>
       </w:r>
     </w:p>
     <w:p>
@@ -24638,7 +24971,7 @@
         <w:pStyle w:val="FirstParagraph"/>
       </w:pPr>
       <w:r>
-        <w:t>File Finance gốc (chỉ tạo connection, không nạp vào Data Model). — Nạp: Only Create Connection.</w:t>
+        <w:t>File Kế toán gốc (chỉ tạo connection, không nạp vào Mô hình Dữ liệu). — Nạp: Only Create Connection.</w:t>
       </w:r>
     </w:p>
     <w:p>
@@ -24758,7 +25091,7 @@
         <w:pStyle w:val="FirstParagraph"/>
       </w:pPr>
       <w:r>
-        <w:t>Bảng quy đổi mã Finance → store_key (chỉ tạo connection). — Nạp: Only Create Connection.</w:t>
+        <w:t>Bảng quy đổi mã Kế toán → store_key (chỉ tạo connection). — Nạp: Only Create Connection.</w:t>
       </w:r>
     </w:p>
     <w:p>
@@ -24860,7 +25193,7 @@
         <w:pStyle w:val="FirstParagraph"/>
       </w:pPr>
       <w:r>
-        <w:t>Finance đã gắn store_key theo mã và ngày hiệu lực. — Nạp: Only Create Connection + Add this data to the Data Model.</w:t>
+        <w:t>Kế toán đã gắn store_key theo mã và ngày hiệu lực. — Nạp: Only Create Connection + Add this data to the Data Model.</w:t>
       </w:r>
     </w:p>
     <w:p>
@@ -24968,7 +25301,7 @@
         <w:pStyle w:val="FirstParagraph"/>
       </w:pPr>
       <w:r>
-        <w:t>Bảng một dòng để chứa mọi measure (ẩn cột ghi_chu trong Power Pivot). — Nạp: Only Create Connection + Add this data to the Data Model.</w:t>
+        <w:t>Bảng một dòng để chứa mọi số đo (ẩn cột ghi_chu trong Power Pivot). — Nạp: Only Create Connection + Add this data to the Data Model.</w:t>
       </w:r>
     </w:p>
     <w:p>
@@ -25002,6 +25335,2164 @@
       <w:r>
         <w:t xml:space="preserve">    Source</w:t>
       </w:r>
+    </w:p>
+    <w:p>
+      <w:pPr>
+        <w:pStyle w:val="Heading2"/>
+      </w:pPr>
+      <w:r>
+        <w:t>Phụ lục D. Bảng thuật ngữ</w:t>
+      </w:r>
+    </w:p>
+    <w:p>
+      <w:pPr>
+        <w:pStyle w:val="FirstParagraph"/>
+      </w:pPr>
+      <w:r>
+        <w:t>Tên chỉ tiêu doanh thu theo Chuẩn mực kế toán Việt Nam VAS 14 và chế độ kế toán doanh nghiệp Thông tư 99/2025/TT-BTC (thay Thông tư 200/2014/TT-BTC từ 01/01/2026); tên menu Excel theo trang hỗ trợ tiếng Việt của Microsoft. Lần đầu xuất hiện ghi tiếng Việt kèm tiếng Anh; tên file, cột và số đo giữ nguyên tiếng Anh.</w:t>
+      </w:r>
+    </w:p>
+    <w:tbl>
+      <w:tblPr>
+        <w:tblW w:type="auto" w:w="0"/>
+        <w:tblLayout w:type="fixed"/>
+        <w:tblLook w:firstColumn="1" w:firstRow="1" w:lastColumn="0" w:lastRow="0" w:noHBand="0" w:noVBand="1" w:val="04A0"/>
+        <w:tblW w:type="pct" w:w="5000"/>
+        <w:tblBorders>
+          <w:top w:val="single" w:sz="4" w:space="0" w:color="BED0B4"/>
+          <w:left w:val="single" w:sz="4" w:space="0" w:color="BED0B4"/>
+          <w:bottom w:val="single" w:sz="4" w:space="0" w:color="BED0B4"/>
+          <w:right w:val="single" w:sz="4" w:space="0" w:color="BED0B4"/>
+          <w:insideH w:val="single" w:sz="4" w:space="0" w:color="BED0B4"/>
+          <w:insideV w:val="single" w:sz="4" w:space="0" w:color="BED0B4"/>
+        </w:tblBorders>
+      </w:tblPr>
+      <w:tblGrid>
+        <w:gridCol w:w="1134"/>
+        <w:gridCol w:w="3572"/>
+        <w:gridCol w:w="3061"/>
+        <w:gridCol w:w="2154"/>
+      </w:tblGrid>
+      <w:tr>
+        <w:trPr>
+          <w:tblHeader w:val="true"/>
+        </w:trPr>
+        <w:tc>
+          <w:tcPr>
+            <w:tcW w:type="dxa" w:w="1134"/>
+            <w:shd w:val="clear" w:color="auto" w:fill="447A2A"/>
+          </w:tcPr>
+          <w:p>
+            <w:pPr>
+              <w:pStyle w:val="Compact"/>
+              <w:spacing w:before="20" w:after="20"/>
+            </w:pPr>
+            <w:r>
+              <w:rPr>
+                <w:b/>
+                <w:color w:val="FFFFFF"/>
+                <w:sz w:val="17"/>
+              </w:rPr>
+              <w:t>Nhóm</w:t>
+            </w:r>
+          </w:p>
+        </w:tc>
+        <w:tc>
+          <w:tcPr>
+            <w:tcW w:type="dxa" w:w="3572"/>
+            <w:shd w:val="clear" w:color="auto" w:fill="447A2A"/>
+          </w:tcPr>
+          <w:p>
+            <w:pPr>
+              <w:pStyle w:val="Compact"/>
+              <w:spacing w:before="20" w:after="20"/>
+            </w:pPr>
+            <w:r>
+              <w:rPr>
+                <w:b/>
+                <w:color w:val="FFFFFF"/>
+                <w:sz w:val="17"/>
+              </w:rPr>
+              <w:t>Thuật ngữ dùng trong tài liệu</w:t>
+            </w:r>
+          </w:p>
+        </w:tc>
+        <w:tc>
+          <w:tcPr>
+            <w:tcW w:type="dxa" w:w="3061"/>
+            <w:shd w:val="clear" w:color="auto" w:fill="447A2A"/>
+          </w:tcPr>
+          <w:p>
+            <w:pPr>
+              <w:pStyle w:val="Compact"/>
+              <w:spacing w:before="20" w:after="20"/>
+            </w:pPr>
+            <w:r>
+              <w:rPr>
+                <w:b/>
+                <w:color w:val="FFFFFF"/>
+                <w:sz w:val="17"/>
+              </w:rPr>
+              <w:t>Tiếng Anh / tên trong file</w:t>
+            </w:r>
+          </w:p>
+        </w:tc>
+        <w:tc>
+          <w:tcPr>
+            <w:tcW w:type="dxa" w:w="2154"/>
+            <w:shd w:val="clear" w:color="auto" w:fill="447A2A"/>
+          </w:tcPr>
+          <w:p>
+            <w:pPr>
+              <w:pStyle w:val="Compact"/>
+              <w:spacing w:before="20" w:after="20"/>
+            </w:pPr>
+            <w:r>
+              <w:rPr>
+                <w:b/>
+                <w:color w:val="FFFFFF"/>
+                <w:sz w:val="17"/>
+              </w:rPr>
+              <w:t>Căn cứ</w:t>
+            </w:r>
+          </w:p>
+        </w:tc>
+      </w:tr>
+      <w:tr>
+        <w:tc>
+          <w:tcPr>
+            <w:tcW w:type="dxa" w:w="1134"/>
+          </w:tcPr>
+          <w:p>
+            <w:pPr>
+              <w:pStyle w:val="Compact"/>
+              <w:spacing w:before="20" w:after="20"/>
+            </w:pPr>
+            <w:r>
+              <w:rPr>
+                <w:sz w:val="18"/>
+              </w:rPr>
+              <w:t>Vai trò</w:t>
+            </w:r>
+          </w:p>
+        </w:tc>
+        <w:tc>
+          <w:tcPr>
+            <w:tcW w:type="dxa" w:w="3572"/>
+          </w:tcPr>
+          <w:p>
+            <w:pPr>
+              <w:pStyle w:val="Compact"/>
+              <w:spacing w:before="20" w:after="20"/>
+            </w:pPr>
+            <w:r>
+              <w:rPr>
+                <w:sz w:val="18"/>
+              </w:rPr>
+              <w:t>phòng Tài chính – Kế toán (gọi tắt: Kế toán)</w:t>
+            </w:r>
+          </w:p>
+        </w:tc>
+        <w:tc>
+          <w:tcPr>
+            <w:tcW w:type="dxa" w:w="3061"/>
+          </w:tcPr>
+          <w:p>
+            <w:pPr>
+              <w:pStyle w:val="Compact"/>
+              <w:spacing w:before="20" w:after="20"/>
+            </w:pPr>
+            <w:r>
+              <w:rPr>
+                <w:sz w:val="18"/>
+              </w:rPr>
+              <w:t>Finance</w:t>
+            </w:r>
+          </w:p>
+        </w:tc>
+        <w:tc>
+          <w:tcPr>
+            <w:tcW w:type="dxa" w:w="2154"/>
+          </w:tcPr>
+          <w:p>
+            <w:pPr>
+              <w:pStyle w:val="Compact"/>
+              <w:spacing w:before="20" w:after="20"/>
+            </w:pPr>
+            <w:r>
+              <w:rPr>
+                <w:sz w:val="18"/>
+              </w:rPr>
+              <w:t>thực tế doanh nghiệp</w:t>
+            </w:r>
+          </w:p>
+        </w:tc>
+      </w:tr>
+      <w:tr>
+        <w:tc>
+          <w:tcPr>
+            <w:tcW w:type="dxa" w:w="1134"/>
+          </w:tcPr>
+          <w:p>
+            <w:pPr>
+              <w:pStyle w:val="Compact"/>
+              <w:spacing w:before="20" w:after="20"/>
+            </w:pPr>
+            <w:r>
+              <w:rPr>
+                <w:sz w:val="18"/>
+              </w:rPr>
+              <w:t>Vai trò</w:t>
+            </w:r>
+          </w:p>
+        </w:tc>
+        <w:tc>
+          <w:tcPr>
+            <w:tcW w:type="dxa" w:w="3572"/>
+          </w:tcPr>
+          <w:p>
+            <w:pPr>
+              <w:pStyle w:val="Compact"/>
+              <w:spacing w:before="20" w:after="20"/>
+            </w:pPr>
+            <w:r>
+              <w:rPr>
+                <w:sz w:val="18"/>
+              </w:rPr>
+              <w:t>Trưởng phòng Kinh doanh</w:t>
+            </w:r>
+          </w:p>
+        </w:tc>
+        <w:tc>
+          <w:tcPr>
+            <w:tcW w:type="dxa" w:w="3061"/>
+          </w:tcPr>
+          <w:p>
+            <w:pPr>
+              <w:pStyle w:val="Compact"/>
+              <w:spacing w:before="20" w:after="20"/>
+            </w:pPr>
+            <w:r>
+              <w:rPr>
+                <w:sz w:val="18"/>
+              </w:rPr>
+              <w:t>Sales Manager</w:t>
+            </w:r>
+          </w:p>
+        </w:tc>
+        <w:tc>
+          <w:tcPr>
+            <w:tcW w:type="dxa" w:w="2154"/>
+          </w:tcPr>
+          <w:p>
+            <w:pPr>
+              <w:pStyle w:val="Compact"/>
+              <w:spacing w:before="20" w:after="20"/>
+            </w:pPr>
+            <w:r>
+              <w:rPr>
+                <w:sz w:val="18"/>
+              </w:rPr>
+              <w:t>thực tế doanh nghiệp</w:t>
+            </w:r>
+          </w:p>
+        </w:tc>
+      </w:tr>
+      <w:tr>
+        <w:tc>
+          <w:tcPr>
+            <w:tcW w:type="dxa" w:w="1134"/>
+          </w:tcPr>
+          <w:p>
+            <w:pPr>
+              <w:pStyle w:val="Compact"/>
+              <w:spacing w:before="20" w:after="20"/>
+            </w:pPr>
+            <w:r>
+              <w:rPr>
+                <w:sz w:val="18"/>
+              </w:rPr>
+              <w:t>Vai trò</w:t>
+            </w:r>
+          </w:p>
+        </w:tc>
+        <w:tc>
+          <w:tcPr>
+            <w:tcW w:type="dxa" w:w="3572"/>
+          </w:tcPr>
+          <w:p>
+            <w:pPr>
+              <w:pStyle w:val="Compact"/>
+              <w:spacing w:before="20" w:after="20"/>
+            </w:pPr>
+            <w:r>
+              <w:rPr>
+                <w:sz w:val="18"/>
+              </w:rPr>
+              <w:t>chuyên viên phân tích dữ liệu</w:t>
+            </w:r>
+          </w:p>
+        </w:tc>
+        <w:tc>
+          <w:tcPr>
+            <w:tcW w:type="dxa" w:w="3061"/>
+          </w:tcPr>
+          <w:p>
+            <w:pPr>
+              <w:pStyle w:val="Compact"/>
+              <w:spacing w:before="20" w:after="20"/>
+            </w:pPr>
+            <w:r>
+              <w:rPr>
+                <w:sz w:val="18"/>
+              </w:rPr>
+              <w:t>Data Analyst (DA)</w:t>
+            </w:r>
+          </w:p>
+        </w:tc>
+        <w:tc>
+          <w:tcPr>
+            <w:tcW w:type="dxa" w:w="2154"/>
+          </w:tcPr>
+          <w:p>
+            <w:pPr>
+              <w:pStyle w:val="Compact"/>
+              <w:spacing w:before="20" w:after="20"/>
+            </w:pPr>
+            <w:r>
+              <w:rPr>
+                <w:sz w:val="18"/>
+              </w:rPr>
+              <w:t>thực tế tuyển dụng</w:t>
+            </w:r>
+          </w:p>
+        </w:tc>
+      </w:tr>
+      <w:tr>
+        <w:tc>
+          <w:tcPr>
+            <w:tcW w:type="dxa" w:w="1134"/>
+          </w:tcPr>
+          <w:p>
+            <w:pPr>
+              <w:pStyle w:val="Compact"/>
+              <w:spacing w:before="20" w:after="20"/>
+            </w:pPr>
+            <w:r>
+              <w:rPr>
+                <w:sz w:val="18"/>
+              </w:rPr>
+              <w:t>Vai trò</w:t>
+            </w:r>
+          </w:p>
+        </w:tc>
+        <w:tc>
+          <w:tcPr>
+            <w:tcW w:type="dxa" w:w="3572"/>
+          </w:tcPr>
+          <w:p>
+            <w:pPr>
+              <w:pStyle w:val="Compact"/>
+              <w:spacing w:before="20" w:after="20"/>
+            </w:pPr>
+            <w:r>
+              <w:rPr>
+                <w:sz w:val="18"/>
+              </w:rPr>
+              <w:t>cửa hàng trưởng · bộ phận Thương mại điện tử</w:t>
+            </w:r>
+          </w:p>
+        </w:tc>
+        <w:tc>
+          <w:tcPr>
+            <w:tcW w:type="dxa" w:w="3061"/>
+          </w:tcPr>
+          <w:p>
+            <w:pPr>
+              <w:pStyle w:val="Compact"/>
+              <w:spacing w:before="20" w:after="20"/>
+            </w:pPr>
+            <w:r>
+              <w:rPr>
+                <w:sz w:val="18"/>
+              </w:rPr>
+              <w:t>Store manager · E-commerce</w:t>
+            </w:r>
+          </w:p>
+        </w:tc>
+        <w:tc>
+          <w:tcPr>
+            <w:tcW w:type="dxa" w:w="2154"/>
+          </w:tcPr>
+          <w:p>
+            <w:pPr>
+              <w:pStyle w:val="Compact"/>
+              <w:spacing w:before="20" w:after="20"/>
+            </w:pPr>
+            <w:r>
+              <w:rPr>
+                <w:sz w:val="18"/>
+              </w:rPr>
+              <w:t>thực tế bán lẻ</w:t>
+            </w:r>
+          </w:p>
+        </w:tc>
+      </w:tr>
+      <w:tr>
+        <w:tc>
+          <w:tcPr>
+            <w:tcW w:type="dxa" w:w="1134"/>
+          </w:tcPr>
+          <w:p>
+            <w:pPr>
+              <w:pStyle w:val="Compact"/>
+              <w:spacing w:before="20" w:after="20"/>
+            </w:pPr>
+            <w:r>
+              <w:rPr>
+                <w:sz w:val="18"/>
+              </w:rPr>
+              <w:t>Doanh thu</w:t>
+            </w:r>
+          </w:p>
+        </w:tc>
+        <w:tc>
+          <w:tcPr>
+            <w:tcW w:type="dxa" w:w="3572"/>
+          </w:tcPr>
+          <w:p>
+            <w:pPr>
+              <w:pStyle w:val="Compact"/>
+              <w:spacing w:before="20" w:after="20"/>
+            </w:pPr>
+            <w:r>
+              <w:rPr>
+                <w:sz w:val="18"/>
+              </w:rPr>
+              <w:t>doanh thu bán hàng</w:t>
+            </w:r>
+          </w:p>
+        </w:tc>
+        <w:tc>
+          <w:tcPr>
+            <w:tcW w:type="dxa" w:w="3061"/>
+          </w:tcPr>
+          <w:p>
+            <w:pPr>
+              <w:pStyle w:val="Compact"/>
+              <w:spacing w:before="20" w:after="20"/>
+            </w:pPr>
+            <w:r>
+              <w:rPr>
+                <w:sz w:val="18"/>
+              </w:rPr>
+              <w:t>Gross Sales</w:t>
+            </w:r>
+          </w:p>
+        </w:tc>
+        <w:tc>
+          <w:tcPr>
+            <w:tcW w:type="dxa" w:w="2154"/>
+          </w:tcPr>
+          <w:p>
+            <w:pPr>
+              <w:pStyle w:val="Compact"/>
+              <w:spacing w:before="20" w:after="20"/>
+            </w:pPr>
+            <w:r>
+              <w:rPr>
+                <w:sz w:val="18"/>
+              </w:rPr>
+              <w:t>VAS 14; mẫu B02-DN</w:t>
+            </w:r>
+          </w:p>
+        </w:tc>
+      </w:tr>
+      <w:tr>
+        <w:tc>
+          <w:tcPr>
+            <w:tcW w:type="dxa" w:w="1134"/>
+          </w:tcPr>
+          <w:p>
+            <w:pPr>
+              <w:pStyle w:val="Compact"/>
+              <w:spacing w:before="20" w:after="20"/>
+            </w:pPr>
+            <w:r>
+              <w:rPr>
+                <w:sz w:val="18"/>
+              </w:rPr>
+              <w:t>Doanh thu</w:t>
+            </w:r>
+          </w:p>
+        </w:tc>
+        <w:tc>
+          <w:tcPr>
+            <w:tcW w:type="dxa" w:w="3572"/>
+          </w:tcPr>
+          <w:p>
+            <w:pPr>
+              <w:pStyle w:val="Compact"/>
+              <w:spacing w:before="20" w:after="20"/>
+            </w:pPr>
+            <w:r>
+              <w:rPr>
+                <w:sz w:val="18"/>
+              </w:rPr>
+              <w:t>các khoản giảm trừ doanh thu</w:t>
+            </w:r>
+          </w:p>
+        </w:tc>
+        <w:tc>
+          <w:tcPr>
+            <w:tcW w:type="dxa" w:w="3061"/>
+          </w:tcPr>
+          <w:p>
+            <w:pPr>
+              <w:pStyle w:val="Compact"/>
+              <w:spacing w:before="20" w:after="20"/>
+            </w:pPr>
+            <w:r>
+              <w:rPr>
+                <w:sz w:val="18"/>
+              </w:rPr>
+              <w:t>Revenue deductions</w:t>
+            </w:r>
+          </w:p>
+        </w:tc>
+        <w:tc>
+          <w:tcPr>
+            <w:tcW w:type="dxa" w:w="2154"/>
+          </w:tcPr>
+          <w:p>
+            <w:pPr>
+              <w:pStyle w:val="Compact"/>
+              <w:spacing w:before="20" w:after="20"/>
+            </w:pPr>
+            <w:r>
+              <w:rPr>
+                <w:sz w:val="18"/>
+              </w:rPr>
+              <w:t>TK 521, TT 99/2025/TT-BTC</w:t>
+            </w:r>
+          </w:p>
+        </w:tc>
+      </w:tr>
+      <w:tr>
+        <w:tc>
+          <w:tcPr>
+            <w:tcW w:type="dxa" w:w="1134"/>
+          </w:tcPr>
+          <w:p>
+            <w:pPr>
+              <w:pStyle w:val="Compact"/>
+              <w:spacing w:before="20" w:after="20"/>
+            </w:pPr>
+            <w:r>
+              <w:rPr>
+                <w:sz w:val="18"/>
+              </w:rPr>
+              <w:t>Doanh thu</w:t>
+            </w:r>
+          </w:p>
+        </w:tc>
+        <w:tc>
+          <w:tcPr>
+            <w:tcW w:type="dxa" w:w="3572"/>
+          </w:tcPr>
+          <w:p>
+            <w:pPr>
+              <w:pStyle w:val="Compact"/>
+              <w:spacing w:before="20" w:after="20"/>
+            </w:pPr>
+            <w:r>
+              <w:rPr>
+                <w:sz w:val="18"/>
+              </w:rPr>
+              <w:t>chiết khấu thương mại (khuyến mãi giảm giá trên hoá đơn)</w:t>
+            </w:r>
+          </w:p>
+        </w:tc>
+        <w:tc>
+          <w:tcPr>
+            <w:tcW w:type="dxa" w:w="3061"/>
+          </w:tcPr>
+          <w:p>
+            <w:pPr>
+              <w:pStyle w:val="Compact"/>
+              <w:spacing w:before="20" w:after="20"/>
+            </w:pPr>
+            <w:r>
+              <w:rPr>
+                <w:sz w:val="18"/>
+              </w:rPr>
+              <w:t>Discounts</w:t>
+            </w:r>
+          </w:p>
+        </w:tc>
+        <w:tc>
+          <w:tcPr>
+            <w:tcW w:type="dxa" w:w="2154"/>
+          </w:tcPr>
+          <w:p>
+            <w:pPr>
+              <w:pStyle w:val="Compact"/>
+              <w:spacing w:before="20" w:after="20"/>
+            </w:pPr>
+            <w:r>
+              <w:rPr>
+                <w:sz w:val="18"/>
+              </w:rPr>
+              <w:t>VAS 14</w:t>
+            </w:r>
+          </w:p>
+        </w:tc>
+      </w:tr>
+      <w:tr>
+        <w:tc>
+          <w:tcPr>
+            <w:tcW w:type="dxa" w:w="1134"/>
+          </w:tcPr>
+          <w:p>
+            <w:pPr>
+              <w:pStyle w:val="Compact"/>
+              <w:spacing w:before="20" w:after="20"/>
+            </w:pPr>
+            <w:r>
+              <w:rPr>
+                <w:sz w:val="18"/>
+              </w:rPr>
+              <w:t>Doanh thu</w:t>
+            </w:r>
+          </w:p>
+        </w:tc>
+        <w:tc>
+          <w:tcPr>
+            <w:tcW w:type="dxa" w:w="3572"/>
+          </w:tcPr>
+          <w:p>
+            <w:pPr>
+              <w:pStyle w:val="Compact"/>
+              <w:spacing w:before="20" w:after="20"/>
+            </w:pPr>
+            <w:r>
+              <w:rPr>
+                <w:sz w:val="18"/>
+              </w:rPr>
+              <w:t>hàng bán bị trả lại</w:t>
+            </w:r>
+          </w:p>
+        </w:tc>
+        <w:tc>
+          <w:tcPr>
+            <w:tcW w:type="dxa" w:w="3061"/>
+          </w:tcPr>
+          <w:p>
+            <w:pPr>
+              <w:pStyle w:val="Compact"/>
+              <w:spacing w:before="20" w:after="20"/>
+            </w:pPr>
+            <w:r>
+              <w:rPr>
+                <w:sz w:val="18"/>
+              </w:rPr>
+              <w:t>Returns</w:t>
+            </w:r>
+          </w:p>
+        </w:tc>
+        <w:tc>
+          <w:tcPr>
+            <w:tcW w:type="dxa" w:w="2154"/>
+          </w:tcPr>
+          <w:p>
+            <w:pPr>
+              <w:pStyle w:val="Compact"/>
+              <w:spacing w:before="20" w:after="20"/>
+            </w:pPr>
+            <w:r>
+              <w:rPr>
+                <w:sz w:val="18"/>
+              </w:rPr>
+              <w:t>VAS 14</w:t>
+            </w:r>
+          </w:p>
+        </w:tc>
+      </w:tr>
+      <w:tr>
+        <w:tc>
+          <w:tcPr>
+            <w:tcW w:type="dxa" w:w="1134"/>
+          </w:tcPr>
+          <w:p>
+            <w:pPr>
+              <w:pStyle w:val="Compact"/>
+              <w:spacing w:before="20" w:after="20"/>
+            </w:pPr>
+            <w:r>
+              <w:rPr>
+                <w:sz w:val="18"/>
+              </w:rPr>
+              <w:t>Doanh thu</w:t>
+            </w:r>
+          </w:p>
+        </w:tc>
+        <w:tc>
+          <w:tcPr>
+            <w:tcW w:type="dxa" w:w="3572"/>
+          </w:tcPr>
+          <w:p>
+            <w:pPr>
+              <w:pStyle w:val="Compact"/>
+              <w:spacing w:before="20" w:after="20"/>
+            </w:pPr>
+            <w:r>
+              <w:rPr>
+                <w:sz w:val="18"/>
+              </w:rPr>
+              <w:t>doanh thu sau chiết khấu (chỉ tiêu trung gian)</w:t>
+            </w:r>
+          </w:p>
+        </w:tc>
+        <w:tc>
+          <w:tcPr>
+            <w:tcW w:type="dxa" w:w="3061"/>
+          </w:tcPr>
+          <w:p>
+            <w:pPr>
+              <w:pStyle w:val="Compact"/>
+              <w:spacing w:before="20" w:after="20"/>
+            </w:pPr>
+            <w:r>
+              <w:rPr>
+                <w:sz w:val="18"/>
+              </w:rPr>
+              <w:t>Net Sales</w:t>
+            </w:r>
+          </w:p>
+        </w:tc>
+        <w:tc>
+          <w:tcPr>
+            <w:tcW w:type="dxa" w:w="2154"/>
+          </w:tcPr>
+          <w:p>
+            <w:pPr>
+              <w:pStyle w:val="Compact"/>
+              <w:spacing w:before="20" w:after="20"/>
+            </w:pPr>
+            <w:r>
+              <w:rPr>
+                <w:sz w:val="18"/>
+              </w:rPr>
+              <w:t>chỉ tiêu quản trị</w:t>
+            </w:r>
+          </w:p>
+        </w:tc>
+      </w:tr>
+      <w:tr>
+        <w:tc>
+          <w:tcPr>
+            <w:tcW w:type="dxa" w:w="1134"/>
+          </w:tcPr>
+          <w:p>
+            <w:pPr>
+              <w:pStyle w:val="Compact"/>
+              <w:spacing w:before="20" w:after="20"/>
+            </w:pPr>
+            <w:r>
+              <w:rPr>
+                <w:sz w:val="18"/>
+              </w:rPr>
+              <w:t>Doanh thu</w:t>
+            </w:r>
+          </w:p>
+        </w:tc>
+        <w:tc>
+          <w:tcPr>
+            <w:tcW w:type="dxa" w:w="3572"/>
+          </w:tcPr>
+          <w:p>
+            <w:pPr>
+              <w:pStyle w:val="Compact"/>
+              <w:spacing w:before="20" w:after="20"/>
+            </w:pPr>
+            <w:r>
+              <w:rPr>
+                <w:sz w:val="18"/>
+              </w:rPr>
+              <w:t>doanh thu thuần</w:t>
+            </w:r>
+          </w:p>
+        </w:tc>
+        <w:tc>
+          <w:tcPr>
+            <w:tcW w:type="dxa" w:w="3061"/>
+          </w:tcPr>
+          <w:p>
+            <w:pPr>
+              <w:pStyle w:val="Compact"/>
+              <w:spacing w:before="20" w:after="20"/>
+            </w:pPr>
+            <w:r>
+              <w:rPr>
+                <w:sz w:val="18"/>
+              </w:rPr>
+              <w:t>Net Revenue</w:t>
+            </w:r>
+          </w:p>
+        </w:tc>
+        <w:tc>
+          <w:tcPr>
+            <w:tcW w:type="dxa" w:w="2154"/>
+          </w:tcPr>
+          <w:p>
+            <w:pPr>
+              <w:pStyle w:val="Compact"/>
+              <w:spacing w:before="20" w:after="20"/>
+            </w:pPr>
+            <w:r>
+              <w:rPr>
+                <w:sz w:val="18"/>
+              </w:rPr>
+              <w:t>VAS 14; TT 99/2025/TT-BTC</w:t>
+            </w:r>
+          </w:p>
+        </w:tc>
+      </w:tr>
+      <w:tr>
+        <w:tc>
+          <w:tcPr>
+            <w:tcW w:type="dxa" w:w="1134"/>
+          </w:tcPr>
+          <w:p>
+            <w:pPr>
+              <w:pStyle w:val="Compact"/>
+              <w:spacing w:before="20" w:after="20"/>
+            </w:pPr>
+            <w:r>
+              <w:rPr>
+                <w:sz w:val="18"/>
+              </w:rPr>
+              <w:t>Doanh thu</w:t>
+            </w:r>
+          </w:p>
+        </w:tc>
+        <w:tc>
+          <w:tcPr>
+            <w:tcW w:type="dxa" w:w="3572"/>
+          </w:tcPr>
+          <w:p>
+            <w:pPr>
+              <w:pStyle w:val="Compact"/>
+              <w:spacing w:before="20" w:after="20"/>
+            </w:pPr>
+            <w:r>
+              <w:rPr>
+                <w:sz w:val="18"/>
+              </w:rPr>
+              <w:t>ghi nhận doanh thu · ngày ghi sổ</w:t>
+            </w:r>
+          </w:p>
+        </w:tc>
+        <w:tc>
+          <w:tcPr>
+            <w:tcW w:type="dxa" w:w="3061"/>
+          </w:tcPr>
+          <w:p>
+            <w:pPr>
+              <w:pStyle w:val="Compact"/>
+              <w:spacing w:before="20" w:after="20"/>
+            </w:pPr>
+            <w:r>
+              <w:rPr>
+                <w:sz w:val="18"/>
+              </w:rPr>
+              <w:t>Revenue recognition · posting_date</w:t>
+            </w:r>
+          </w:p>
+        </w:tc>
+        <w:tc>
+          <w:tcPr>
+            <w:tcW w:type="dxa" w:w="2154"/>
+          </w:tcPr>
+          <w:p>
+            <w:pPr>
+              <w:pStyle w:val="Compact"/>
+              <w:spacing w:before="20" w:after="20"/>
+            </w:pPr>
+            <w:r>
+              <w:rPr>
+                <w:sz w:val="18"/>
+              </w:rPr>
+              <w:t>VAS 14; sổ Nhật ký chung</w:t>
+            </w:r>
+          </w:p>
+        </w:tc>
+      </w:tr>
+      <w:tr>
+        <w:tc>
+          <w:tcPr>
+            <w:tcW w:type="dxa" w:w="1134"/>
+          </w:tcPr>
+          <w:p>
+            <w:pPr>
+              <w:pStyle w:val="Compact"/>
+              <w:spacing w:before="20" w:after="20"/>
+            </w:pPr>
+            <w:r>
+              <w:rPr>
+                <w:sz w:val="18"/>
+              </w:rPr>
+              <w:t>Doanh thu</w:t>
+            </w:r>
+          </w:p>
+        </w:tc>
+        <w:tc>
+          <w:tcPr>
+            <w:tcW w:type="dxa" w:w="3572"/>
+          </w:tcPr>
+          <w:p>
+            <w:pPr>
+              <w:pStyle w:val="Compact"/>
+              <w:spacing w:before="20" w:after="20"/>
+            </w:pPr>
+            <w:r>
+              <w:rPr>
+                <w:sz w:val="18"/>
+              </w:rPr>
+              <w:t>bút toán điều chỉnh · khoá sổ cuối tháng</w:t>
+            </w:r>
+          </w:p>
+        </w:tc>
+        <w:tc>
+          <w:tcPr>
+            <w:tcW w:type="dxa" w:w="3061"/>
+          </w:tcPr>
+          <w:p>
+            <w:pPr>
+              <w:pStyle w:val="Compact"/>
+              <w:spacing w:before="20" w:after="20"/>
+            </w:pPr>
+            <w:r>
+              <w:rPr>
+                <w:sz w:val="18"/>
+              </w:rPr>
+              <w:t>Manual adjustment (HQ-ADJ) · month-end close</w:t>
+            </w:r>
+          </w:p>
+        </w:tc>
+        <w:tc>
+          <w:tcPr>
+            <w:tcW w:type="dxa" w:w="2154"/>
+          </w:tcPr>
+          <w:p>
+            <w:pPr>
+              <w:pStyle w:val="Compact"/>
+              <w:spacing w:before="20" w:after="20"/>
+            </w:pPr>
+            <w:r>
+              <w:rPr>
+                <w:sz w:val="18"/>
+              </w:rPr>
+              <w:t>chế độ kế toán</w:t>
+            </w:r>
+          </w:p>
+        </w:tc>
+      </w:tr>
+      <w:tr>
+        <w:tc>
+          <w:tcPr>
+            <w:tcW w:type="dxa" w:w="1134"/>
+          </w:tcPr>
+          <w:p>
+            <w:pPr>
+              <w:pStyle w:val="Compact"/>
+              <w:spacing w:before="20" w:after="20"/>
+            </w:pPr>
+            <w:r>
+              <w:rPr>
+                <w:sz w:val="18"/>
+              </w:rPr>
+              <w:t>Doanh thu</w:t>
+            </w:r>
+          </w:p>
+        </w:tc>
+        <w:tc>
+          <w:tcPr>
+            <w:tcW w:type="dxa" w:w="3572"/>
+          </w:tcPr>
+          <w:p>
+            <w:pPr>
+              <w:pStyle w:val="Compact"/>
+              <w:spacing w:before="20" w:after="20"/>
+            </w:pPr>
+            <w:r>
+              <w:rPr>
+                <w:sz w:val="18"/>
+              </w:rPr>
+              <w:t>thuế GTGT</w:t>
+            </w:r>
+          </w:p>
+        </w:tc>
+        <w:tc>
+          <w:tcPr>
+            <w:tcW w:type="dxa" w:w="3061"/>
+          </w:tcPr>
+          <w:p>
+            <w:pPr>
+              <w:pStyle w:val="Compact"/>
+              <w:spacing w:before="20" w:after="20"/>
+            </w:pPr>
+            <w:r>
+              <w:rPr>
+                <w:sz w:val="18"/>
+              </w:rPr>
+              <w:t>VAT</w:t>
+            </w:r>
+          </w:p>
+        </w:tc>
+        <w:tc>
+          <w:tcPr>
+            <w:tcW w:type="dxa" w:w="2154"/>
+          </w:tcPr>
+          <w:p>
+            <w:pPr>
+              <w:pStyle w:val="Compact"/>
+              <w:spacing w:before="20" w:after="20"/>
+            </w:pPr>
+            <w:r>
+              <w:rPr>
+                <w:sz w:val="18"/>
+              </w:rPr>
+              <w:t>Luật Thuế GTGT</w:t>
+            </w:r>
+          </w:p>
+        </w:tc>
+      </w:tr>
+      <w:tr>
+        <w:tc>
+          <w:tcPr>
+            <w:tcW w:type="dxa" w:w="1134"/>
+          </w:tcPr>
+          <w:p>
+            <w:pPr>
+              <w:pStyle w:val="Compact"/>
+              <w:spacing w:before="20" w:after="20"/>
+            </w:pPr>
+            <w:r>
+              <w:rPr>
+                <w:sz w:val="18"/>
+              </w:rPr>
+              <w:t>Chỉ tiêu</w:t>
+            </w:r>
+          </w:p>
+        </w:tc>
+        <w:tc>
+          <w:tcPr>
+            <w:tcW w:type="dxa" w:w="3572"/>
+          </w:tcPr>
+          <w:p>
+            <w:pPr>
+              <w:pStyle w:val="Compact"/>
+              <w:spacing w:before="20" w:after="20"/>
+            </w:pPr>
+            <w:r>
+              <w:rPr>
+                <w:sz w:val="18"/>
+              </w:rPr>
+              <w:t>chỉ số hiệu suất then chốt</w:t>
+            </w:r>
+          </w:p>
+        </w:tc>
+        <w:tc>
+          <w:tcPr>
+            <w:tcW w:type="dxa" w:w="3061"/>
+          </w:tcPr>
+          <w:p>
+            <w:pPr>
+              <w:pStyle w:val="Compact"/>
+              <w:spacing w:before="20" w:after="20"/>
+            </w:pPr>
+            <w:r>
+              <w:rPr>
+                <w:sz w:val="18"/>
+              </w:rPr>
+              <w:t>KPI</w:t>
+            </w:r>
+          </w:p>
+        </w:tc>
+        <w:tc>
+          <w:tcPr>
+            <w:tcW w:type="dxa" w:w="2154"/>
+          </w:tcPr>
+          <w:p>
+            <w:pPr>
+              <w:pStyle w:val="Compact"/>
+              <w:spacing w:before="20" w:after="20"/>
+            </w:pPr>
+            <w:r>
+              <w:rPr>
+                <w:sz w:val="18"/>
+              </w:rPr>
+              <w:t>Microsoft vi-vn (Power Pivot KPI)</w:t>
+            </w:r>
+          </w:p>
+        </w:tc>
+      </w:tr>
+      <w:tr>
+        <w:tc>
+          <w:tcPr>
+            <w:tcW w:type="dxa" w:w="1134"/>
+          </w:tcPr>
+          <w:p>
+            <w:pPr>
+              <w:pStyle w:val="Compact"/>
+              <w:spacing w:before="20" w:after="20"/>
+            </w:pPr>
+            <w:r>
+              <w:rPr>
+                <w:sz w:val="18"/>
+              </w:rPr>
+              <w:t>Chỉ tiêu</w:t>
+            </w:r>
+          </w:p>
+        </w:tc>
+        <w:tc>
+          <w:tcPr>
+            <w:tcW w:type="dxa" w:w="3572"/>
+          </w:tcPr>
+          <w:p>
+            <w:pPr>
+              <w:pStyle w:val="Compact"/>
+              <w:spacing w:before="20" w:after="20"/>
+            </w:pPr>
+            <w:r>
+              <w:rPr>
+                <w:sz w:val="18"/>
+              </w:rPr>
+              <w:t>giá trị đơn hàng trung bình</w:t>
+            </w:r>
+          </w:p>
+        </w:tc>
+        <w:tc>
+          <w:tcPr>
+            <w:tcW w:type="dxa" w:w="3061"/>
+          </w:tcPr>
+          <w:p>
+            <w:pPr>
+              <w:pStyle w:val="Compact"/>
+              <w:spacing w:before="20" w:after="20"/>
+            </w:pPr>
+            <w:r>
+              <w:rPr>
+                <w:sz w:val="18"/>
+              </w:rPr>
+              <w:t>AOV</w:t>
+            </w:r>
+          </w:p>
+        </w:tc>
+        <w:tc>
+          <w:tcPr>
+            <w:tcW w:type="dxa" w:w="2154"/>
+          </w:tcPr>
+          <w:p>
+            <w:pPr>
+              <w:pStyle w:val="Compact"/>
+              <w:spacing w:before="20" w:after="20"/>
+            </w:pPr>
+            <w:r>
+              <w:rPr>
+                <w:sz w:val="18"/>
+              </w:rPr>
+              <w:t>thực tế bán lẻ</w:t>
+            </w:r>
+          </w:p>
+        </w:tc>
+      </w:tr>
+      <w:tr>
+        <w:tc>
+          <w:tcPr>
+            <w:tcW w:type="dxa" w:w="1134"/>
+          </w:tcPr>
+          <w:p>
+            <w:pPr>
+              <w:pStyle w:val="Compact"/>
+              <w:spacing w:before="20" w:after="20"/>
+            </w:pPr>
+            <w:r>
+              <w:rPr>
+                <w:sz w:val="18"/>
+              </w:rPr>
+              <w:t>Chỉ tiêu</w:t>
+            </w:r>
+          </w:p>
+        </w:tc>
+        <w:tc>
+          <w:tcPr>
+            <w:tcW w:type="dxa" w:w="3572"/>
+          </w:tcPr>
+          <w:p>
+            <w:pPr>
+              <w:pStyle w:val="Compact"/>
+              <w:spacing w:before="20" w:after="20"/>
+            </w:pPr>
+            <w:r>
+              <w:rPr>
+                <w:sz w:val="18"/>
+              </w:rPr>
+              <w:t>giá bán bình quân</w:t>
+            </w:r>
+          </w:p>
+        </w:tc>
+        <w:tc>
+          <w:tcPr>
+            <w:tcW w:type="dxa" w:w="3061"/>
+          </w:tcPr>
+          <w:p>
+            <w:pPr>
+              <w:pStyle w:val="Compact"/>
+              <w:spacing w:before="20" w:after="20"/>
+            </w:pPr>
+            <w:r>
+              <w:rPr>
+                <w:sz w:val="18"/>
+              </w:rPr>
+              <w:t>ASP</w:t>
+            </w:r>
+          </w:p>
+        </w:tc>
+        <w:tc>
+          <w:tcPr>
+            <w:tcW w:type="dxa" w:w="2154"/>
+          </w:tcPr>
+          <w:p>
+            <w:pPr>
+              <w:pStyle w:val="Compact"/>
+              <w:spacing w:before="20" w:after="20"/>
+            </w:pPr>
+            <w:r>
+              <w:rPr>
+                <w:sz w:val="18"/>
+              </w:rPr>
+              <w:t>thực tế bán lẻ</w:t>
+            </w:r>
+          </w:p>
+        </w:tc>
+      </w:tr>
+      <w:tr>
+        <w:tc>
+          <w:tcPr>
+            <w:tcW w:type="dxa" w:w="1134"/>
+          </w:tcPr>
+          <w:p>
+            <w:pPr>
+              <w:pStyle w:val="Compact"/>
+              <w:spacing w:before="20" w:after="20"/>
+            </w:pPr>
+            <w:r>
+              <w:rPr>
+                <w:sz w:val="18"/>
+              </w:rPr>
+              <w:t>Chỉ tiêu</w:t>
+            </w:r>
+          </w:p>
+        </w:tc>
+        <w:tc>
+          <w:tcPr>
+            <w:tcW w:type="dxa" w:w="3572"/>
+          </w:tcPr>
+          <w:p>
+            <w:pPr>
+              <w:pStyle w:val="Compact"/>
+              <w:spacing w:before="20" w:after="20"/>
+            </w:pPr>
+            <w:r>
+              <w:rPr>
+                <w:sz w:val="18"/>
+              </w:rPr>
+              <w:t>tỷ lệ hàng bán bị trả lại</w:t>
+            </w:r>
+          </w:p>
+        </w:tc>
+        <w:tc>
+          <w:tcPr>
+            <w:tcW w:type="dxa" w:w="3061"/>
+          </w:tcPr>
+          <w:p>
+            <w:pPr>
+              <w:pStyle w:val="Compact"/>
+              <w:spacing w:before="20" w:after="20"/>
+            </w:pPr>
+            <w:r>
+              <w:rPr>
+                <w:sz w:val="18"/>
+              </w:rPr>
+              <w:t>Return Rate</w:t>
+            </w:r>
+          </w:p>
+        </w:tc>
+        <w:tc>
+          <w:tcPr>
+            <w:tcW w:type="dxa" w:w="2154"/>
+          </w:tcPr>
+          <w:p>
+            <w:pPr>
+              <w:pStyle w:val="Compact"/>
+              <w:spacing w:before="20" w:after="20"/>
+            </w:pPr>
+            <w:r>
+              <w:rPr>
+                <w:sz w:val="18"/>
+              </w:rPr>
+              <w:t>VAS 14 + thực tế</w:t>
+            </w:r>
+          </w:p>
+        </w:tc>
+      </w:tr>
+      <w:tr>
+        <w:tc>
+          <w:tcPr>
+            <w:tcW w:type="dxa" w:w="1134"/>
+          </w:tcPr>
+          <w:p>
+            <w:pPr>
+              <w:pStyle w:val="Compact"/>
+              <w:spacing w:before="20" w:after="20"/>
+            </w:pPr>
+            <w:r>
+              <w:rPr>
+                <w:sz w:val="18"/>
+              </w:rPr>
+              <w:t>Chỉ tiêu</w:t>
+            </w:r>
+          </w:p>
+        </w:tc>
+        <w:tc>
+          <w:tcPr>
+            <w:tcW w:type="dxa" w:w="3572"/>
+          </w:tcPr>
+          <w:p>
+            <w:pPr>
+              <w:pStyle w:val="Compact"/>
+              <w:spacing w:before="20" w:after="20"/>
+            </w:pPr>
+            <w:r>
+              <w:rPr>
+                <w:sz w:val="18"/>
+              </w:rPr>
+              <w:t>so với tháng trước · cùng kỳ năm trước · luỹ kế từ đầu năm</w:t>
+            </w:r>
+          </w:p>
+        </w:tc>
+        <w:tc>
+          <w:tcPr>
+            <w:tcW w:type="dxa" w:w="3061"/>
+          </w:tcPr>
+          <w:p>
+            <w:pPr>
+              <w:pStyle w:val="Compact"/>
+              <w:spacing w:before="20" w:after="20"/>
+            </w:pPr>
+            <w:r>
+              <w:rPr>
+                <w:sz w:val="18"/>
+              </w:rPr>
+              <w:t>LM · SPLY · YTD</w:t>
+            </w:r>
+          </w:p>
+        </w:tc>
+        <w:tc>
+          <w:tcPr>
+            <w:tcW w:type="dxa" w:w="2154"/>
+          </w:tcPr>
+          <w:p>
+            <w:pPr>
+              <w:pStyle w:val="Compact"/>
+              <w:spacing w:before="20" w:after="20"/>
+            </w:pPr>
+            <w:r>
+              <w:rPr>
+                <w:sz w:val="18"/>
+              </w:rPr>
+              <w:t>mẫu B02-DN (luỹ kế)</w:t>
+            </w:r>
+          </w:p>
+        </w:tc>
+      </w:tr>
+      <w:tr>
+        <w:tc>
+          <w:tcPr>
+            <w:tcW w:type="dxa" w:w="1134"/>
+          </w:tcPr>
+          <w:p>
+            <w:pPr>
+              <w:pStyle w:val="Compact"/>
+              <w:spacing w:before="20" w:after="20"/>
+            </w:pPr>
+            <w:r>
+              <w:rPr>
+                <w:sz w:val="18"/>
+              </w:rPr>
+              <w:t>Chỉ tiêu</w:t>
+            </w:r>
+          </w:p>
+        </w:tc>
+        <w:tc>
+          <w:tcPr>
+            <w:tcW w:type="dxa" w:w="3572"/>
+          </w:tcPr>
+          <w:p>
+            <w:pPr>
+              <w:pStyle w:val="Compact"/>
+              <w:spacing w:before="20" w:after="20"/>
+            </w:pPr>
+            <w:r>
+              <w:rPr>
+                <w:sz w:val="18"/>
+              </w:rPr>
+              <w:t>chênh lệch · ngưỡng · đối soát (đối chiếu số liệu)</w:t>
+            </w:r>
+          </w:p>
+        </w:tc>
+        <w:tc>
+          <w:tcPr>
+            <w:tcW w:type="dxa" w:w="3061"/>
+          </w:tcPr>
+          <w:p>
+            <w:pPr>
+              <w:pStyle w:val="Compact"/>
+              <w:spacing w:before="20" w:after="20"/>
+            </w:pPr>
+            <w:r>
+              <w:rPr>
+                <w:sz w:val="18"/>
+              </w:rPr>
+              <w:t>Δ · threshold · reconciliation</w:t>
+            </w:r>
+          </w:p>
+        </w:tc>
+        <w:tc>
+          <w:tcPr>
+            <w:tcW w:type="dxa" w:w="2154"/>
+          </w:tcPr>
+          <w:p>
+            <w:pPr>
+              <w:pStyle w:val="Compact"/>
+              <w:spacing w:before="20" w:after="20"/>
+            </w:pPr>
+            <w:r>
+              <w:rPr>
+                <w:sz w:val="18"/>
+              </w:rPr>
+              <w:t>thực tế kế toán</w:t>
+            </w:r>
+          </w:p>
+        </w:tc>
+      </w:tr>
+      <w:tr>
+        <w:tc>
+          <w:tcPr>
+            <w:tcW w:type="dxa" w:w="1134"/>
+          </w:tcPr>
+          <w:p>
+            <w:pPr>
+              <w:pStyle w:val="Compact"/>
+              <w:spacing w:before="20" w:after="20"/>
+            </w:pPr>
+            <w:r>
+              <w:rPr>
+                <w:sz w:val="18"/>
+              </w:rPr>
+              <w:t>Excel</w:t>
+            </w:r>
+          </w:p>
+        </w:tc>
+        <w:tc>
+          <w:tcPr>
+            <w:tcW w:type="dxa" w:w="3572"/>
+          </w:tcPr>
+          <w:p>
+            <w:pPr>
+              <w:pStyle w:val="Compact"/>
+              <w:spacing w:before="20" w:after="20"/>
+            </w:pPr>
+            <w:r>
+              <w:rPr>
+                <w:sz w:val="18"/>
+              </w:rPr>
+              <w:t>Mô hình Dữ liệu</w:t>
+            </w:r>
+          </w:p>
+        </w:tc>
+        <w:tc>
+          <w:tcPr>
+            <w:tcW w:type="dxa" w:w="3061"/>
+          </w:tcPr>
+          <w:p>
+            <w:pPr>
+              <w:pStyle w:val="Compact"/>
+              <w:spacing w:before="20" w:after="20"/>
+            </w:pPr>
+            <w:r>
+              <w:rPr>
+                <w:sz w:val="18"/>
+              </w:rPr>
+              <w:t>Data Model</w:t>
+            </w:r>
+          </w:p>
+        </w:tc>
+        <w:tc>
+          <w:tcPr>
+            <w:tcW w:type="dxa" w:w="2154"/>
+          </w:tcPr>
+          <w:p>
+            <w:pPr>
+              <w:pStyle w:val="Compact"/>
+              <w:spacing w:before="20" w:after="20"/>
+            </w:pPr>
+            <w:r>
+              <w:rPr>
+                <w:sz w:val="18"/>
+              </w:rPr>
+              <w:t>Microsoft vi-vn</w:t>
+            </w:r>
+          </w:p>
+        </w:tc>
+      </w:tr>
+      <w:tr>
+        <w:tc>
+          <w:tcPr>
+            <w:tcW w:type="dxa" w:w="1134"/>
+          </w:tcPr>
+          <w:p>
+            <w:pPr>
+              <w:pStyle w:val="Compact"/>
+              <w:spacing w:before="20" w:after="20"/>
+            </w:pPr>
+            <w:r>
+              <w:rPr>
+                <w:sz w:val="18"/>
+              </w:rPr>
+              <w:t>Excel</w:t>
+            </w:r>
+          </w:p>
+        </w:tc>
+        <w:tc>
+          <w:tcPr>
+            <w:tcW w:type="dxa" w:w="3572"/>
+          </w:tcPr>
+          <w:p>
+            <w:pPr>
+              <w:pStyle w:val="Compact"/>
+              <w:spacing w:before="20" w:after="20"/>
+            </w:pPr>
+            <w:r>
+              <w:rPr>
+                <w:sz w:val="18"/>
+              </w:rPr>
+              <w:t>số đo</w:t>
+            </w:r>
+          </w:p>
+        </w:tc>
+        <w:tc>
+          <w:tcPr>
+            <w:tcW w:type="dxa" w:w="3061"/>
+          </w:tcPr>
+          <w:p>
+            <w:pPr>
+              <w:pStyle w:val="Compact"/>
+              <w:spacing w:before="20" w:after="20"/>
+            </w:pPr>
+            <w:r>
+              <w:rPr>
+                <w:sz w:val="18"/>
+              </w:rPr>
+              <w:t>measure</w:t>
+            </w:r>
+          </w:p>
+        </w:tc>
+        <w:tc>
+          <w:tcPr>
+            <w:tcW w:type="dxa" w:w="2154"/>
+          </w:tcPr>
+          <w:p>
+            <w:pPr>
+              <w:pStyle w:val="Compact"/>
+              <w:spacing w:before="20" w:after="20"/>
+            </w:pPr>
+            <w:r>
+              <w:rPr>
+                <w:sz w:val="18"/>
+              </w:rPr>
+              <w:t>Microsoft vi-vn (Power Pivot)</w:t>
+            </w:r>
+          </w:p>
+        </w:tc>
+      </w:tr>
+      <w:tr>
+        <w:tc>
+          <w:tcPr>
+            <w:tcW w:type="dxa" w:w="1134"/>
+          </w:tcPr>
+          <w:p>
+            <w:pPr>
+              <w:pStyle w:val="Compact"/>
+              <w:spacing w:before="20" w:after="20"/>
+            </w:pPr>
+            <w:r>
+              <w:rPr>
+                <w:sz w:val="18"/>
+              </w:rPr>
+              <w:t>Excel</w:t>
+            </w:r>
+          </w:p>
+        </w:tc>
+        <w:tc>
+          <w:tcPr>
+            <w:tcW w:type="dxa" w:w="3572"/>
+          </w:tcPr>
+          <w:p>
+            <w:pPr>
+              <w:pStyle w:val="Compact"/>
+              <w:spacing w:before="20" w:after="20"/>
+            </w:pPr>
+            <w:r>
+              <w:rPr>
+                <w:sz w:val="18"/>
+              </w:rPr>
+              <w:t>mối quan hệ · Dạng xem Sơ đồ · Quản lý Quan hệ</w:t>
+            </w:r>
+          </w:p>
+        </w:tc>
+        <w:tc>
+          <w:tcPr>
+            <w:tcW w:type="dxa" w:w="3061"/>
+          </w:tcPr>
+          <w:p>
+            <w:pPr>
+              <w:pStyle w:val="Compact"/>
+              <w:spacing w:before="20" w:after="20"/>
+            </w:pPr>
+            <w:r>
+              <w:rPr>
+                <w:sz w:val="18"/>
+              </w:rPr>
+              <w:t>relationship · Diagram View · Manage Relationships</w:t>
+            </w:r>
+          </w:p>
+        </w:tc>
+        <w:tc>
+          <w:tcPr>
+            <w:tcW w:type="dxa" w:w="2154"/>
+          </w:tcPr>
+          <w:p>
+            <w:pPr>
+              <w:pStyle w:val="Compact"/>
+              <w:spacing w:before="20" w:after="20"/>
+            </w:pPr>
+            <w:r>
+              <w:rPr>
+                <w:sz w:val="18"/>
+              </w:rPr>
+              <w:t>Microsoft vi-vn</w:t>
+            </w:r>
+          </w:p>
+        </w:tc>
+      </w:tr>
+      <w:tr>
+        <w:tc>
+          <w:tcPr>
+            <w:tcW w:type="dxa" w:w="1134"/>
+          </w:tcPr>
+          <w:p>
+            <w:pPr>
+              <w:pStyle w:val="Compact"/>
+              <w:spacing w:before="20" w:after="20"/>
+            </w:pPr>
+            <w:r>
+              <w:rPr>
+                <w:sz w:val="18"/>
+              </w:rPr>
+              <w:t>Excel</w:t>
+            </w:r>
+          </w:p>
+        </w:tc>
+        <w:tc>
+          <w:tcPr>
+            <w:tcW w:type="dxa" w:w="3572"/>
+          </w:tcPr>
+          <w:p>
+            <w:pPr>
+              <w:pStyle w:val="Compact"/>
+              <w:spacing w:before="20" w:after="20"/>
+            </w:pPr>
+            <w:r>
+              <w:rPr>
+                <w:sz w:val="18"/>
+              </w:rPr>
+              <w:t>Đánh dấu là Bảng ngày tháng</w:t>
+            </w:r>
+          </w:p>
+        </w:tc>
+        <w:tc>
+          <w:tcPr>
+            <w:tcW w:type="dxa" w:w="3061"/>
+          </w:tcPr>
+          <w:p>
+            <w:pPr>
+              <w:pStyle w:val="Compact"/>
+              <w:spacing w:before="20" w:after="20"/>
+            </w:pPr>
+            <w:r>
+              <w:rPr>
+                <w:sz w:val="18"/>
+              </w:rPr>
+              <w:t>Mark as Date Table</w:t>
+            </w:r>
+          </w:p>
+        </w:tc>
+        <w:tc>
+          <w:tcPr>
+            <w:tcW w:type="dxa" w:w="2154"/>
+          </w:tcPr>
+          <w:p>
+            <w:pPr>
+              <w:pStyle w:val="Compact"/>
+              <w:spacing w:before="20" w:after="20"/>
+            </w:pPr>
+            <w:r>
+              <w:rPr>
+                <w:sz w:val="18"/>
+              </w:rPr>
+              <w:t>Microsoft vi-vn</w:t>
+            </w:r>
+          </w:p>
+        </w:tc>
+      </w:tr>
+      <w:tr>
+        <w:tc>
+          <w:tcPr>
+            <w:tcW w:type="dxa" w:w="1134"/>
+          </w:tcPr>
+          <w:p>
+            <w:pPr>
+              <w:pStyle w:val="Compact"/>
+              <w:spacing w:before="20" w:after="20"/>
+            </w:pPr>
+            <w:r>
+              <w:rPr>
+                <w:sz w:val="18"/>
+              </w:rPr>
+              <w:t>Excel</w:t>
+            </w:r>
+          </w:p>
+        </w:tc>
+        <w:tc>
+          <w:tcPr>
+            <w:tcW w:type="dxa" w:w="3572"/>
+          </w:tcPr>
+          <w:p>
+            <w:pPr>
+              <w:pStyle w:val="Compact"/>
+              <w:spacing w:before="20" w:after="20"/>
+            </w:pPr>
+            <w:r>
+              <w:rPr>
+                <w:sz w:val="18"/>
+              </w:rPr>
+              <w:t>Đóng &amp; Tải Tới · Làm mới Tất cả</w:t>
+            </w:r>
+          </w:p>
+        </w:tc>
+        <w:tc>
+          <w:tcPr>
+            <w:tcW w:type="dxa" w:w="3061"/>
+          </w:tcPr>
+          <w:p>
+            <w:pPr>
+              <w:pStyle w:val="Compact"/>
+              <w:spacing w:before="20" w:after="20"/>
+            </w:pPr>
+            <w:r>
+              <w:rPr>
+                <w:sz w:val="18"/>
+              </w:rPr>
+              <w:t>Close &amp; Load To · Refresh All</w:t>
+            </w:r>
+          </w:p>
+        </w:tc>
+        <w:tc>
+          <w:tcPr>
+            <w:tcW w:type="dxa" w:w="2154"/>
+          </w:tcPr>
+          <w:p>
+            <w:pPr>
+              <w:pStyle w:val="Compact"/>
+              <w:spacing w:before="20" w:after="20"/>
+            </w:pPr>
+            <w:r>
+              <w:rPr>
+                <w:sz w:val="18"/>
+              </w:rPr>
+              <w:t>Microsoft vi-vn</w:t>
+            </w:r>
+          </w:p>
+        </w:tc>
+      </w:tr>
+      <w:tr>
+        <w:tc>
+          <w:tcPr>
+            <w:tcW w:type="dxa" w:w="1134"/>
+          </w:tcPr>
+          <w:p>
+            <w:pPr>
+              <w:pStyle w:val="Compact"/>
+              <w:spacing w:before="20" w:after="20"/>
+            </w:pPr>
+            <w:r>
+              <w:rPr>
+                <w:sz w:val="18"/>
+              </w:rPr>
+              <w:t>Excel</w:t>
+            </w:r>
+          </w:p>
+        </w:tc>
+        <w:tc>
+          <w:tcPr>
+            <w:tcW w:type="dxa" w:w="3572"/>
+          </w:tcPr>
+          <w:p>
+            <w:pPr>
+              <w:pStyle w:val="Compact"/>
+              <w:spacing w:before="20" w:after="20"/>
+            </w:pPr>
+            <w:r>
+              <w:rPr>
+                <w:sz w:val="18"/>
+              </w:rPr>
+              <w:t>Định dạng có Điều kiện · Đường lưới · bổ trợ</w:t>
+            </w:r>
+          </w:p>
+        </w:tc>
+        <w:tc>
+          <w:tcPr>
+            <w:tcW w:type="dxa" w:w="3061"/>
+          </w:tcPr>
+          <w:p>
+            <w:pPr>
+              <w:pStyle w:val="Compact"/>
+              <w:spacing w:before="20" w:after="20"/>
+            </w:pPr>
+            <w:r>
+              <w:rPr>
+                <w:sz w:val="18"/>
+              </w:rPr>
+              <w:t>Conditional Formatting · Gridlines · add-in</w:t>
+            </w:r>
+          </w:p>
+        </w:tc>
+        <w:tc>
+          <w:tcPr>
+            <w:tcW w:type="dxa" w:w="2154"/>
+          </w:tcPr>
+          <w:p>
+            <w:pPr>
+              <w:pStyle w:val="Compact"/>
+              <w:spacing w:before="20" w:after="20"/>
+            </w:pPr>
+            <w:r>
+              <w:rPr>
+                <w:sz w:val="18"/>
+              </w:rPr>
+              <w:t>Microsoft vi-vn</w:t>
+            </w:r>
+          </w:p>
+        </w:tc>
+      </w:tr>
+      <w:tr>
+        <w:tc>
+          <w:tcPr>
+            <w:tcW w:type="dxa" w:w="1134"/>
+          </w:tcPr>
+          <w:p>
+            <w:pPr>
+              <w:pStyle w:val="Compact"/>
+              <w:spacing w:before="20" w:after="20"/>
+            </w:pPr>
+            <w:r>
+              <w:rPr>
+                <w:sz w:val="18"/>
+              </w:rPr>
+              <w:t>Excel</w:t>
+            </w:r>
+          </w:p>
+        </w:tc>
+        <w:tc>
+          <w:tcPr>
+            <w:tcW w:type="dxa" w:w="3572"/>
+          </w:tcPr>
+          <w:p>
+            <w:pPr>
+              <w:pStyle w:val="Compact"/>
+              <w:spacing w:before="20" w:after="20"/>
+            </w:pPr>
+            <w:r>
+              <w:rPr>
+                <w:sz w:val="18"/>
+              </w:rPr>
+              <w:t>giữ tên tiếng Anh</w:t>
+            </w:r>
+          </w:p>
+        </w:tc>
+        <w:tc>
+          <w:tcPr>
+            <w:tcW w:type="dxa" w:w="3061"/>
+          </w:tcPr>
+          <w:p>
+            <w:pPr>
+              <w:pStyle w:val="Compact"/>
+              <w:spacing w:before="20" w:after="20"/>
+            </w:pPr>
+            <w:r>
+              <w:rPr>
+                <w:sz w:val="18"/>
+              </w:rPr>
+              <w:t>PivotTable · PivotChart · Slicer · Power Query · Power Pivot · CUBEVALUE</w:t>
+            </w:r>
+          </w:p>
+        </w:tc>
+        <w:tc>
+          <w:tcPr>
+            <w:tcW w:type="dxa" w:w="2154"/>
+          </w:tcPr>
+          <w:p>
+            <w:pPr>
+              <w:pStyle w:val="Compact"/>
+              <w:spacing w:before="20" w:after="20"/>
+            </w:pPr>
+            <w:r>
+              <w:rPr>
+                <w:sz w:val="18"/>
+              </w:rPr>
+              <w:t>Microsoft vi-vn</w:t>
+            </w:r>
+          </w:p>
+        </w:tc>
+      </w:tr>
+      <w:tr>
+        <w:tc>
+          <w:tcPr>
+            <w:tcW w:type="dxa" w:w="1134"/>
+          </w:tcPr>
+          <w:p>
+            <w:pPr>
+              <w:pStyle w:val="Compact"/>
+              <w:spacing w:before="20" w:after="20"/>
+            </w:pPr>
+            <w:r>
+              <w:rPr>
+                <w:sz w:val="18"/>
+              </w:rPr>
+              <w:t>Dữ liệu</w:t>
+            </w:r>
+          </w:p>
+        </w:tc>
+        <w:tc>
+          <w:tcPr>
+            <w:tcW w:type="dxa" w:w="3572"/>
+          </w:tcPr>
+          <w:p>
+            <w:pPr>
+              <w:pStyle w:val="Compact"/>
+              <w:spacing w:before="20" w:after="20"/>
+            </w:pPr>
+            <w:r>
+              <w:rPr>
+                <w:sz w:val="18"/>
+              </w:rPr>
+              <w:t>lược đồ hình sao · bảng dữ kiện · bảng chiều</w:t>
+            </w:r>
+          </w:p>
+        </w:tc>
+        <w:tc>
+          <w:tcPr>
+            <w:tcW w:type="dxa" w:w="3061"/>
+          </w:tcPr>
+          <w:p>
+            <w:pPr>
+              <w:pStyle w:val="Compact"/>
+              <w:spacing w:before="20" w:after="20"/>
+            </w:pPr>
+            <w:r>
+              <w:rPr>
+                <w:sz w:val="18"/>
+              </w:rPr>
+              <w:t>star schema · fact table · dimension table</w:t>
+            </w:r>
+          </w:p>
+        </w:tc>
+        <w:tc>
+          <w:tcPr>
+            <w:tcW w:type="dxa" w:w="2154"/>
+          </w:tcPr>
+          <w:p>
+            <w:pPr>
+              <w:pStyle w:val="Compact"/>
+              <w:spacing w:before="20" w:after="20"/>
+            </w:pPr>
+            <w:r>
+              <w:rPr>
+                <w:sz w:val="18"/>
+              </w:rPr>
+              <w:t>giáo trình CSDL / kho dữ liệu</w:t>
+            </w:r>
+          </w:p>
+        </w:tc>
+      </w:tr>
+      <w:tr>
+        <w:tc>
+          <w:tcPr>
+            <w:tcW w:type="dxa" w:w="1134"/>
+          </w:tcPr>
+          <w:p>
+            <w:pPr>
+              <w:pStyle w:val="Compact"/>
+              <w:spacing w:before="20" w:after="20"/>
+            </w:pPr>
+            <w:r>
+              <w:rPr>
+                <w:sz w:val="18"/>
+              </w:rPr>
+              <w:t>Dữ liệu</w:t>
+            </w:r>
+          </w:p>
+        </w:tc>
+        <w:tc>
+          <w:tcPr>
+            <w:tcW w:type="dxa" w:w="3572"/>
+          </w:tcPr>
+          <w:p>
+            <w:pPr>
+              <w:pStyle w:val="Compact"/>
+              <w:spacing w:before="20" w:after="20"/>
+            </w:pPr>
+            <w:r>
+              <w:rPr>
+                <w:sz w:val="18"/>
+              </w:rPr>
+              <w:t>độ chi tiết (mỗi dòng là gì) · làm sạch dữ liệu</w:t>
+            </w:r>
+          </w:p>
+        </w:tc>
+        <w:tc>
+          <w:tcPr>
+            <w:tcW w:type="dxa" w:w="3061"/>
+          </w:tcPr>
+          <w:p>
+            <w:pPr>
+              <w:pStyle w:val="Compact"/>
+              <w:spacing w:before="20" w:after="20"/>
+            </w:pPr>
+            <w:r>
+              <w:rPr>
+                <w:sz w:val="18"/>
+              </w:rPr>
+              <w:t>grain · data cleaning</w:t>
+            </w:r>
+          </w:p>
+        </w:tc>
+        <w:tc>
+          <w:tcPr>
+            <w:tcW w:type="dxa" w:w="2154"/>
+          </w:tcPr>
+          <w:p>
+            <w:pPr>
+              <w:pStyle w:val="Compact"/>
+              <w:spacing w:before="20" w:after="20"/>
+            </w:pPr>
+            <w:r>
+              <w:rPr>
+                <w:sz w:val="18"/>
+              </w:rPr>
+              <w:t>giáo trình phân tích dữ liệu</w:t>
+            </w:r>
+          </w:p>
+        </w:tc>
+      </w:tr>
+      <w:tr>
+        <w:tc>
+          <w:tcPr>
+            <w:tcW w:type="dxa" w:w="1134"/>
+          </w:tcPr>
+          <w:p>
+            <w:pPr>
+              <w:pStyle w:val="Compact"/>
+              <w:spacing w:before="20" w:after="20"/>
+            </w:pPr>
+            <w:r>
+              <w:rPr>
+                <w:sz w:val="18"/>
+              </w:rPr>
+              <w:t>Trình bày</w:t>
+            </w:r>
+          </w:p>
+        </w:tc>
+        <w:tc>
+          <w:tcPr>
+            <w:tcW w:type="dxa" w:w="3572"/>
+          </w:tcPr>
+          <w:p>
+            <w:pPr>
+              <w:pStyle w:val="Compact"/>
+              <w:spacing w:before="20" w:after="20"/>
+            </w:pPr>
+            <w:r>
+              <w:rPr>
+                <w:sz w:val="18"/>
+              </w:rPr>
+              <w:t>kể chuyện bằng dữ liệu</w:t>
+            </w:r>
+          </w:p>
+        </w:tc>
+        <w:tc>
+          <w:tcPr>
+            <w:tcW w:type="dxa" w:w="3061"/>
+          </w:tcPr>
+          <w:p>
+            <w:pPr>
+              <w:pStyle w:val="Compact"/>
+              <w:spacing w:before="20" w:after="20"/>
+            </w:pPr>
+            <w:r>
+              <w:rPr>
+                <w:sz w:val="18"/>
+              </w:rPr>
+              <w:t>Storytelling with Data (C. N. Knaflic)</w:t>
+            </w:r>
+          </w:p>
+        </w:tc>
+        <w:tc>
+          <w:tcPr>
+            <w:tcW w:type="dxa" w:w="2154"/>
+          </w:tcPr>
+          <w:p>
+            <w:pPr>
+              <w:pStyle w:val="Compact"/>
+              <w:spacing w:before="20" w:after="20"/>
+            </w:pPr>
+            <w:r>
+              <w:rPr>
+                <w:sz w:val="18"/>
+              </w:rPr>
+              <w:t>tên sách giữ tiếng Anh</w:t>
+            </w:r>
+          </w:p>
+        </w:tc>
+      </w:tr>
+    </w:tbl>
+    <w:p>
+      <w:pPr>
+        <w:pStyle w:val="Compact"/>
+      </w:pPr>
     </w:p>
     <w:sectPr>
       <w:pgSz w:w="11906" w:h="16838"/>

--- a/Sales/Sales Data/Project 1/Dashboard_Guideline (dành cho mentor).docx
+++ b/Sales/Sales Data/Project 1/Dashboard_Guideline (dành cho mentor).docx
@@ -398,7 +398,7 @@
               <w:rPr>
                 <w:sz w:val="18"/>
               </w:rPr>
-              <w:t>Dữ liệu đơn hàng, hàng bán bị trả lại, các bảng chiều, bảng map mã Kế toán, định nghĩa KPI, giao dịch mẫu; mỗi sheet là một Excel Table tên tbl_&lt;sheet&gt;</w:t>
+              <w:t>Dữ liệu đơn hàng, hàng bán bị trả lại, các bảng chiều, bảng ánh xạ mã Kế toán, định nghĩa KPI, giao dịch mẫu; mỗi sheet là một Excel Table tên tbl_&lt;sheet&gt;</w:t>
             </w:r>
           </w:p>
         </w:tc>
@@ -1203,7 +1203,7 @@
               <w:rPr>
                 <w:sz w:val="18"/>
               </w:rPr>
-              <w:t>USD, chưa gồm VAT; VAT giả định 10 % chỉ xuất hiện ở file Kế toán</w:t>
+              <w:t>USD, chưa gồm thuế GTGT; thuế GTGT giả định 10 % chỉ xuất hiện ở file Kế toán</w:t>
             </w:r>
           </w:p>
         </w:tc>
@@ -1620,7 +1620,7 @@
               <w:rPr>
                 <w:sz w:val="18"/>
               </w:rPr>
-              <w:t>Quan hệ lược đồ hình sao, Đánh dấu là Bảng ngày tháng (Mark as Date Table), quan hệ inactive cho delivery_date</w:t>
+              <w:t>Quan hệ lược đồ hình sao, Đánh dấu là Bảng ngày tháng (Mark as Date Table), quan hệ không hoạt động (inactive) cho delivery_date</w:t>
             </w:r>
           </w:p>
         </w:tc>
@@ -2091,7 +2091,7 @@
         </w:numPr>
       </w:pPr>
       <w:r>
-        <w:t>Tên chỉ tiêu theo Chuẩn mực kế toán VAS 14: doanh thu bán hàng (Gross Sales) − chiết khấu thương mại (Discounts) − hàng bán bị trả lại (Returns) = doanh thu thuần (Net Revenue). Bảng thuật ngữ đầy đủ ở Phụ lục B.</w:t>
+        <w:t>Tên chỉ tiêu: Gross Sales (doanh thu theo giá niêm yết) − Discounts (giảm giá khuyến mại trên hoá đơn) − Returns (hàng bán bị trả lại) = Net Revenue, tương ứng doanh thu thuần theo VAS 14. Giảm giá khuyến mại không phải chiết khấu thương mại (giảm giá cho khách mua số lượng lớn); vì giảm ngay trên hoá đơn nên kế toán ghi doanh thu theo giá đã giảm, không qua TK 521. Bảng thuật ngữ đầy đủ ở Phụ lục B.</w:t>
       </w:r>
     </w:p>
     <w:p>
@@ -2166,7 +2166,7 @@
         <w:pStyle w:val="FirstParagraph"/>
       </w:pPr>
       <w:r>
-        <w:t>Dataset gồm 2 bảng dữ kiện (fact table), 7 bảng chiều (dimension table), 1 bảng map và file Kế toán riêng. Nắm grain (mỗi dòng là gì) của từng bảng trước khi viết bất kỳ số đo nào.</w:t>
+        <w:t>Dataset gồm 2 bảng dữ kiện (fact table), 7 bảng chiều (dimension table), 1 bảng ánh xạ và file Kế toán riêng. Nắm grain (mỗi dòng là gì) của từng bảng trước khi viết bất kỳ số đo nào.</w:t>
       </w:r>
     </w:p>
     <w:p>
@@ -3596,7 +3596,7 @@
         <w:pStyle w:val="BodyText"/>
       </w:pPr>
       <w:r>
-        <w:t>Nhóm “Bắt buộc” đủ để dựng 4 trang và đối soát. Nhóm “Bổ sung” dành cho phần sáng tạo (20 điểm trong rubric), ví dụ phân tích theo vùng khách hàng hoặc quy đổi tiền tệ.</w:t>
+        <w:t>Nhóm “Bắt buộc” đủ để dựng 4 trang và đối soát. Nhóm “Bổ sung” dành cho phần sáng tạo (20 điểm trong thang chấm), ví dụ phân tích theo vùng khách hàng hoặc quy đổi tiền tệ.</w:t>
       </w:r>
     </w:p>
     <w:p>
@@ -4531,7 +4531,7 @@
         <w:rPr>
           <w:b/>
         </w:rPr>
-        <w:t>Khuyến mãi áp cho cả đơn.</w:t>
+        <w:t>Khuyến mại áp cho cả đơn.</w:t>
       </w:r>
       <w:r>
         <w:t xml:space="preserve"> discount_amount đã tính sẵn ở từng dòng = quantity × unit_price × discount_pct.</w:t>
@@ -4606,7 +4606,7 @@
         <w:t>Mã Kế toán khác store_key.</w:t>
       </w:r>
       <w:r>
-        <w:t xml:space="preserve"> Dùng map_store_finance; cửa hàng 38 (Anh) đổi mã GBR-03 → GBR-03N từ 01/07/2019, phải map theo valid_from/valid_to. Mã HQ-ADJ không thuộc cửa hàng nào.</w:t>
+        <w:t xml:space="preserve"> Dùng map_store_finance; cửa hàng 38 (Anh) đổi mã GBR-03 → GBR-03N từ 01/07/2019, phải ánh xạ theo valid_from/valid_to. Mã HQ-ADJ không thuộc cửa hàng nào.</w:t>
       </w:r>
     </w:p>
     <w:p>
@@ -4639,10 +4639,10 @@
         <w:rPr>
           <w:b/>
         </w:rPr>
-        <w:t>USD, chưa VAT.</w:t>
-      </w:r>
-      <w:r>
-        <w:t xml:space="preserve"> Mọi số tiền phía đơn hàng là USD chưa VAT; so với cột net_revenue của Kế toán, không so với total_incl_vat.</w:t>
+        <w:t>USD, chưa thuế GTGT.</w:t>
+      </w:r>
+      <w:r>
+        <w:t xml:space="preserve"> Mọi số tiền phía đơn hàng là USD chưa thuế GTGT; so với cột net_revenue của Kế toán, không so với total_incl_vat.</w:t>
       </w:r>
     </w:p>
     <w:p>
@@ -7485,7 +7485,7 @@
         <w:pStyle w:val="FirstParagraph"/>
       </w:pPr>
       <w:r>
-        <w:t xml:space="preserve">finance_raw và map_store_finance là query trung gian (chỉ tạo kết nối, không nạp vào Mô hình Dữ liệu). File Kế toán chỉ có mã cửa hàng của Kế toán (fin_store_code); fact_finance gắn store_key bằng bảng map theo </w:t>
+        <w:t xml:space="preserve">finance_raw và map_store_finance là query trung gian (chỉ tạo kết nối, không nạp vào Mô hình Dữ liệu). File Kế toán chỉ có mã cửa hàng của Kế toán (fin_store_code); fact_finance gắn store_key bằng bảng ánh xạ theo </w:t>
       </w:r>
       <w:r>
         <w:rPr>
@@ -8145,7 +8145,7 @@
         <w:pStyle w:val="BodyText"/>
       </w:pPr>
       <w:r>
-        <w:t>Kiểm tra: fact_finance có đúng 19.400 dòng như finance_raw, và đúng 3 dòng HQ-ADJ có store_key trống (giữ lại để giải thích ở tổng chuỗi, không gán cho cửa hàng nào). Với dữ liệu hiện tại bước Filtered Rows giữ nguyên số dòng: mã cũ GBR-03 chỉ có bút toán đến 27/06/2019, mã mới GBR-03N từ 01/07/2019. Bước này là chốt an toàn — nếu Kế toán còn hạch toán mã cũ sau ngày đổi, dòng đó bị loại và số dòng giảm, là tín hiệu cần hỏi lại Kế toán.</w:t>
+        <w:t>Kiểm tra: fact_finance có đúng 19.400 dòng như finance_raw, và đúng 3 dòng HQ-ADJ có store_key trống (giữ lại để giải thích ở toàn chuỗi, không gán cho cửa hàng nào). Với dữ liệu hiện tại bước Filtered Rows giữ nguyên số dòng: mã cũ GBR-03 chỉ có bút toán đến 27/06/2019, mã mới GBR-03N từ 01/07/2019. Bước này là chốt an toàn — nếu Kế toán còn hạch toán mã cũ sau ngày đổi, dòng đó bị loại và số dòng giảm, là tín hiệu cần hỏi lại Kế toán.</w:t>
       </w:r>
     </w:p>
     <w:p>
@@ -8612,7 +8612,7 @@
               <w:rPr>
                 <w:sz w:val="18"/>
               </w:rPr>
-              <w:t>Mã khuyến mãi</w:t>
+              <w:t>Mã khuyến mại</w:t>
             </w:r>
           </w:p>
         </w:tc>
@@ -10550,7 +10550,7 @@
         <w:t>21 số đo</w:t>
       </w:r>
       <w:r>
-        <w:t xml:space="preserve">, viết theo đúng thứ tự cây KPI: doanh thu → đơn hàng → Kế toán và chênh lệch → quy đổi online → so sánh kỳ. Mỗi số đo mới kiểm ngay bằng PivotTable ở sheet </w:t>
+        <w:t xml:space="preserve">, viết theo đúng thứ tự cây KPI: doanh thu → đơn hàng → Kế toán và chênh lệch → quy online về ngày giao → so sánh kỳ. Mỗi số đo mới kiểm ngay bằng PivotTable ở sheet </w:t>
       </w:r>
       <w:r>
         <w:rPr>
@@ -10808,7 +10808,7 @@
         <w:pStyle w:val="FirstParagraph"/>
       </w:pPr>
       <w:r>
-        <w:t>Gross Sales = doanh thu bán hàng; Discounts = chiết khấu thương mại; Returns = hàng bán bị trả lại; Net Revenue = doanh thu thuần (VAS 14). gross_amount đã tính ở Power Query nên chỉ cần SUM.</w:t>
+        <w:t>Gross Sales = doanh thu theo giá niêm yết; Discounts = giảm giá khuyến mại trên hoá đơn; Returns = hàng bán bị trả lại; Net Revenue = doanh thu thuần (VAS 14). gross_amount đã tính ở Power Query nên chỉ cần SUM.</w:t>
       </w:r>
     </w:p>
     <w:p>
@@ -10936,7 +10936,7 @@
         <w:pStyle w:val="Heading3"/>
       </w:pPr>
       <w:r>
-        <w:t>4.5 Nhóm Kế toán (Finance) và đối soát</w:t>
+        <w:t>4.5 Nhóm Kế toán (Kế toán) và đối soát</w:t>
       </w:r>
     </w:p>
     <w:p>
@@ -10944,7 +10944,7 @@
         <w:pStyle w:val="FirstParagraph"/>
       </w:pPr>
       <w:r>
-        <w:t>[Vượt ngưỡng] so một ô tháng × cửa hàng với ngưỡng 200 USD và 1%. [Số cửa hàng vượt ngưỡng] duyệt từng cặp tháng × cửa hàng (CROSSJOIN), nên đúng cả khi chọn một tháng lẫn cả năm. [Δ tuyệt đối] dùng để xếp bảng cửa hàng theo độ lớn chênh lệch.</w:t>
+        <w:t>[Vượt ngưỡng] so một ô tháng × cửa hàng với ngưỡng 200 USD và 1%. [Số cửa hàng vượt ngưỡng] duyệt từng ô tháng × cửa hàng (CROSSJOIN) và đếm số ô vượt ngưỡng: chọn một tháng thì bằng số cửa hàng; chọn cả năm thì một cửa hàng lệch nhiều tháng được đếm nhiều lần. [Δ tuyệt đối] dùng để xếp bảng cửa hàng theo độ lớn chênh lệch.</w:t>
       </w:r>
     </w:p>
     <w:p>
@@ -11014,7 +11014,7 @@
         <w:pStyle w:val="Heading3"/>
       </w:pPr>
       <w:r>
-        <w:t>4.6 Quy đổi online về ngày giao</w:t>
+        <w:t>4.6 Quy online về ngày giao về ngày giao</w:t>
       </w:r>
     </w:p>
     <w:p>
@@ -11526,7 +11526,7 @@
               <w:rPr>
                 <w:sz w:val="18"/>
               </w:rPr>
-              <w:t>Đường cho xu hướng; cột ngang xếp hạng cho danh mục/quốc gia; waterfall cho cầu doanh thu và phân rã Δ; bảng cho chi tiết.</w:t>
+              <w:t>Đường cho xu hướng; cột ngang xếp hạng cho danh mục/quốc gia; biểu đồ thác nước cho cầu doanh thu và phân rã Δ; bảng cho chi tiết.</w:t>
             </w:r>
           </w:p>
         </w:tc>
@@ -11543,7 +11543,7 @@
               <w:rPr>
                 <w:sz w:val="18"/>
               </w:rPr>
-              <w:t>Pie/donut/treemap để so sánh, biểu đồ hai trục y, 3D</w:t>
+              <w:t>Biểu đồ tròn, vành khuyên, dạng cây để so sánh, biểu đồ hai trục y, 3D</w:t>
             </w:r>
           </w:p>
         </w:tc>
@@ -11562,7 +11562,7 @@
               <w:rPr>
                 <w:sz w:val="18"/>
               </w:rPr>
-              <w:t>3. Gỡ rối</w:t>
+              <w:t>3. Loại bỏ chi tiết thừa</w:t>
             </w:r>
           </w:p>
         </w:tc>
@@ -11615,7 +11615,7 @@
               <w:rPr>
                 <w:sz w:val="18"/>
               </w:rPr>
-              <w:t>4. Dẫn mắt</w:t>
+              <w:t>4. Hướng sự chú ý</w:t>
             </w:r>
           </w:p>
         </w:tc>
@@ -11738,7 +11738,7 @@
               <w:rPr>
                 <w:sz w:val="18"/>
               </w:rPr>
-              <w:t>Tiêu đề hành động (“Máy tính chiếm 43% Net Sales”), mạch sheet: Tổng quan → Doanh thu đến từ đâu → Đối soát → Hoàn trả; chân trang ghi nguồn, as-of, quy ước Δ.</w:t>
+              <w:t>Tiêu đề hành động (“Máy tính chiếm 43% Net Sales”), mạch sheet: Tổng quan → Doanh thu đến từ đâu → Đối soát → Hoàn trả; chân trang ghi nguồn, ngày chốt dữ liệu, quy ước Δ.</w:t>
             </w:r>
           </w:p>
         </w:tc>
@@ -13029,7 +13029,7 @@
               <w:rPr>
                 <w:sz w:val="18"/>
               </w:rPr>
-              <w:t>Waterfall</w:t>
+              <w:t>biểu đồ thác nước</w:t>
             </w:r>
           </w:p>
         </w:tc>
@@ -14039,7 +14039,7 @@
               <w:rPr>
                 <w:sz w:val="18"/>
               </w:rPr>
-              <w:t>Waterfall</w:t>
+              <w:t>biểu đồ thác nước</w:t>
             </w:r>
           </w:p>
         </w:tc>
@@ -14772,7 +14772,7 @@
               <w:rPr>
                 <w:sz w:val="18"/>
               </w:rPr>
-              <w:t>Huỷ và chờ giao</w:t>
+              <w:t>Huỷ và đang giao</w:t>
             </w:r>
           </w:p>
         </w:tc>
@@ -16239,7 +16239,7 @@
         <w:pStyle w:val="Heading3"/>
       </w:pPr>
       <w:r>
-        <w:t>6.2 Lũy kế năm 2020 so với 2019</w:t>
+        <w:t>6.2 Luỹ kế năm 2020 so với 2019</w:t>
       </w:r>
     </w:p>
     <w:tbl>
@@ -17183,7 +17183,7 @@
               <w:rPr>
                 <w:sz w:val="18"/>
               </w:rPr>
-              <w:t>+ Doanh thu gồm VAT</w:t>
+              <w:t>+ Doanh thu gồm thuế GTGT</w:t>
             </w:r>
           </w:p>
         </w:tc>
@@ -20648,7 +20648,7 @@
               <w:rPr>
                 <w:sz w:val="18"/>
               </w:rPr>
-              <w:t>Doanh thu gồm VAT</w:t>
+              <w:t>Doanh thu gồm thuế GTGT</w:t>
             </w:r>
           </w:p>
         </w:tc>
@@ -21799,7 +21799,7 @@
               <w:rPr>
                 <w:sz w:val="18"/>
               </w:rPr>
-              <w:t>Doanh thu gồm VAT (K27)</w:t>
+              <w:t>Doanh thu gồm thuế GTGT (K27)</w:t>
             </w:r>
           </w:p>
         </w:tc>
@@ -21852,7 +21852,7 @@
               <w:rPr>
                 <w:sz w:val="18"/>
               </w:rPr>
-              <w:t>Cả tháng 06/2020 cửa hàng ghi revenue_recognized đã gồm VAT 10 %</w:t>
+              <w:t>Cả tháng 06/2020 cửa hàng ghi revenue_recognized đã gồm thuế GTGT 10 %</w:t>
             </w:r>
           </w:p>
         </w:tc>
@@ -22032,7 +22032,7 @@
         </w:numPr>
       </w:pPr>
       <w:r>
-        <w:t>Chọn tháng 06/2020, quốc gia Mỹ: 2 cửa hàng vượt ngưỡng (S54 do VAT, S45 do đơn huỷ được ghi nhận).</w:t>
+        <w:t>Chọn tháng 06/2020, quốc gia Mỹ: 2 cửa hàng vượt ngưỡng (S54 do thuế GTGT, S45 do đơn huỷ được ghi nhận).</w:t>
       </w:r>
     </w:p>
     <w:p>
@@ -22427,7 +22427,7 @@
         <w:t>Limitation</w:t>
       </w:r>
       <w:r>
-        <w:t xml:space="preserve"> (giới hạn): “Dữ liệu là giả lập trên nền GER; VAT giả định 10 % thống nhất; chưa xét tỷ giá.”</w:t>
+        <w:t xml:space="preserve"> (giới hạn): “Dữ liệu là giả lập trên nền GER; thuế GTGT giả định 10 % thống nhất; chưa xét tỷ giá.”</w:t>
       </w:r>
     </w:p>
     <w:p>
@@ -22459,7 +22459,7 @@
         </w:numPr>
       </w:pPr>
       <w:r>
-        <w:t>Waterfall cầu nối Orders → Kế toán theo nguyên nhân, tách thêm từng cửa hàng ⚠ (ô CUBEVALUE cho từng cửa hàng hoặc bảng nguyên nhân dựng bằng Power Query).</w:t>
+        <w:t>biểu đồ thác nước cầu nối Orders → Kế toán theo nguyên nhân, tách thêm từng cửa hàng ⚠ (ô CUBEVALUE cho từng cửa hàng hoặc bảng nguyên nhân dựng bằng Power Query).</w:t>
       </w:r>
     </w:p>
     <w:p>
@@ -22471,7 +22471,7 @@
         </w:numPr>
       </w:pPr>
       <w:r>
-        <w:t>Phân tích khuyến mãi: Net Sales và AOV theo promo_code; giảm giá có kéo số đơn lên không.</w:t>
+        <w:t>Phân tích khuyến mại: Net Sales và AOV theo promo_code; giảm giá có kéo số đơn lên không.</w:t>
       </w:r>
     </w:p>
     <w:p>
@@ -22724,7 +22724,7 @@
               <w:rPr>
                 <w:sz w:val="18"/>
               </w:rPr>
-              <w:t>4 · Quy đổi online về ngày giao</w:t>
+              <w:t>4 · Quy online về ngày giao về ngày giao</w:t>
             </w:r>
           </w:p>
         </w:tc>
@@ -23329,7 +23329,7 @@
               <w:rPr>
                 <w:sz w:val="18"/>
               </w:rPr>
-              <w:t>doanh thu bán hàng</w:t>
+              <w:t>doanh thu theo giá niêm yết (trước giảm giá)</w:t>
             </w:r>
           </w:p>
         </w:tc>
@@ -23363,7 +23363,7 @@
               <w:rPr>
                 <w:sz w:val="18"/>
               </w:rPr>
-              <w:t>VAS 14; mẫu B02-DN</w:t>
+              <w:t>chỉ tiêu quản trị</w:t>
             </w:r>
           </w:p>
         </w:tc>
@@ -23399,7 +23399,7 @@
               <w:rPr>
                 <w:sz w:val="18"/>
               </w:rPr>
-              <w:t>các khoản giảm trừ doanh thu</w:t>
+              <w:t>giảm giá khuyến mại trên hoá đơn (chỉ tiêu quản trị; kế toán ghi doanh thu theo giá đã giảm)</w:t>
             </w:r>
           </w:p>
         </w:tc>
@@ -23416,7 +23416,7 @@
               <w:rPr>
                 <w:sz w:val="18"/>
               </w:rPr>
-              <w:t>Revenue deductions</w:t>
+              <w:t>Discounts</w:t>
             </w:r>
           </w:p>
         </w:tc>
@@ -23433,7 +23433,7 @@
               <w:rPr>
                 <w:sz w:val="18"/>
               </w:rPr>
-              <w:t>TK 521, TT 99/2025/TT-BTC</w:t>
+              <w:t>VAS 14; TK 521, TT 99/2025/TT-BTC</w:t>
             </w:r>
           </w:p>
         </w:tc>
@@ -23469,7 +23469,7 @@
               <w:rPr>
                 <w:sz w:val="18"/>
               </w:rPr>
-              <w:t>chiết khấu thương mại (khuyến mãi giảm giá trên hoá đơn)</w:t>
+              <w:t>hàng bán bị trả lại</w:t>
             </w:r>
           </w:p>
         </w:tc>
@@ -23486,7 +23486,7 @@
               <w:rPr>
                 <w:sz w:val="18"/>
               </w:rPr>
-              <w:t>Discounts</w:t>
+              <w:t>Returns</w:t>
             </w:r>
           </w:p>
         </w:tc>
@@ -23539,7 +23539,7 @@
               <w:rPr>
                 <w:sz w:val="18"/>
               </w:rPr>
-              <w:t>hàng bán bị trả lại</w:t>
+              <w:t>doanh thu sau chiết khấu (chỉ tiêu trung gian)</w:t>
             </w:r>
           </w:p>
         </w:tc>
@@ -23556,7 +23556,7 @@
               <w:rPr>
                 <w:sz w:val="18"/>
               </w:rPr>
-              <w:t>Returns</w:t>
+              <w:t>Net Sales</w:t>
             </w:r>
           </w:p>
         </w:tc>
@@ -23573,7 +23573,7 @@
               <w:rPr>
                 <w:sz w:val="18"/>
               </w:rPr>
-              <w:t>VAS 14</w:t>
+              <w:t>chỉ tiêu quản trị</w:t>
             </w:r>
           </w:p>
         </w:tc>
@@ -23609,7 +23609,7 @@
               <w:rPr>
                 <w:sz w:val="18"/>
               </w:rPr>
-              <w:t>doanh thu sau chiết khấu (chỉ tiêu trung gian)</w:t>
+              <w:t>doanh thu thuần</w:t>
             </w:r>
           </w:p>
         </w:tc>
@@ -23626,7 +23626,7 @@
               <w:rPr>
                 <w:sz w:val="18"/>
               </w:rPr>
-              <w:t>Net Sales</w:t>
+              <w:t>Net Revenue</w:t>
             </w:r>
           </w:p>
         </w:tc>
@@ -23643,6 +23643,496 @@
               <w:rPr>
                 <w:sz w:val="18"/>
               </w:rPr>
+              <w:t>VAS 14; TT 99/2025/TT-BTC</w:t>
+            </w:r>
+          </w:p>
+        </w:tc>
+      </w:tr>
+      <w:tr>
+        <w:tc>
+          <w:tcPr>
+            <w:tcW w:type="dxa" w:w="1134"/>
+          </w:tcPr>
+          <w:p>
+            <w:pPr>
+              <w:pStyle w:val="Compact"/>
+              <w:spacing w:before="20" w:after="20"/>
+            </w:pPr>
+            <w:r>
+              <w:rPr>
+                <w:sz w:val="18"/>
+              </w:rPr>
+              <w:t>Doanh thu</w:t>
+            </w:r>
+          </w:p>
+        </w:tc>
+        <w:tc>
+          <w:tcPr>
+            <w:tcW w:type="dxa" w:w="3572"/>
+          </w:tcPr>
+          <w:p>
+            <w:pPr>
+              <w:pStyle w:val="Compact"/>
+              <w:spacing w:before="20" w:after="20"/>
+            </w:pPr>
+            <w:r>
+              <w:rPr>
+                <w:sz w:val="18"/>
+              </w:rPr>
+              <w:t>ghi nhận doanh thu · ngày ghi sổ</w:t>
+            </w:r>
+          </w:p>
+        </w:tc>
+        <w:tc>
+          <w:tcPr>
+            <w:tcW w:type="dxa" w:w="3061"/>
+          </w:tcPr>
+          <w:p>
+            <w:pPr>
+              <w:pStyle w:val="Compact"/>
+              <w:spacing w:before="20" w:after="20"/>
+            </w:pPr>
+            <w:r>
+              <w:rPr>
+                <w:sz w:val="18"/>
+              </w:rPr>
+              <w:t>Revenue recognition · posting_date</w:t>
+            </w:r>
+          </w:p>
+        </w:tc>
+        <w:tc>
+          <w:tcPr>
+            <w:tcW w:type="dxa" w:w="2154"/>
+          </w:tcPr>
+          <w:p>
+            <w:pPr>
+              <w:pStyle w:val="Compact"/>
+              <w:spacing w:before="20" w:after="20"/>
+            </w:pPr>
+            <w:r>
+              <w:rPr>
+                <w:sz w:val="18"/>
+              </w:rPr>
+              <w:t>VAS 14; sổ Nhật ký chung</w:t>
+            </w:r>
+          </w:p>
+        </w:tc>
+      </w:tr>
+      <w:tr>
+        <w:tc>
+          <w:tcPr>
+            <w:tcW w:type="dxa" w:w="1134"/>
+          </w:tcPr>
+          <w:p>
+            <w:pPr>
+              <w:pStyle w:val="Compact"/>
+              <w:spacing w:before="20" w:after="20"/>
+            </w:pPr>
+            <w:r>
+              <w:rPr>
+                <w:sz w:val="18"/>
+              </w:rPr>
+              <w:t>Doanh thu</w:t>
+            </w:r>
+          </w:p>
+        </w:tc>
+        <w:tc>
+          <w:tcPr>
+            <w:tcW w:type="dxa" w:w="3572"/>
+          </w:tcPr>
+          <w:p>
+            <w:pPr>
+              <w:pStyle w:val="Compact"/>
+              <w:spacing w:before="20" w:after="20"/>
+            </w:pPr>
+            <w:r>
+              <w:rPr>
+                <w:sz w:val="18"/>
+              </w:rPr>
+              <w:t>bút toán điều chỉnh · khoá sổ cuối tháng</w:t>
+            </w:r>
+          </w:p>
+        </w:tc>
+        <w:tc>
+          <w:tcPr>
+            <w:tcW w:type="dxa" w:w="3061"/>
+          </w:tcPr>
+          <w:p>
+            <w:pPr>
+              <w:pStyle w:val="Compact"/>
+              <w:spacing w:before="20" w:after="20"/>
+            </w:pPr>
+            <w:r>
+              <w:rPr>
+                <w:sz w:val="18"/>
+              </w:rPr>
+              <w:t>Manual adjustment (HQ-ADJ) · month-end close</w:t>
+            </w:r>
+          </w:p>
+        </w:tc>
+        <w:tc>
+          <w:tcPr>
+            <w:tcW w:type="dxa" w:w="2154"/>
+          </w:tcPr>
+          <w:p>
+            <w:pPr>
+              <w:pStyle w:val="Compact"/>
+              <w:spacing w:before="20" w:after="20"/>
+            </w:pPr>
+            <w:r>
+              <w:rPr>
+                <w:sz w:val="18"/>
+              </w:rPr>
+              <w:t>chế độ kế toán</w:t>
+            </w:r>
+          </w:p>
+        </w:tc>
+      </w:tr>
+      <w:tr>
+        <w:tc>
+          <w:tcPr>
+            <w:tcW w:type="dxa" w:w="1134"/>
+          </w:tcPr>
+          <w:p>
+            <w:pPr>
+              <w:pStyle w:val="Compact"/>
+              <w:spacing w:before="20" w:after="20"/>
+            </w:pPr>
+            <w:r>
+              <w:rPr>
+                <w:sz w:val="18"/>
+              </w:rPr>
+              <w:t>Doanh thu</w:t>
+            </w:r>
+          </w:p>
+        </w:tc>
+        <w:tc>
+          <w:tcPr>
+            <w:tcW w:type="dxa" w:w="3572"/>
+          </w:tcPr>
+          <w:p>
+            <w:pPr>
+              <w:pStyle w:val="Compact"/>
+              <w:spacing w:before="20" w:after="20"/>
+            </w:pPr>
+            <w:r>
+              <w:rPr>
+                <w:sz w:val="18"/>
+              </w:rPr>
+              <w:t>thuế GTGT</w:t>
+            </w:r>
+          </w:p>
+        </w:tc>
+        <w:tc>
+          <w:tcPr>
+            <w:tcW w:type="dxa" w:w="3061"/>
+          </w:tcPr>
+          <w:p>
+            <w:pPr>
+              <w:pStyle w:val="Compact"/>
+              <w:spacing w:before="20" w:after="20"/>
+            </w:pPr>
+            <w:r>
+              <w:rPr>
+                <w:sz w:val="18"/>
+              </w:rPr>
+              <w:t>VAT</w:t>
+            </w:r>
+          </w:p>
+        </w:tc>
+        <w:tc>
+          <w:tcPr>
+            <w:tcW w:type="dxa" w:w="2154"/>
+          </w:tcPr>
+          <w:p>
+            <w:pPr>
+              <w:pStyle w:val="Compact"/>
+              <w:spacing w:before="20" w:after="20"/>
+            </w:pPr>
+            <w:r>
+              <w:rPr>
+                <w:sz w:val="18"/>
+              </w:rPr>
+              <w:t>Luật Thuế GTGT</w:t>
+            </w:r>
+          </w:p>
+        </w:tc>
+      </w:tr>
+      <w:tr>
+        <w:tc>
+          <w:tcPr>
+            <w:tcW w:type="dxa" w:w="1134"/>
+          </w:tcPr>
+          <w:p>
+            <w:pPr>
+              <w:pStyle w:val="Compact"/>
+              <w:spacing w:before="20" w:after="20"/>
+            </w:pPr>
+            <w:r>
+              <w:rPr>
+                <w:sz w:val="18"/>
+              </w:rPr>
+              <w:t>Chỉ tiêu</w:t>
+            </w:r>
+          </w:p>
+        </w:tc>
+        <w:tc>
+          <w:tcPr>
+            <w:tcW w:type="dxa" w:w="3572"/>
+          </w:tcPr>
+          <w:p>
+            <w:pPr>
+              <w:pStyle w:val="Compact"/>
+              <w:spacing w:before="20" w:after="20"/>
+            </w:pPr>
+            <w:r>
+              <w:rPr>
+                <w:sz w:val="18"/>
+              </w:rPr>
+              <w:t>chỉ số hiệu suất then chốt</w:t>
+            </w:r>
+          </w:p>
+        </w:tc>
+        <w:tc>
+          <w:tcPr>
+            <w:tcW w:type="dxa" w:w="3061"/>
+          </w:tcPr>
+          <w:p>
+            <w:pPr>
+              <w:pStyle w:val="Compact"/>
+              <w:spacing w:before="20" w:after="20"/>
+            </w:pPr>
+            <w:r>
+              <w:rPr>
+                <w:sz w:val="18"/>
+              </w:rPr>
+              <w:t>KPI</w:t>
+            </w:r>
+          </w:p>
+        </w:tc>
+        <w:tc>
+          <w:tcPr>
+            <w:tcW w:type="dxa" w:w="2154"/>
+          </w:tcPr>
+          <w:p>
+            <w:pPr>
+              <w:pStyle w:val="Compact"/>
+              <w:spacing w:before="20" w:after="20"/>
+            </w:pPr>
+            <w:r>
+              <w:rPr>
+                <w:sz w:val="18"/>
+              </w:rPr>
+              <w:t>Microsoft vi-vn (Power Pivot KPI)</w:t>
+            </w:r>
+          </w:p>
+        </w:tc>
+      </w:tr>
+      <w:tr>
+        <w:tc>
+          <w:tcPr>
+            <w:tcW w:type="dxa" w:w="1134"/>
+          </w:tcPr>
+          <w:p>
+            <w:pPr>
+              <w:pStyle w:val="Compact"/>
+              <w:spacing w:before="20" w:after="20"/>
+            </w:pPr>
+            <w:r>
+              <w:rPr>
+                <w:sz w:val="18"/>
+              </w:rPr>
+              <w:t>Chỉ tiêu</w:t>
+            </w:r>
+          </w:p>
+        </w:tc>
+        <w:tc>
+          <w:tcPr>
+            <w:tcW w:type="dxa" w:w="3572"/>
+          </w:tcPr>
+          <w:p>
+            <w:pPr>
+              <w:pStyle w:val="Compact"/>
+              <w:spacing w:before="20" w:after="20"/>
+            </w:pPr>
+            <w:r>
+              <w:rPr>
+                <w:sz w:val="18"/>
+              </w:rPr>
+              <w:t>giá trị đơn hàng trung bình</w:t>
+            </w:r>
+          </w:p>
+        </w:tc>
+        <w:tc>
+          <w:tcPr>
+            <w:tcW w:type="dxa" w:w="3061"/>
+          </w:tcPr>
+          <w:p>
+            <w:pPr>
+              <w:pStyle w:val="Compact"/>
+              <w:spacing w:before="20" w:after="20"/>
+            </w:pPr>
+            <w:r>
+              <w:rPr>
+                <w:sz w:val="18"/>
+              </w:rPr>
+              <w:t>AOV</w:t>
+            </w:r>
+          </w:p>
+        </w:tc>
+        <w:tc>
+          <w:tcPr>
+            <w:tcW w:type="dxa" w:w="2154"/>
+          </w:tcPr>
+          <w:p>
+            <w:pPr>
+              <w:pStyle w:val="Compact"/>
+              <w:spacing w:before="20" w:after="20"/>
+            </w:pPr>
+            <w:r>
+              <w:rPr>
+                <w:sz w:val="18"/>
+              </w:rPr>
+              <w:t>thực tế bán lẻ</w:t>
+            </w:r>
+          </w:p>
+        </w:tc>
+      </w:tr>
+      <w:tr>
+        <w:tc>
+          <w:tcPr>
+            <w:tcW w:type="dxa" w:w="1134"/>
+          </w:tcPr>
+          <w:p>
+            <w:pPr>
+              <w:pStyle w:val="Compact"/>
+              <w:spacing w:before="20" w:after="20"/>
+            </w:pPr>
+            <w:r>
+              <w:rPr>
+                <w:sz w:val="18"/>
+              </w:rPr>
+              <w:t>Chỉ tiêu</w:t>
+            </w:r>
+          </w:p>
+        </w:tc>
+        <w:tc>
+          <w:tcPr>
+            <w:tcW w:type="dxa" w:w="3572"/>
+          </w:tcPr>
+          <w:p>
+            <w:pPr>
+              <w:pStyle w:val="Compact"/>
+              <w:spacing w:before="20" w:after="20"/>
+            </w:pPr>
+            <w:r>
+              <w:rPr>
+                <w:sz w:val="18"/>
+              </w:rPr>
+              <w:t>giá bán bình quân</w:t>
+            </w:r>
+          </w:p>
+        </w:tc>
+        <w:tc>
+          <w:tcPr>
+            <w:tcW w:type="dxa" w:w="3061"/>
+          </w:tcPr>
+          <w:p>
+            <w:pPr>
+              <w:pStyle w:val="Compact"/>
+              <w:spacing w:before="20" w:after="20"/>
+            </w:pPr>
+            <w:r>
+              <w:rPr>
+                <w:sz w:val="18"/>
+              </w:rPr>
+              <w:t>ASP</w:t>
+            </w:r>
+          </w:p>
+        </w:tc>
+        <w:tc>
+          <w:tcPr>
+            <w:tcW w:type="dxa" w:w="2154"/>
+          </w:tcPr>
+          <w:p>
+            <w:pPr>
+              <w:pStyle w:val="Compact"/>
+              <w:spacing w:before="20" w:after="20"/>
+            </w:pPr>
+            <w:r>
+              <w:rPr>
+                <w:sz w:val="18"/>
+              </w:rPr>
+              <w:t>thực tế bán lẻ</w:t>
+            </w:r>
+          </w:p>
+        </w:tc>
+      </w:tr>
+      <w:tr>
+        <w:tc>
+          <w:tcPr>
+            <w:tcW w:type="dxa" w:w="1134"/>
+          </w:tcPr>
+          <w:p>
+            <w:pPr>
+              <w:pStyle w:val="Compact"/>
+              <w:spacing w:before="20" w:after="20"/>
+            </w:pPr>
+            <w:r>
+              <w:rPr>
+                <w:sz w:val="18"/>
+              </w:rPr>
+              <w:t>Chỉ tiêu</w:t>
+            </w:r>
+          </w:p>
+        </w:tc>
+        <w:tc>
+          <w:tcPr>
+            <w:tcW w:type="dxa" w:w="3572"/>
+          </w:tcPr>
+          <w:p>
+            <w:pPr>
+              <w:pStyle w:val="Compact"/>
+              <w:spacing w:before="20" w:after="20"/>
+            </w:pPr>
+            <w:r>
+              <w:rPr>
+                <w:sz w:val="18"/>
+              </w:rPr>
+              <w:t>tỷ lệ hàng bán bị trả lại</w:t>
+            </w:r>
+          </w:p>
+        </w:tc>
+        <w:tc>
+          <w:tcPr>
+            <w:tcW w:type="dxa" w:w="3061"/>
+          </w:tcPr>
+          <w:p>
+            <w:pPr>
+              <w:pStyle w:val="Compact"/>
+              <w:spacing w:before="20" w:after="20"/>
+            </w:pPr>
+            <w:r>
+              <w:rPr>
+                <w:sz w:val="18"/>
+              </w:rPr>
+              <w:t>Return Rate</w:t>
+            </w:r>
+          </w:p>
+        </w:tc>
+        <w:tc>
+          <w:tcPr>
+            <w:tcW w:type="dxa" w:w="2154"/>
+          </w:tcPr>
+          <w:p>
+            <w:pPr>
+              <w:pStyle w:val="Compact"/>
+              <w:spacing w:before="20" w:after="20"/>
+            </w:pPr>
+            <w:r>
+              <w:rPr>
+                <w:sz w:val="18"/>
+              </w:rPr>
               <w:t>chỉ tiêu quản trị</w:t>
             </w:r>
           </w:p>
@@ -23662,7 +24152,7 @@
               <w:rPr>
                 <w:sz w:val="18"/>
               </w:rPr>
-              <w:t>Doanh thu</w:t>
+              <w:t>Chỉ tiêu</w:t>
             </w:r>
           </w:p>
         </w:tc>
@@ -23679,7 +24169,7 @@
               <w:rPr>
                 <w:sz w:val="18"/>
               </w:rPr>
-              <w:t>doanh thu thuần</w:t>
+              <w:t>so với tháng trước · cùng kỳ năm trước · luỹ kế từ đầu năm</w:t>
             </w:r>
           </w:p>
         </w:tc>
@@ -23696,7 +24186,7 @@
               <w:rPr>
                 <w:sz w:val="18"/>
               </w:rPr>
-              <w:t>Net Revenue</w:t>
+              <w:t>LM · SPLY · YTD</w:t>
             </w:r>
           </w:p>
         </w:tc>
@@ -23713,7 +24203,7 @@
               <w:rPr>
                 <w:sz w:val="18"/>
               </w:rPr>
-              <w:t>VAS 14; TT 99/2025/TT-BTC</w:t>
+              <w:t>mẫu B02-DN (luỹ kế)</w:t>
             </w:r>
           </w:p>
         </w:tc>
@@ -23732,7 +24222,7 @@
               <w:rPr>
                 <w:sz w:val="18"/>
               </w:rPr>
-              <w:t>Doanh thu</w:t>
+              <w:t>Chỉ tiêu</w:t>
             </w:r>
           </w:p>
         </w:tc>
@@ -23749,7 +24239,7 @@
               <w:rPr>
                 <w:sz w:val="18"/>
               </w:rPr>
-              <w:t>ghi nhận doanh thu · ngày ghi sổ</w:t>
+              <w:t>chênh lệch · ngưỡng · đối soát (đối chiếu số liệu)</w:t>
             </w:r>
           </w:p>
         </w:tc>
@@ -23766,7 +24256,7 @@
               <w:rPr>
                 <w:sz w:val="18"/>
               </w:rPr>
-              <w:t>Revenue recognition · posting_date</w:t>
+              <w:t>Δ · threshold · reconciliation</w:t>
             </w:r>
           </w:p>
         </w:tc>
@@ -23783,7 +24273,7 @@
               <w:rPr>
                 <w:sz w:val="18"/>
               </w:rPr>
-              <w:t>VAS 14; sổ Nhật ký chung</w:t>
+              <w:t>thực tế kế toán</w:t>
             </w:r>
           </w:p>
         </w:tc>
@@ -23802,7 +24292,7 @@
               <w:rPr>
                 <w:sz w:val="18"/>
               </w:rPr>
-              <w:t>Doanh thu</w:t>
+              <w:t>Excel</w:t>
             </w:r>
           </w:p>
         </w:tc>
@@ -23819,7 +24309,7 @@
               <w:rPr>
                 <w:sz w:val="18"/>
               </w:rPr>
-              <w:t>bút toán điều chỉnh · khoá sổ cuối tháng</w:t>
+              <w:t>Mô hình Dữ liệu</w:t>
             </w:r>
           </w:p>
         </w:tc>
@@ -23836,7 +24326,7 @@
               <w:rPr>
                 <w:sz w:val="18"/>
               </w:rPr>
-              <w:t>Manual adjustment (HQ-ADJ) · month-end close</w:t>
+              <w:t>Data Model</w:t>
             </w:r>
           </w:p>
         </w:tc>
@@ -23853,7 +24343,7 @@
               <w:rPr>
                 <w:sz w:val="18"/>
               </w:rPr>
-              <w:t>chế độ kế toán</w:t>
+              <w:t>Microsoft vi-vn</w:t>
             </w:r>
           </w:p>
         </w:tc>
@@ -23872,7 +24362,7 @@
               <w:rPr>
                 <w:sz w:val="18"/>
               </w:rPr>
-              <w:t>Doanh thu</w:t>
+              <w:t>Excel</w:t>
             </w:r>
           </w:p>
         </w:tc>
@@ -23889,7 +24379,7 @@
               <w:rPr>
                 <w:sz w:val="18"/>
               </w:rPr>
-              <w:t>thuế GTGT</w:t>
+              <w:t>số đo</w:t>
             </w:r>
           </w:p>
         </w:tc>
@@ -23906,7 +24396,7 @@
               <w:rPr>
                 <w:sz w:val="18"/>
               </w:rPr>
-              <w:t>VAT</w:t>
+              <w:t>measure</w:t>
             </w:r>
           </w:p>
         </w:tc>
@@ -23923,7 +24413,7 @@
               <w:rPr>
                 <w:sz w:val="18"/>
               </w:rPr>
-              <w:t>Luật Thuế GTGT</w:t>
+              <w:t>Microsoft vi-vn (Power Pivot)</w:t>
             </w:r>
           </w:p>
         </w:tc>
@@ -23942,7 +24432,7 @@
               <w:rPr>
                 <w:sz w:val="18"/>
               </w:rPr>
-              <w:t>Chỉ tiêu</w:t>
+              <w:t>Excel</w:t>
             </w:r>
           </w:p>
         </w:tc>
@@ -23959,7 +24449,7 @@
               <w:rPr>
                 <w:sz w:val="18"/>
               </w:rPr>
-              <w:t>chỉ số hiệu suất then chốt</w:t>
+              <w:t>mối quan hệ · Dạng xem Sơ đồ · Quản lý Quan hệ</w:t>
             </w:r>
           </w:p>
         </w:tc>
@@ -23976,7 +24466,7 @@
               <w:rPr>
                 <w:sz w:val="18"/>
               </w:rPr>
-              <w:t>KPI</w:t>
+              <w:t>relationship · Diagram View · Manage Relationships</w:t>
             </w:r>
           </w:p>
         </w:tc>
@@ -23993,7 +24483,7 @@
               <w:rPr>
                 <w:sz w:val="18"/>
               </w:rPr>
-              <w:t>Microsoft vi-vn (Power Pivot KPI)</w:t>
+              <w:t>Microsoft vi-vn</w:t>
             </w:r>
           </w:p>
         </w:tc>
@@ -24012,7 +24502,7 @@
               <w:rPr>
                 <w:sz w:val="18"/>
               </w:rPr>
-              <w:t>Chỉ tiêu</w:t>
+              <w:t>Excel</w:t>
             </w:r>
           </w:p>
         </w:tc>
@@ -24029,7 +24519,7 @@
               <w:rPr>
                 <w:sz w:val="18"/>
               </w:rPr>
-              <w:t>giá trị đơn hàng trung bình</w:t>
+              <w:t>Đánh dấu là Bảng ngày tháng</w:t>
             </w:r>
           </w:p>
         </w:tc>
@@ -24046,7 +24536,7 @@
               <w:rPr>
                 <w:sz w:val="18"/>
               </w:rPr>
-              <w:t>AOV</w:t>
+              <w:t>Mark as Date Table</w:t>
             </w:r>
           </w:p>
         </w:tc>
@@ -24063,7 +24553,7 @@
               <w:rPr>
                 <w:sz w:val="18"/>
               </w:rPr>
-              <w:t>thực tế bán lẻ</w:t>
+              <w:t>Microsoft vi-vn</w:t>
             </w:r>
           </w:p>
         </w:tc>
@@ -24082,7 +24572,7 @@
               <w:rPr>
                 <w:sz w:val="18"/>
               </w:rPr>
-              <w:t>Chỉ tiêu</w:t>
+              <w:t>Excel</w:t>
             </w:r>
           </w:p>
         </w:tc>
@@ -24099,7 +24589,7 @@
               <w:rPr>
                 <w:sz w:val="18"/>
               </w:rPr>
-              <w:t>giá bán bình quân</w:t>
+              <w:t>Đóng &amp; Tải Tới · Làm mới Tất cả</w:t>
             </w:r>
           </w:p>
         </w:tc>
@@ -24116,7 +24606,7 @@
               <w:rPr>
                 <w:sz w:val="18"/>
               </w:rPr>
-              <w:t>ASP</w:t>
+              <w:t>Close &amp; Load To · Refresh All</w:t>
             </w:r>
           </w:p>
         </w:tc>
@@ -24133,7 +24623,7 @@
               <w:rPr>
                 <w:sz w:val="18"/>
               </w:rPr>
-              <w:t>thực tế bán lẻ</w:t>
+              <w:t>Microsoft vi-vn</w:t>
             </w:r>
           </w:p>
         </w:tc>
@@ -24152,7 +24642,7 @@
               <w:rPr>
                 <w:sz w:val="18"/>
               </w:rPr>
-              <w:t>Chỉ tiêu</w:t>
+              <w:t>Excel</w:t>
             </w:r>
           </w:p>
         </w:tc>
@@ -24169,7 +24659,7 @@
               <w:rPr>
                 <w:sz w:val="18"/>
               </w:rPr>
-              <w:t>tỷ lệ hàng bán bị trả lại</w:t>
+              <w:t>Định dạng có Điều kiện · Đường lưới · bổ trợ</w:t>
             </w:r>
           </w:p>
         </w:tc>
@@ -24186,7 +24676,7 @@
               <w:rPr>
                 <w:sz w:val="18"/>
               </w:rPr>
-              <w:t>Return Rate</w:t>
+              <w:t>Conditional Formatting · Gridlines · add-in</w:t>
             </w:r>
           </w:p>
         </w:tc>
@@ -24203,7 +24693,7 @@
               <w:rPr>
                 <w:sz w:val="18"/>
               </w:rPr>
-              <w:t>VAS 14 + thực tế</w:t>
+              <w:t>Microsoft vi-vn</w:t>
             </w:r>
           </w:p>
         </w:tc>
@@ -24222,7 +24712,7 @@
               <w:rPr>
                 <w:sz w:val="18"/>
               </w:rPr>
-              <w:t>Chỉ tiêu</w:t>
+              <w:t>Excel</w:t>
             </w:r>
           </w:p>
         </w:tc>
@@ -24239,7 +24729,7 @@
               <w:rPr>
                 <w:sz w:val="18"/>
               </w:rPr>
-              <w:t>so với tháng trước · cùng kỳ năm trước · luỹ kế từ đầu năm</w:t>
+              <w:t>giữ tên tiếng Anh</w:t>
             </w:r>
           </w:p>
         </w:tc>
@@ -24256,7 +24746,7 @@
               <w:rPr>
                 <w:sz w:val="18"/>
               </w:rPr>
-              <w:t>LM · SPLY · YTD</w:t>
+              <w:t>PivotTable · PivotChart · Slicer · Power Query · Power Pivot · CUBEVALUE</w:t>
             </w:r>
           </w:p>
         </w:tc>
@@ -24273,7 +24763,7 @@
               <w:rPr>
                 <w:sz w:val="18"/>
               </w:rPr>
-              <w:t>mẫu B02-DN (luỹ kế)</w:t>
+              <w:t>Microsoft vi-vn</w:t>
             </w:r>
           </w:p>
         </w:tc>
@@ -24292,7 +24782,7 @@
               <w:rPr>
                 <w:sz w:val="18"/>
               </w:rPr>
-              <w:t>Chỉ tiêu</w:t>
+              <w:t>Excel</w:t>
             </w:r>
           </w:p>
         </w:tc>
@@ -24309,7 +24799,7 @@
               <w:rPr>
                 <w:sz w:val="18"/>
               </w:rPr>
-              <w:t>chênh lệch · ngưỡng · đối soát (đối chiếu số liệu)</w:t>
+              <w:t>Loại bỏ Nội dung trùng lặp · Hợp nhất truy vấn · Cột có Điều kiện</w:t>
             </w:r>
           </w:p>
         </w:tc>
@@ -24326,7 +24816,7 @@
               <w:rPr>
                 <w:sz w:val="18"/>
               </w:rPr>
-              <w:t>Δ · threshold · reconciliation</w:t>
+              <w:t>Remove Duplicates · Merge Queries · Conditional Column</w:t>
             </w:r>
           </w:p>
         </w:tc>
@@ -24343,7 +24833,7 @@
               <w:rPr>
                 <w:sz w:val="18"/>
               </w:rPr>
-              <w:t>thực tế kế toán</w:t>
+              <w:t>Microsoft vi-vn</w:t>
             </w:r>
           </w:p>
         </w:tc>
@@ -24379,7 +24869,7 @@
               <w:rPr>
                 <w:sz w:val="18"/>
               </w:rPr>
-              <w:t>Mô hình Dữ liệu</w:t>
+              <w:t>Các bước Đã áp dụng · Bộ dẫn hướng · Thiết đặt Nguồn Dữ liệu</w:t>
             </w:r>
           </w:p>
         </w:tc>
@@ -24396,7 +24886,7 @@
               <w:rPr>
                 <w:sz w:val="18"/>
               </w:rPr>
-              <w:t>Data Model</w:t>
+              <w:t>Applied Steps · Navigator · Data Source Settings</w:t>
             </w:r>
           </w:p>
         </w:tc>
@@ -24449,7 +24939,7 @@
               <w:rPr>
                 <w:sz w:val="18"/>
               </w:rPr>
-              <w:t>số đo</w:t>
+              <w:t>Kết nối Báo cáo · Bộ lọc Giá trị · Đặt làm tổng (biểu đồ thác nước)</w:t>
             </w:r>
           </w:p>
         </w:tc>
@@ -24466,7 +24956,7 @@
               <w:rPr>
                 <w:sz w:val="18"/>
               </w:rPr>
-              <w:t>measure</w:t>
+              <w:t>Report Connections · Value Filters · Set as total (Waterfall)</w:t>
             </w:r>
           </w:p>
         </w:tc>
@@ -24483,7 +24973,7 @@
               <w:rPr>
                 <w:sz w:val="18"/>
               </w:rPr>
-              <w:t>Microsoft vi-vn (Power Pivot)</w:t>
+              <w:t>Microsoft vi-vn</w:t>
             </w:r>
           </w:p>
         </w:tc>
@@ -24502,7 +24992,7 @@
               <w:rPr>
                 <w:sz w:val="18"/>
               </w:rPr>
-              <w:t>Excel</w:t>
+              <w:t>Dữ liệu</w:t>
             </w:r>
           </w:p>
         </w:tc>
@@ -24519,7 +25009,7 @@
               <w:rPr>
                 <w:sz w:val="18"/>
               </w:rPr>
-              <w:t>mối quan hệ · Dạng xem Sơ đồ · Quản lý Quan hệ</w:t>
+              <w:t>lược đồ hình sao · bảng dữ kiện (còn gọi bảng sự kiện) · bảng chiều</w:t>
             </w:r>
           </w:p>
         </w:tc>
@@ -24536,7 +25026,7 @@
               <w:rPr>
                 <w:sz w:val="18"/>
               </w:rPr>
-              <w:t>relationship · Diagram View · Manage Relationships</w:t>
+              <w:t>star schema · fact table · dimension table</w:t>
             </w:r>
           </w:p>
         </w:tc>
@@ -24553,567 +25043,7 @@
               <w:rPr>
                 <w:sz w:val="18"/>
               </w:rPr>
-              <w:t>Microsoft vi-vn</w:t>
-            </w:r>
-          </w:p>
-        </w:tc>
-      </w:tr>
-      <w:tr>
-        <w:tc>
-          <w:tcPr>
-            <w:tcW w:type="dxa" w:w="1134"/>
-          </w:tcPr>
-          <w:p>
-            <w:pPr>
-              <w:pStyle w:val="Compact"/>
-              <w:spacing w:before="20" w:after="20"/>
-            </w:pPr>
-            <w:r>
-              <w:rPr>
-                <w:sz w:val="18"/>
-              </w:rPr>
-              <w:t>Excel</w:t>
-            </w:r>
-          </w:p>
-        </w:tc>
-        <w:tc>
-          <w:tcPr>
-            <w:tcW w:type="dxa" w:w="3572"/>
-          </w:tcPr>
-          <w:p>
-            <w:pPr>
-              <w:pStyle w:val="Compact"/>
-              <w:spacing w:before="20" w:after="20"/>
-            </w:pPr>
-            <w:r>
-              <w:rPr>
-                <w:sz w:val="18"/>
-              </w:rPr>
-              <w:t>Đánh dấu là Bảng ngày tháng</w:t>
-            </w:r>
-          </w:p>
-        </w:tc>
-        <w:tc>
-          <w:tcPr>
-            <w:tcW w:type="dxa" w:w="3061"/>
-          </w:tcPr>
-          <w:p>
-            <w:pPr>
-              <w:pStyle w:val="Compact"/>
-              <w:spacing w:before="20" w:after="20"/>
-            </w:pPr>
-            <w:r>
-              <w:rPr>
-                <w:sz w:val="18"/>
-              </w:rPr>
-              <w:t>Mark as Date Table</w:t>
-            </w:r>
-          </w:p>
-        </w:tc>
-        <w:tc>
-          <w:tcPr>
-            <w:tcW w:type="dxa" w:w="2154"/>
-          </w:tcPr>
-          <w:p>
-            <w:pPr>
-              <w:pStyle w:val="Compact"/>
-              <w:spacing w:before="20" w:after="20"/>
-            </w:pPr>
-            <w:r>
-              <w:rPr>
-                <w:sz w:val="18"/>
-              </w:rPr>
-              <w:t>Microsoft vi-vn</w:t>
-            </w:r>
-          </w:p>
-        </w:tc>
-      </w:tr>
-      <w:tr>
-        <w:tc>
-          <w:tcPr>
-            <w:tcW w:type="dxa" w:w="1134"/>
-          </w:tcPr>
-          <w:p>
-            <w:pPr>
-              <w:pStyle w:val="Compact"/>
-              <w:spacing w:before="20" w:after="20"/>
-            </w:pPr>
-            <w:r>
-              <w:rPr>
-                <w:sz w:val="18"/>
-              </w:rPr>
-              <w:t>Excel</w:t>
-            </w:r>
-          </w:p>
-        </w:tc>
-        <w:tc>
-          <w:tcPr>
-            <w:tcW w:type="dxa" w:w="3572"/>
-          </w:tcPr>
-          <w:p>
-            <w:pPr>
-              <w:pStyle w:val="Compact"/>
-              <w:spacing w:before="20" w:after="20"/>
-            </w:pPr>
-            <w:r>
-              <w:rPr>
-                <w:sz w:val="18"/>
-              </w:rPr>
-              <w:t>Đóng &amp; Tải Tới · Làm mới Tất cả</w:t>
-            </w:r>
-          </w:p>
-        </w:tc>
-        <w:tc>
-          <w:tcPr>
-            <w:tcW w:type="dxa" w:w="3061"/>
-          </w:tcPr>
-          <w:p>
-            <w:pPr>
-              <w:pStyle w:val="Compact"/>
-              <w:spacing w:before="20" w:after="20"/>
-            </w:pPr>
-            <w:r>
-              <w:rPr>
-                <w:sz w:val="18"/>
-              </w:rPr>
-              <w:t>Close &amp; Load To · Refresh All</w:t>
-            </w:r>
-          </w:p>
-        </w:tc>
-        <w:tc>
-          <w:tcPr>
-            <w:tcW w:type="dxa" w:w="2154"/>
-          </w:tcPr>
-          <w:p>
-            <w:pPr>
-              <w:pStyle w:val="Compact"/>
-              <w:spacing w:before="20" w:after="20"/>
-            </w:pPr>
-            <w:r>
-              <w:rPr>
-                <w:sz w:val="18"/>
-              </w:rPr>
-              <w:t>Microsoft vi-vn</w:t>
-            </w:r>
-          </w:p>
-        </w:tc>
-      </w:tr>
-      <w:tr>
-        <w:tc>
-          <w:tcPr>
-            <w:tcW w:type="dxa" w:w="1134"/>
-          </w:tcPr>
-          <w:p>
-            <w:pPr>
-              <w:pStyle w:val="Compact"/>
-              <w:spacing w:before="20" w:after="20"/>
-            </w:pPr>
-            <w:r>
-              <w:rPr>
-                <w:sz w:val="18"/>
-              </w:rPr>
-              <w:t>Excel</w:t>
-            </w:r>
-          </w:p>
-        </w:tc>
-        <w:tc>
-          <w:tcPr>
-            <w:tcW w:type="dxa" w:w="3572"/>
-          </w:tcPr>
-          <w:p>
-            <w:pPr>
-              <w:pStyle w:val="Compact"/>
-              <w:spacing w:before="20" w:after="20"/>
-            </w:pPr>
-            <w:r>
-              <w:rPr>
-                <w:sz w:val="18"/>
-              </w:rPr>
-              <w:t>Định dạng có Điều kiện · Đường lưới · bổ trợ</w:t>
-            </w:r>
-          </w:p>
-        </w:tc>
-        <w:tc>
-          <w:tcPr>
-            <w:tcW w:type="dxa" w:w="3061"/>
-          </w:tcPr>
-          <w:p>
-            <w:pPr>
-              <w:pStyle w:val="Compact"/>
-              <w:spacing w:before="20" w:after="20"/>
-            </w:pPr>
-            <w:r>
-              <w:rPr>
-                <w:sz w:val="18"/>
-              </w:rPr>
-              <w:t>Conditional Formatting · Gridlines · add-in</w:t>
-            </w:r>
-          </w:p>
-        </w:tc>
-        <w:tc>
-          <w:tcPr>
-            <w:tcW w:type="dxa" w:w="2154"/>
-          </w:tcPr>
-          <w:p>
-            <w:pPr>
-              <w:pStyle w:val="Compact"/>
-              <w:spacing w:before="20" w:after="20"/>
-            </w:pPr>
-            <w:r>
-              <w:rPr>
-                <w:sz w:val="18"/>
-              </w:rPr>
-              <w:t>Microsoft vi-vn</w:t>
-            </w:r>
-          </w:p>
-        </w:tc>
-      </w:tr>
-      <w:tr>
-        <w:tc>
-          <w:tcPr>
-            <w:tcW w:type="dxa" w:w="1134"/>
-          </w:tcPr>
-          <w:p>
-            <w:pPr>
-              <w:pStyle w:val="Compact"/>
-              <w:spacing w:before="20" w:after="20"/>
-            </w:pPr>
-            <w:r>
-              <w:rPr>
-                <w:sz w:val="18"/>
-              </w:rPr>
-              <w:t>Excel</w:t>
-            </w:r>
-          </w:p>
-        </w:tc>
-        <w:tc>
-          <w:tcPr>
-            <w:tcW w:type="dxa" w:w="3572"/>
-          </w:tcPr>
-          <w:p>
-            <w:pPr>
-              <w:pStyle w:val="Compact"/>
-              <w:spacing w:before="20" w:after="20"/>
-            </w:pPr>
-            <w:r>
-              <w:rPr>
-                <w:sz w:val="18"/>
-              </w:rPr>
-              <w:t>giữ tên tiếng Anh</w:t>
-            </w:r>
-          </w:p>
-        </w:tc>
-        <w:tc>
-          <w:tcPr>
-            <w:tcW w:type="dxa" w:w="3061"/>
-          </w:tcPr>
-          <w:p>
-            <w:pPr>
-              <w:pStyle w:val="Compact"/>
-              <w:spacing w:before="20" w:after="20"/>
-            </w:pPr>
-            <w:r>
-              <w:rPr>
-                <w:sz w:val="18"/>
-              </w:rPr>
-              <w:t>PivotTable · PivotChart · Slicer · Power Query · Power Pivot · CUBEVALUE</w:t>
-            </w:r>
-          </w:p>
-        </w:tc>
-        <w:tc>
-          <w:tcPr>
-            <w:tcW w:type="dxa" w:w="2154"/>
-          </w:tcPr>
-          <w:p>
-            <w:pPr>
-              <w:pStyle w:val="Compact"/>
-              <w:spacing w:before="20" w:after="20"/>
-            </w:pPr>
-            <w:r>
-              <w:rPr>
-                <w:sz w:val="18"/>
-              </w:rPr>
-              <w:t>Microsoft vi-vn</w:t>
-            </w:r>
-          </w:p>
-        </w:tc>
-      </w:tr>
-      <w:tr>
-        <w:tc>
-          <w:tcPr>
-            <w:tcW w:type="dxa" w:w="1134"/>
-          </w:tcPr>
-          <w:p>
-            <w:pPr>
-              <w:pStyle w:val="Compact"/>
-              <w:spacing w:before="20" w:after="20"/>
-            </w:pPr>
-            <w:r>
-              <w:rPr>
-                <w:sz w:val="18"/>
-              </w:rPr>
-              <w:t>Excel</w:t>
-            </w:r>
-          </w:p>
-        </w:tc>
-        <w:tc>
-          <w:tcPr>
-            <w:tcW w:type="dxa" w:w="3572"/>
-          </w:tcPr>
-          <w:p>
-            <w:pPr>
-              <w:pStyle w:val="Compact"/>
-              <w:spacing w:before="20" w:after="20"/>
-            </w:pPr>
-            <w:r>
-              <w:rPr>
-                <w:sz w:val="18"/>
-              </w:rPr>
-              <w:t>Loại bỏ Nội dung trùng lặp · Hợp nhất truy vấn · Cột có Điều kiện</w:t>
-            </w:r>
-          </w:p>
-        </w:tc>
-        <w:tc>
-          <w:tcPr>
-            <w:tcW w:type="dxa" w:w="3061"/>
-          </w:tcPr>
-          <w:p>
-            <w:pPr>
-              <w:pStyle w:val="Compact"/>
-              <w:spacing w:before="20" w:after="20"/>
-            </w:pPr>
-            <w:r>
-              <w:rPr>
-                <w:sz w:val="18"/>
-              </w:rPr>
-              <w:t>Remove Duplicates · Merge Queries · Conditional Column</w:t>
-            </w:r>
-          </w:p>
-        </w:tc>
-        <w:tc>
-          <w:tcPr>
-            <w:tcW w:type="dxa" w:w="2154"/>
-          </w:tcPr>
-          <w:p>
-            <w:pPr>
-              <w:pStyle w:val="Compact"/>
-              <w:spacing w:before="20" w:after="20"/>
-            </w:pPr>
-            <w:r>
-              <w:rPr>
-                <w:sz w:val="18"/>
-              </w:rPr>
-              <w:t>Microsoft vi-vn</w:t>
-            </w:r>
-          </w:p>
-        </w:tc>
-      </w:tr>
-      <w:tr>
-        <w:tc>
-          <w:tcPr>
-            <w:tcW w:type="dxa" w:w="1134"/>
-          </w:tcPr>
-          <w:p>
-            <w:pPr>
-              <w:pStyle w:val="Compact"/>
-              <w:spacing w:before="20" w:after="20"/>
-            </w:pPr>
-            <w:r>
-              <w:rPr>
-                <w:sz w:val="18"/>
-              </w:rPr>
-              <w:t>Excel</w:t>
-            </w:r>
-          </w:p>
-        </w:tc>
-        <w:tc>
-          <w:tcPr>
-            <w:tcW w:type="dxa" w:w="3572"/>
-          </w:tcPr>
-          <w:p>
-            <w:pPr>
-              <w:pStyle w:val="Compact"/>
-              <w:spacing w:before="20" w:after="20"/>
-            </w:pPr>
-            <w:r>
-              <w:rPr>
-                <w:sz w:val="18"/>
-              </w:rPr>
-              <w:t>Các bước Đã áp dụng · Bộ dẫn hướng · Thiết đặt Nguồn Dữ liệu</w:t>
-            </w:r>
-          </w:p>
-        </w:tc>
-        <w:tc>
-          <w:tcPr>
-            <w:tcW w:type="dxa" w:w="3061"/>
-          </w:tcPr>
-          <w:p>
-            <w:pPr>
-              <w:pStyle w:val="Compact"/>
-              <w:spacing w:before="20" w:after="20"/>
-            </w:pPr>
-            <w:r>
-              <w:rPr>
-                <w:sz w:val="18"/>
-              </w:rPr>
-              <w:t>Applied Steps · Navigator · Data Source Settings</w:t>
-            </w:r>
-          </w:p>
-        </w:tc>
-        <w:tc>
-          <w:tcPr>
-            <w:tcW w:type="dxa" w:w="2154"/>
-          </w:tcPr>
-          <w:p>
-            <w:pPr>
-              <w:pStyle w:val="Compact"/>
-              <w:spacing w:before="20" w:after="20"/>
-            </w:pPr>
-            <w:r>
-              <w:rPr>
-                <w:sz w:val="18"/>
-              </w:rPr>
-              <w:t>Microsoft vi-vn</w:t>
-            </w:r>
-          </w:p>
-        </w:tc>
-      </w:tr>
-      <w:tr>
-        <w:tc>
-          <w:tcPr>
-            <w:tcW w:type="dxa" w:w="1134"/>
-          </w:tcPr>
-          <w:p>
-            <w:pPr>
-              <w:pStyle w:val="Compact"/>
-              <w:spacing w:before="20" w:after="20"/>
-            </w:pPr>
-            <w:r>
-              <w:rPr>
-                <w:sz w:val="18"/>
-              </w:rPr>
-              <w:t>Excel</w:t>
-            </w:r>
-          </w:p>
-        </w:tc>
-        <w:tc>
-          <w:tcPr>
-            <w:tcW w:type="dxa" w:w="3572"/>
-          </w:tcPr>
-          <w:p>
-            <w:pPr>
-              <w:pStyle w:val="Compact"/>
-              <w:spacing w:before="20" w:after="20"/>
-            </w:pPr>
-            <w:r>
-              <w:rPr>
-                <w:sz w:val="18"/>
-              </w:rPr>
-              <w:t>Kết nối Báo cáo · Bộ lọc Giá trị · Đặt làm tổng (biểu đồ thác nước)</w:t>
-            </w:r>
-          </w:p>
-        </w:tc>
-        <w:tc>
-          <w:tcPr>
-            <w:tcW w:type="dxa" w:w="3061"/>
-          </w:tcPr>
-          <w:p>
-            <w:pPr>
-              <w:pStyle w:val="Compact"/>
-              <w:spacing w:before="20" w:after="20"/>
-            </w:pPr>
-            <w:r>
-              <w:rPr>
-                <w:sz w:val="18"/>
-              </w:rPr>
-              <w:t>Report Connections · Value Filters · Set as total (Waterfall)</w:t>
-            </w:r>
-          </w:p>
-        </w:tc>
-        <w:tc>
-          <w:tcPr>
-            <w:tcW w:type="dxa" w:w="2154"/>
-          </w:tcPr>
-          <w:p>
-            <w:pPr>
-              <w:pStyle w:val="Compact"/>
-              <w:spacing w:before="20" w:after="20"/>
-            </w:pPr>
-            <w:r>
-              <w:rPr>
-                <w:sz w:val="18"/>
-              </w:rPr>
-              <w:t>Microsoft vi-vn</w:t>
-            </w:r>
-          </w:p>
-        </w:tc>
-      </w:tr>
-      <w:tr>
-        <w:tc>
-          <w:tcPr>
-            <w:tcW w:type="dxa" w:w="1134"/>
-          </w:tcPr>
-          <w:p>
-            <w:pPr>
-              <w:pStyle w:val="Compact"/>
-              <w:spacing w:before="20" w:after="20"/>
-            </w:pPr>
-            <w:r>
-              <w:rPr>
-                <w:sz w:val="18"/>
-              </w:rPr>
-              <w:t>Dữ liệu</w:t>
-            </w:r>
-          </w:p>
-        </w:tc>
-        <w:tc>
-          <w:tcPr>
-            <w:tcW w:type="dxa" w:w="3572"/>
-          </w:tcPr>
-          <w:p>
-            <w:pPr>
-              <w:pStyle w:val="Compact"/>
-              <w:spacing w:before="20" w:after="20"/>
-            </w:pPr>
-            <w:r>
-              <w:rPr>
-                <w:sz w:val="18"/>
-              </w:rPr>
-              <w:t>lược đồ hình sao · bảng dữ kiện · bảng chiều</w:t>
-            </w:r>
-          </w:p>
-        </w:tc>
-        <w:tc>
-          <w:tcPr>
-            <w:tcW w:type="dxa" w:w="3061"/>
-          </w:tcPr>
-          <w:p>
-            <w:pPr>
-              <w:pStyle w:val="Compact"/>
-              <w:spacing w:before="20" w:after="20"/>
-            </w:pPr>
-            <w:r>
-              <w:rPr>
-                <w:sz w:val="18"/>
-              </w:rPr>
-              <w:t>star schema · fact table · dimension table</w:t>
-            </w:r>
-          </w:p>
-        </w:tc>
-        <w:tc>
-          <w:tcPr>
-            <w:tcW w:type="dxa" w:w="2154"/>
-          </w:tcPr>
-          <w:p>
-            <w:pPr>
-              <w:pStyle w:val="Compact"/>
-              <w:spacing w:before="20" w:after="20"/>
-            </w:pPr>
-            <w:r>
-              <w:rPr>
-                <w:sz w:val="18"/>
-              </w:rPr>
-              <w:t>giáo trình CSDL / kho dữ liệu</w:t>
+              <w:t>bài giảng mô hình dữ liệu đa chiều; NEU TIKT1122 (kho dữ liệu, tri thức kinh doanh)</w:t>
             </w:r>
           </w:p>
         </w:tc>
